--- a/docs/Documentacao-Mariana-Valeria.docx
+++ b/docs/Documentacao-Mariana-Valeria.docx
@@ -248,7 +248,7 @@
           <w:sz w:val="28"/>
           <w:szCs w:val="28"/>
         </w:rPr>
-        <w:t>Nome do seu projeto</w:t>
+        <w:t>Pulso Urbano</w:t>
       </w:r>
       <w:r>
         <w:rPr>
@@ -263,6 +263,7 @@
     </w:p>
     <w:p>
       <w:pPr>
+        <w:ind w:firstLine="0"/>
         <w:jc w:val="center"/>
         <w:rPr>
           <w:rFonts w:cs="Arial"/>
@@ -275,6 +276,7 @@
     </w:p>
     <w:p>
       <w:pPr>
+        <w:ind w:firstLine="0"/>
         <w:jc w:val="center"/>
         <w:rPr>
           <w:rFonts w:cs="Arial"/>
@@ -287,6 +289,7 @@
     </w:p>
     <w:p>
       <w:pPr>
+        <w:ind w:firstLine="0"/>
         <w:jc w:val="center"/>
         <w:rPr>
           <w:rFonts w:cs="Arial"/>
@@ -299,6 +302,7 @@
     </w:p>
     <w:p>
       <w:pPr>
+        <w:ind w:firstLine="0"/>
         <w:jc w:val="center"/>
         <w:rPr>
           <w:rFonts w:cs="Arial"/>
@@ -311,6 +315,7 @@
     </w:p>
     <w:p>
       <w:pPr>
+        <w:ind w:firstLine="0"/>
         <w:jc w:val="center"/>
         <w:rPr>
           <w:rFonts w:cs="Arial"/>
@@ -323,6 +328,7 @@
     </w:p>
     <w:p>
       <w:pPr>
+        <w:ind w:firstLine="0"/>
         <w:jc w:val="center"/>
         <w:rPr>
           <w:rFonts w:cs="Arial"/>
@@ -335,6 +341,7 @@
     </w:p>
     <w:p>
       <w:pPr>
+        <w:ind w:firstLine="0"/>
         <w:jc w:val="center"/>
         <w:rPr>
           <w:rFonts w:cs="Arial"/>
@@ -347,6 +354,7 @@
     </w:p>
     <w:p>
       <w:pPr>
+        <w:ind w:firstLine="0"/>
         <w:jc w:val="center"/>
         <w:rPr>
           <w:rFonts w:cs="Arial"/>
@@ -359,6 +367,7 @@
     </w:p>
     <w:p>
       <w:pPr>
+        <w:ind w:firstLine="0"/>
         <w:jc w:val="center"/>
         <w:rPr>
           <w:rFonts w:cs="Arial"/>
@@ -371,6 +380,7 @@
     </w:p>
     <w:p>
       <w:pPr>
+        <w:ind w:firstLine="0"/>
         <w:jc w:val="center"/>
         <w:rPr>
           <w:rFonts w:cs="Arial"/>
@@ -444,315 +454,314 @@
     </w:p>
     <w:p>
       <w:pPr>
+        <w:jc w:val="both"/>
+        <w:rPr>
+          <w:b/>
+          <w:bCs/>
+        </w:rPr>
+      </w:pPr>
+    </w:p>
+    <w:p>
+      <w:pPr>
+        <w:jc w:val="both"/>
+        <w:rPr>
+          <w:b/>
+          <w:bCs/>
+        </w:rPr>
+      </w:pPr>
+    </w:p>
+    <w:p>
+      <w:pPr>
+        <w:jc w:val="both"/>
+        <w:rPr>
+          <w:b/>
+          <w:bCs/>
+        </w:rPr>
+      </w:pPr>
+    </w:p>
+    <w:p>
+      <w:pPr>
+        <w:jc w:val="both"/>
+        <w:rPr>
+          <w:b/>
+          <w:bCs/>
+        </w:rPr>
+      </w:pPr>
+    </w:p>
+    <w:p>
+      <w:pPr>
+        <w:jc w:val="both"/>
+        <w:rPr>
+          <w:b/>
+          <w:bCs/>
+        </w:rPr>
+      </w:pPr>
+    </w:p>
+    <w:p>
+      <w:pPr>
+        <w:jc w:val="both"/>
+        <w:rPr>
+          <w:b/>
+          <w:bCs/>
+        </w:rPr>
+      </w:pPr>
+    </w:p>
+    <w:p>
+      <w:pPr>
+        <w:jc w:val="both"/>
+        <w:rPr>
+          <w:b/>
+          <w:bCs/>
+        </w:rPr>
+      </w:pPr>
+    </w:p>
+    <w:p>
+      <w:pPr>
+        <w:jc w:val="both"/>
+        <w:rPr>
+          <w:b/>
+          <w:bCs/>
+        </w:rPr>
+      </w:pPr>
+    </w:p>
+    <w:p>
+      <w:pPr>
+        <w:jc w:val="both"/>
+        <w:rPr>
+          <w:b/>
+          <w:bCs/>
+        </w:rPr>
+      </w:pPr>
+    </w:p>
+    <w:p>
+      <w:pPr>
+        <w:jc w:val="both"/>
+        <w:rPr>
+          <w:b/>
+          <w:bCs/>
+        </w:rPr>
+      </w:pPr>
+    </w:p>
+    <w:p>
+      <w:pPr>
+        <w:jc w:val="both"/>
+        <w:rPr>
+          <w:b/>
+          <w:bCs/>
+        </w:rPr>
+      </w:pPr>
+    </w:p>
+    <w:p>
+      <w:pPr>
+        <w:jc w:val="both"/>
+        <w:rPr>
+          <w:b/>
+          <w:bCs/>
+        </w:rPr>
+      </w:pPr>
+    </w:p>
+    <w:p>
+      <w:pPr>
+        <w:jc w:val="both"/>
+        <w:rPr>
+          <w:b/>
+          <w:bCs/>
+        </w:rPr>
+      </w:pPr>
+    </w:p>
+    <w:p>
+      <w:pPr>
+        <w:jc w:val="both"/>
+        <w:rPr>
+          <w:b/>
+          <w:bCs/>
+        </w:rPr>
+      </w:pPr>
+    </w:p>
+    <w:p>
+      <w:pPr>
+        <w:jc w:val="both"/>
+        <w:rPr>
+          <w:b/>
+          <w:bCs/>
+        </w:rPr>
+      </w:pPr>
+    </w:p>
+    <w:p>
+      <w:pPr>
+        <w:jc w:val="both"/>
+        <w:rPr>
+          <w:b/>
+          <w:bCs/>
+        </w:rPr>
+      </w:pPr>
+    </w:p>
+    <w:p>
+      <w:pPr>
+        <w:jc w:val="both"/>
+        <w:rPr>
+          <w:b/>
+          <w:bCs/>
+        </w:rPr>
+      </w:pPr>
+    </w:p>
+    <w:p>
+      <w:pPr>
+        <w:jc w:val="both"/>
+        <w:rPr>
+          <w:b/>
+          <w:bCs/>
+        </w:rPr>
+      </w:pPr>
+    </w:p>
+    <w:p>
+      <w:pPr>
+        <w:jc w:val="both"/>
+        <w:rPr>
+          <w:b/>
+          <w:bCs/>
+        </w:rPr>
+      </w:pPr>
+    </w:p>
+    <w:p>
+      <w:pPr>
+        <w:jc w:val="both"/>
+        <w:rPr>
+          <w:b/>
+          <w:bCs/>
+        </w:rPr>
+      </w:pPr>
+    </w:p>
+    <w:p>
+      <w:pPr>
+        <w:jc w:val="both"/>
+        <w:rPr>
+          <w:b/>
+          <w:bCs/>
+        </w:rPr>
+      </w:pPr>
+    </w:p>
+    <w:p>
+      <w:pPr>
+        <w:jc w:val="both"/>
+        <w:rPr>
+          <w:b/>
+          <w:bCs/>
+        </w:rPr>
+      </w:pPr>
+    </w:p>
+    <w:p>
+      <w:pPr>
+        <w:jc w:val="both"/>
+        <w:rPr>
+          <w:b/>
+          <w:bCs/>
+        </w:rPr>
+      </w:pPr>
+    </w:p>
+    <w:p>
+      <w:pPr>
+        <w:jc w:val="both"/>
+        <w:rPr>
+          <w:b/>
+          <w:bCs/>
+        </w:rPr>
+      </w:pPr>
+    </w:p>
+    <w:p>
+      <w:pPr>
+        <w:jc w:val="both"/>
+        <w:rPr>
+          <w:b/>
+          <w:bCs/>
+        </w:rPr>
+      </w:pPr>
+    </w:p>
+    <w:p>
+      <w:pPr>
+        <w:jc w:val="both"/>
+        <w:rPr>
+          <w:b/>
+          <w:bCs/>
+        </w:rPr>
+      </w:pPr>
+    </w:p>
+    <w:p>
+      <w:pPr>
+        <w:jc w:val="both"/>
+        <w:rPr>
+          <w:b/>
+          <w:bCs/>
+        </w:rPr>
+      </w:pPr>
+    </w:p>
+    <w:p>
+      <w:pPr>
+        <w:jc w:val="both"/>
+        <w:rPr>
+          <w:b/>
+          <w:bCs/>
+        </w:rPr>
+      </w:pPr>
+    </w:p>
+    <w:p>
+      <w:pPr>
+        <w:jc w:val="both"/>
+        <w:rPr>
+          <w:b/>
+          <w:bCs/>
+        </w:rPr>
+      </w:pPr>
+    </w:p>
+    <w:p>
+      <w:pPr>
+        <w:jc w:val="both"/>
+        <w:rPr>
+          <w:b/>
+          <w:bCs/>
+        </w:rPr>
+      </w:pPr>
+    </w:p>
+    <w:p>
+      <w:pPr>
+        <w:jc w:val="both"/>
+        <w:rPr>
+          <w:b/>
+          <w:bCs/>
+        </w:rPr>
+      </w:pPr>
+    </w:p>
+    <w:p>
+      <w:pPr>
+        <w:jc w:val="both"/>
+        <w:rPr>
+          <w:b/>
+          <w:bCs/>
+        </w:rPr>
+      </w:pPr>
+    </w:p>
+    <w:p>
+      <w:pPr>
+        <w:jc w:val="both"/>
+        <w:rPr>
+          <w:b/>
+          <w:bCs/>
+        </w:rPr>
+      </w:pPr>
+    </w:p>
+    <w:p>
+      <w:pPr>
         <w:ind w:firstLine="0"/>
         <w:rPr>
           <w:b/>
           <w:bCs/>
         </w:rPr>
       </w:pPr>
-    </w:p>
-    <w:p>
-      <w:pPr>
-        <w:ind w:firstLine="0"/>
-        <w:rPr>
-          <w:b/>
-          <w:bCs/>
-        </w:rPr>
-      </w:pPr>
-    </w:p>
-    <w:p>
-      <w:pPr>
-        <w:ind w:firstLine="0"/>
-        <w:rPr>
-          <w:b/>
-          <w:bCs/>
-        </w:rPr>
-      </w:pPr>
-    </w:p>
-    <w:p>
-      <w:pPr>
-        <w:ind w:firstLine="0"/>
-        <w:rPr>
-          <w:b/>
-          <w:bCs/>
-        </w:rPr>
-      </w:pPr>
-    </w:p>
-    <w:p>
-      <w:pPr>
-        <w:ind w:firstLine="0"/>
-        <w:rPr>
-          <w:b/>
-          <w:bCs/>
-        </w:rPr>
-      </w:pPr>
-    </w:p>
-    <w:p>
-      <w:pPr>
-        <w:ind w:firstLine="0"/>
-        <w:rPr>
-          <w:b/>
-          <w:bCs/>
-        </w:rPr>
-      </w:pPr>
-    </w:p>
-    <w:p>
-      <w:pPr>
-        <w:ind w:firstLine="0"/>
-        <w:rPr>
-          <w:b/>
-          <w:bCs/>
-        </w:rPr>
-      </w:pPr>
-    </w:p>
-    <w:p>
-      <w:pPr>
-        <w:ind w:firstLine="0"/>
-        <w:rPr>
-          <w:b/>
-          <w:bCs/>
-        </w:rPr>
-      </w:pPr>
-    </w:p>
-    <w:p>
-      <w:pPr>
-        <w:ind w:firstLine="0"/>
-        <w:rPr>
-          <w:b/>
-          <w:bCs/>
-        </w:rPr>
-      </w:pPr>
-    </w:p>
-    <w:p>
-      <w:pPr>
-        <w:ind w:firstLine="0"/>
-        <w:rPr>
-          <w:b/>
-          <w:bCs/>
-        </w:rPr>
-      </w:pPr>
-    </w:p>
-    <w:p>
-      <w:pPr>
-        <w:ind w:firstLine="0"/>
-        <w:rPr>
-          <w:b/>
-          <w:bCs/>
-        </w:rPr>
-      </w:pPr>
-    </w:p>
-    <w:p>
-      <w:pPr>
-        <w:ind w:firstLine="0"/>
-        <w:rPr>
-          <w:b/>
-          <w:bCs/>
-        </w:rPr>
-      </w:pPr>
-    </w:p>
-    <w:p>
-      <w:pPr>
-        <w:ind w:firstLine="0"/>
-        <w:rPr>
-          <w:b/>
-          <w:bCs/>
-        </w:rPr>
-      </w:pPr>
-    </w:p>
-    <w:p>
-      <w:pPr>
-        <w:ind w:firstLine="0"/>
-        <w:rPr>
-          <w:b/>
-          <w:bCs/>
-        </w:rPr>
-      </w:pPr>
-    </w:p>
-    <w:p>
-      <w:pPr>
-        <w:ind w:firstLine="0"/>
-        <w:rPr>
-          <w:b/>
-          <w:bCs/>
-        </w:rPr>
-      </w:pPr>
-    </w:p>
-    <w:p>
-      <w:pPr>
-        <w:ind w:firstLine="0"/>
-        <w:rPr>
-          <w:b/>
-          <w:bCs/>
-        </w:rPr>
-      </w:pPr>
-    </w:p>
-    <w:p>
-      <w:pPr>
-        <w:ind w:firstLine="0"/>
-        <w:rPr>
-          <w:b/>
-          <w:bCs/>
-        </w:rPr>
-      </w:pPr>
-    </w:p>
-    <w:p>
-      <w:pPr>
-        <w:ind w:firstLine="0"/>
-        <w:rPr>
-          <w:b/>
-          <w:bCs/>
-        </w:rPr>
-      </w:pPr>
-    </w:p>
-    <w:p>
-      <w:pPr>
-        <w:ind w:firstLine="0"/>
-        <w:rPr>
-          <w:b/>
-          <w:bCs/>
-        </w:rPr>
-      </w:pPr>
-    </w:p>
-    <w:p>
-      <w:pPr>
-        <w:ind w:firstLine="0"/>
-        <w:rPr>
-          <w:b/>
-          <w:bCs/>
-        </w:rPr>
-      </w:pPr>
-    </w:p>
-    <w:p>
-      <w:pPr>
-        <w:ind w:firstLine="0"/>
-        <w:rPr>
-          <w:b/>
-          <w:bCs/>
-        </w:rPr>
-      </w:pPr>
-    </w:p>
-    <w:p>
-      <w:pPr>
-        <w:ind w:firstLine="0"/>
-        <w:rPr>
-          <w:b/>
-          <w:bCs/>
-        </w:rPr>
-      </w:pPr>
-    </w:p>
-    <w:p>
-      <w:pPr>
-        <w:ind w:firstLine="0"/>
-        <w:rPr>
-          <w:b/>
-          <w:bCs/>
-        </w:rPr>
-      </w:pPr>
-    </w:p>
-    <w:p>
-      <w:pPr>
-        <w:ind w:firstLine="0"/>
-        <w:rPr>
-          <w:b/>
-          <w:bCs/>
-        </w:rPr>
-      </w:pPr>
-    </w:p>
-    <w:p>
-      <w:pPr>
-        <w:ind w:firstLine="0"/>
-        <w:rPr>
-          <w:b/>
-          <w:bCs/>
-        </w:rPr>
-      </w:pPr>
-    </w:p>
-    <w:p>
-      <w:pPr>
-        <w:ind w:firstLine="0"/>
-        <w:rPr>
-          <w:b/>
-          <w:bCs/>
-        </w:rPr>
-      </w:pPr>
-    </w:p>
-    <w:p>
-      <w:pPr>
-        <w:ind w:firstLine="0"/>
-        <w:rPr>
-          <w:b/>
-          <w:bCs/>
-        </w:rPr>
-      </w:pPr>
-    </w:p>
-    <w:p>
-      <w:pPr>
-        <w:ind w:firstLine="0"/>
-        <w:rPr>
-          <w:b/>
-          <w:bCs/>
-        </w:rPr>
-      </w:pPr>
-    </w:p>
-    <w:p>
-      <w:pPr>
-        <w:ind w:firstLine="0"/>
-        <w:rPr>
-          <w:b/>
-          <w:bCs/>
-        </w:rPr>
-      </w:pPr>
-    </w:p>
-    <w:p>
-      <w:pPr>
-        <w:ind w:firstLine="0"/>
-        <w:rPr>
-          <w:b/>
-          <w:bCs/>
-        </w:rPr>
-      </w:pPr>
-    </w:p>
-    <w:p>
-      <w:pPr>
-        <w:ind w:firstLine="0"/>
-        <w:rPr>
-          <w:b/>
-          <w:bCs/>
-        </w:rPr>
-      </w:pPr>
-    </w:p>
-    <w:p>
-      <w:pPr>
-        <w:ind w:firstLine="0"/>
-        <w:rPr>
-          <w:b/>
-          <w:bCs/>
-        </w:rPr>
-      </w:pPr>
-    </w:p>
-    <w:p>
-      <w:pPr>
-        <w:ind w:firstLine="0"/>
-        <w:rPr>
-          <w:b/>
-          <w:bCs/>
-        </w:rPr>
-      </w:pPr>
-    </w:p>
-    <w:p>
-      <w:pPr>
-        <w:ind w:firstLine="0"/>
-        <w:rPr>
-          <w:b/>
-          <w:bCs/>
-        </w:rPr>
-      </w:pPr>
-      <w:r>
-        <w:rPr>
-          <w:b/>
-          <w:bCs/>
-        </w:rPr>
-        <w:lastRenderedPageBreak/>
+      <w:r>
+        <w:rPr>
+          <w:b/>
+          <w:bCs/>
+        </w:rPr>
         <w:t>Lista de tabelas</w:t>
       </w:r>
       <w:r>
@@ -765,1261 +774,4307 @@
     </w:p>
     <w:p>
       <w:pPr>
-        <w:ind w:firstLine="0"/>
-        <w:rPr>
-          <w:b/>
-          <w:bCs/>
-        </w:rPr>
-      </w:pPr>
-    </w:p>
-    <w:p>
-      <w:pPr>
-        <w:ind w:firstLine="0"/>
-        <w:rPr>
-          <w:b/>
-          <w:bCs/>
-        </w:rPr>
-      </w:pPr>
-    </w:p>
-    <w:p>
-      <w:pPr>
-        <w:ind w:firstLine="0"/>
-        <w:rPr>
-          <w:b/>
-          <w:bCs/>
-        </w:rPr>
-      </w:pPr>
-    </w:p>
-    <w:p>
-      <w:pPr>
-        <w:ind w:firstLine="0"/>
-        <w:rPr>
-          <w:b/>
-          <w:bCs/>
-        </w:rPr>
-      </w:pPr>
-    </w:p>
-    <w:p>
-      <w:pPr>
-        <w:ind w:firstLine="0"/>
-        <w:rPr>
-          <w:b/>
-          <w:bCs/>
-        </w:rPr>
-      </w:pPr>
-    </w:p>
-    <w:p>
-      <w:pPr>
-        <w:ind w:firstLine="0"/>
-        <w:rPr>
-          <w:b/>
-          <w:bCs/>
-        </w:rPr>
-      </w:pPr>
-    </w:p>
-    <w:p>
-      <w:pPr>
-        <w:ind w:firstLine="0"/>
-        <w:rPr>
-          <w:b/>
-          <w:bCs/>
-        </w:rPr>
-      </w:pPr>
-    </w:p>
-    <w:p>
-      <w:pPr>
-        <w:ind w:firstLine="0"/>
-        <w:rPr>
-          <w:b/>
-          <w:bCs/>
-        </w:rPr>
-      </w:pPr>
-    </w:p>
-    <w:p>
-      <w:pPr>
-        <w:ind w:firstLine="0"/>
-        <w:rPr>
-          <w:b/>
-          <w:bCs/>
-        </w:rPr>
-      </w:pPr>
-    </w:p>
-    <w:p>
-      <w:pPr>
-        <w:ind w:firstLine="0"/>
-        <w:rPr>
-          <w:b/>
-          <w:bCs/>
-        </w:rPr>
-      </w:pPr>
-    </w:p>
-    <w:p>
-      <w:pPr>
-        <w:ind w:firstLine="0"/>
-        <w:rPr>
-          <w:b/>
-          <w:bCs/>
-        </w:rPr>
-      </w:pPr>
-    </w:p>
-    <w:p>
-      <w:pPr>
-        <w:ind w:firstLine="0"/>
-        <w:rPr>
-          <w:b/>
-          <w:bCs/>
-        </w:rPr>
-      </w:pPr>
-    </w:p>
-    <w:p>
-      <w:pPr>
-        <w:ind w:firstLine="0"/>
-        <w:rPr>
-          <w:b/>
-          <w:bCs/>
-        </w:rPr>
-      </w:pPr>
-    </w:p>
-    <w:p>
-      <w:pPr>
-        <w:ind w:firstLine="0"/>
-        <w:rPr>
-          <w:b/>
-          <w:bCs/>
-        </w:rPr>
-      </w:pPr>
-    </w:p>
-    <w:p>
-      <w:pPr>
-        <w:ind w:firstLine="0"/>
-        <w:rPr>
-          <w:b/>
-          <w:bCs/>
-        </w:rPr>
-      </w:pPr>
-    </w:p>
-    <w:p>
-      <w:pPr>
-        <w:ind w:firstLine="0"/>
-        <w:rPr>
-          <w:b/>
-          <w:bCs/>
-        </w:rPr>
-      </w:pPr>
-    </w:p>
-    <w:p>
-      <w:pPr>
-        <w:ind w:firstLine="0"/>
-        <w:rPr>
-          <w:b/>
-          <w:bCs/>
-        </w:rPr>
-      </w:pPr>
-    </w:p>
-    <w:p>
-      <w:pPr>
-        <w:ind w:firstLine="0"/>
-        <w:rPr>
-          <w:b/>
-          <w:bCs/>
-        </w:rPr>
-      </w:pPr>
-    </w:p>
-    <w:p>
-      <w:pPr>
-        <w:ind w:firstLine="0"/>
-        <w:rPr>
-          <w:b/>
-          <w:bCs/>
-        </w:rPr>
-      </w:pPr>
-    </w:p>
-    <w:p>
-      <w:pPr>
-        <w:ind w:firstLine="0"/>
-        <w:rPr>
-          <w:b/>
-          <w:bCs/>
-        </w:rPr>
-      </w:pPr>
-    </w:p>
-    <w:p>
-      <w:pPr>
-        <w:ind w:firstLine="0"/>
-        <w:rPr>
-          <w:b/>
-          <w:bCs/>
-        </w:rPr>
-      </w:pPr>
-    </w:p>
-    <w:p>
-      <w:pPr>
-        <w:ind w:firstLine="0"/>
-        <w:rPr>
-          <w:b/>
-          <w:bCs/>
-        </w:rPr>
-      </w:pPr>
-    </w:p>
-    <w:p>
-      <w:pPr>
-        <w:ind w:firstLine="0"/>
-        <w:rPr>
-          <w:b/>
-          <w:bCs/>
-        </w:rPr>
-      </w:pPr>
-    </w:p>
-    <w:p>
-      <w:pPr>
-        <w:ind w:firstLine="0"/>
-        <w:rPr>
-          <w:b/>
-          <w:bCs/>
-        </w:rPr>
-      </w:pPr>
-    </w:p>
-    <w:p>
-      <w:pPr>
-        <w:ind w:firstLine="0"/>
-        <w:rPr>
-          <w:b/>
-          <w:bCs/>
-        </w:rPr>
-      </w:pPr>
-    </w:p>
-    <w:p>
-      <w:pPr>
-        <w:ind w:firstLine="0"/>
-        <w:rPr>
-          <w:b/>
-          <w:bCs/>
-        </w:rPr>
-      </w:pPr>
-    </w:p>
-    <w:p>
-      <w:pPr>
-        <w:ind w:firstLine="0"/>
-        <w:rPr>
-          <w:b/>
-          <w:bCs/>
-        </w:rPr>
-      </w:pPr>
-    </w:p>
-    <w:p>
-      <w:pPr>
-        <w:ind w:firstLine="0"/>
-        <w:rPr>
-          <w:b/>
-          <w:bCs/>
-        </w:rPr>
-      </w:pPr>
-    </w:p>
-    <w:p>
-      <w:pPr>
-        <w:ind w:firstLine="0"/>
-        <w:rPr>
-          <w:b/>
-          <w:bCs/>
-        </w:rPr>
-      </w:pPr>
-    </w:p>
-    <w:p>
-      <w:pPr>
-        <w:ind w:firstLine="0"/>
-        <w:rPr>
-          <w:b/>
-          <w:bCs/>
-        </w:rPr>
-      </w:pPr>
-    </w:p>
-    <w:p>
-      <w:pPr>
-        <w:ind w:firstLine="0"/>
-        <w:rPr>
-          <w:b/>
-          <w:bCs/>
-        </w:rPr>
-      </w:pPr>
-    </w:p>
-    <w:p>
-      <w:pPr>
-        <w:ind w:firstLine="0"/>
-        <w:rPr>
-          <w:b/>
-          <w:bCs/>
-        </w:rPr>
-      </w:pPr>
-    </w:p>
-    <w:p>
-      <w:pPr>
-        <w:ind w:firstLine="0"/>
-        <w:rPr>
-          <w:b/>
-          <w:bCs/>
-        </w:rPr>
-      </w:pPr>
-      <w:r>
-        <w:rPr>
-          <w:b/>
-          <w:bCs/>
-        </w:rPr>
-        <w:lastRenderedPageBreak/>
-        <w:t>Sumário</w:t>
-      </w:r>
-    </w:p>
-    <w:p>
-      <w:pPr>
-        <w:ind w:firstLine="0"/>
-        <w:rPr>
-          <w:b/>
-          <w:bCs/>
-        </w:rPr>
-      </w:pPr>
-    </w:p>
-    <w:p>
-      <w:pPr>
-        <w:ind w:firstLine="0"/>
-        <w:rPr>
-          <w:b/>
-          <w:bCs/>
-        </w:rPr>
-      </w:pPr>
-    </w:p>
-    <w:p>
-      <w:pPr>
-        <w:ind w:firstLine="0"/>
-        <w:rPr>
-          <w:b/>
-          <w:bCs/>
-        </w:rPr>
-      </w:pPr>
-    </w:p>
-    <w:p>
-      <w:pPr>
-        <w:ind w:firstLine="0"/>
-        <w:rPr>
-          <w:b/>
-          <w:bCs/>
-        </w:rPr>
-      </w:pPr>
-    </w:p>
-    <w:p>
-      <w:pPr>
-        <w:ind w:firstLine="0"/>
-        <w:rPr>
-          <w:b/>
-          <w:bCs/>
-        </w:rPr>
-      </w:pPr>
-    </w:p>
-    <w:p>
-      <w:pPr>
-        <w:ind w:firstLine="0"/>
-        <w:rPr>
-          <w:b/>
-          <w:bCs/>
-        </w:rPr>
-      </w:pPr>
-    </w:p>
-    <w:p>
-      <w:pPr>
-        <w:ind w:firstLine="0"/>
-        <w:rPr>
-          <w:b/>
-          <w:bCs/>
-        </w:rPr>
-      </w:pPr>
-    </w:p>
-    <w:p>
-      <w:pPr>
-        <w:ind w:firstLine="0"/>
-        <w:rPr>
-          <w:b/>
-          <w:bCs/>
-        </w:rPr>
-      </w:pPr>
-    </w:p>
-    <w:p>
-      <w:pPr>
-        <w:ind w:firstLine="0"/>
-        <w:rPr>
-          <w:b/>
-          <w:bCs/>
-        </w:rPr>
-      </w:pPr>
-    </w:p>
-    <w:p>
-      <w:pPr>
-        <w:ind w:firstLine="0"/>
-        <w:rPr>
-          <w:b/>
-          <w:bCs/>
-        </w:rPr>
-      </w:pPr>
-    </w:p>
-    <w:p>
-      <w:pPr>
-        <w:ind w:firstLine="0"/>
-        <w:rPr>
-          <w:b/>
-          <w:bCs/>
-        </w:rPr>
-      </w:pPr>
-    </w:p>
-    <w:p>
-      <w:pPr>
-        <w:ind w:firstLine="0"/>
-        <w:rPr>
-          <w:b/>
-          <w:bCs/>
-        </w:rPr>
-      </w:pPr>
-    </w:p>
-    <w:p>
-      <w:pPr>
-        <w:ind w:firstLine="0"/>
-        <w:rPr>
-          <w:b/>
-          <w:bCs/>
-        </w:rPr>
-      </w:pPr>
-    </w:p>
-    <w:p>
-      <w:pPr>
-        <w:ind w:firstLine="0"/>
-        <w:rPr>
-          <w:b/>
-          <w:bCs/>
-        </w:rPr>
-      </w:pPr>
-    </w:p>
-    <w:p>
-      <w:pPr>
-        <w:ind w:firstLine="0"/>
-        <w:rPr>
-          <w:b/>
-          <w:bCs/>
-        </w:rPr>
-      </w:pPr>
-    </w:p>
-    <w:p>
-      <w:pPr>
-        <w:ind w:firstLine="0"/>
-        <w:rPr>
-          <w:b/>
-          <w:bCs/>
-        </w:rPr>
-      </w:pPr>
-    </w:p>
-    <w:p>
-      <w:pPr>
-        <w:ind w:firstLine="0"/>
-        <w:rPr>
-          <w:b/>
-          <w:bCs/>
-        </w:rPr>
-      </w:pPr>
-    </w:p>
-    <w:p>
-      <w:pPr>
-        <w:ind w:firstLine="0"/>
-        <w:rPr>
-          <w:b/>
-          <w:bCs/>
-        </w:rPr>
-      </w:pPr>
-    </w:p>
-    <w:p>
-      <w:pPr>
-        <w:ind w:firstLine="0"/>
-        <w:rPr>
-          <w:b/>
-          <w:bCs/>
-        </w:rPr>
-      </w:pPr>
-    </w:p>
-    <w:p>
-      <w:pPr>
-        <w:ind w:firstLine="0"/>
-        <w:rPr>
-          <w:b/>
-          <w:bCs/>
-        </w:rPr>
-      </w:pPr>
-    </w:p>
-    <w:p>
-      <w:pPr>
-        <w:ind w:firstLine="0"/>
-        <w:rPr>
-          <w:b/>
-          <w:bCs/>
-        </w:rPr>
-      </w:pPr>
-    </w:p>
-    <w:p>
-      <w:pPr>
-        <w:ind w:firstLine="0"/>
-        <w:rPr>
-          <w:b/>
-          <w:bCs/>
-        </w:rPr>
-      </w:pPr>
-    </w:p>
-    <w:p>
-      <w:pPr>
-        <w:ind w:firstLine="0"/>
-        <w:rPr>
-          <w:b/>
-          <w:bCs/>
-        </w:rPr>
-      </w:pPr>
-    </w:p>
-    <w:p>
-      <w:pPr>
-        <w:ind w:firstLine="0"/>
-        <w:rPr>
-          <w:b/>
-          <w:bCs/>
-        </w:rPr>
-      </w:pPr>
-    </w:p>
-    <w:p>
-      <w:pPr>
-        <w:ind w:firstLine="0"/>
-        <w:rPr>
-          <w:b/>
-          <w:bCs/>
-        </w:rPr>
-      </w:pPr>
-    </w:p>
-    <w:p>
-      <w:pPr>
-        <w:ind w:firstLine="0"/>
-        <w:rPr>
-          <w:b/>
-          <w:bCs/>
-        </w:rPr>
-      </w:pPr>
-    </w:p>
-    <w:p>
-      <w:pPr>
-        <w:ind w:firstLine="0"/>
-        <w:rPr>
-          <w:b/>
-          <w:bCs/>
-        </w:rPr>
-      </w:pPr>
-    </w:p>
-    <w:p>
-      <w:pPr>
-        <w:ind w:firstLine="0"/>
-        <w:rPr>
-          <w:b/>
-          <w:bCs/>
-        </w:rPr>
-      </w:pPr>
-    </w:p>
-    <w:p>
-      <w:pPr>
-        <w:ind w:firstLine="0"/>
-        <w:rPr>
-          <w:b/>
-          <w:bCs/>
-        </w:rPr>
-      </w:pPr>
-    </w:p>
-    <w:p>
-      <w:pPr>
-        <w:ind w:firstLine="0"/>
-        <w:rPr>
-          <w:b/>
-          <w:bCs/>
-        </w:rPr>
-      </w:pPr>
-    </w:p>
-    <w:p>
-      <w:pPr>
-        <w:ind w:firstLine="0"/>
-        <w:rPr>
-          <w:b/>
-          <w:bCs/>
-        </w:rPr>
-      </w:pPr>
-    </w:p>
-    <w:p>
-      <w:pPr>
-        <w:ind w:firstLine="0"/>
-        <w:rPr>
-          <w:b/>
-          <w:bCs/>
-        </w:rPr>
-      </w:pPr>
-    </w:p>
-    <w:p>
-      <w:pPr>
-        <w:ind w:firstLine="0"/>
-        <w:rPr>
-          <w:b/>
-          <w:bCs/>
-        </w:rPr>
-      </w:pPr>
-    </w:p>
-    <w:p>
-      <w:pPr>
-        <w:ind w:firstLine="0"/>
-        <w:rPr>
-          <w:b/>
-          <w:bCs/>
-        </w:rPr>
-      </w:pPr>
-      <w:r>
-        <w:rPr>
-          <w:b/>
-          <w:bCs/>
-        </w:rPr>
+        <w:jc w:val="center"/>
+        <w:rPr>
+          <w:b/>
+          <w:bCs/>
+        </w:rPr>
+      </w:pPr>
+    </w:p>
+    <w:p>
+      <w:pPr>
+        <w:jc w:val="center"/>
+        <w:rPr>
+          <w:b/>
+          <w:bCs/>
+        </w:rPr>
+      </w:pPr>
+    </w:p>
+    <w:p>
+      <w:pPr>
+        <w:jc w:val="center"/>
+        <w:rPr>
+          <w:b/>
+          <w:bCs/>
+        </w:rPr>
+      </w:pPr>
+    </w:p>
+    <w:p>
+      <w:pPr>
+        <w:jc w:val="center"/>
+        <w:rPr>
+          <w:b/>
+          <w:bCs/>
+        </w:rPr>
+      </w:pPr>
+    </w:p>
+    <w:p>
+      <w:pPr>
+        <w:jc w:val="center"/>
+        <w:rPr>
+          <w:b/>
+          <w:bCs/>
+        </w:rPr>
+      </w:pPr>
+    </w:p>
+    <w:p>
+      <w:pPr>
+        <w:jc w:val="center"/>
+        <w:rPr>
+          <w:b/>
+          <w:bCs/>
+        </w:rPr>
+      </w:pPr>
+    </w:p>
+    <w:p>
+      <w:pPr>
+        <w:jc w:val="center"/>
+        <w:rPr>
+          <w:b/>
+          <w:bCs/>
+        </w:rPr>
+      </w:pPr>
+    </w:p>
+    <w:p>
+      <w:pPr>
+        <w:jc w:val="center"/>
+        <w:rPr>
+          <w:b/>
+          <w:bCs/>
+        </w:rPr>
+      </w:pPr>
+    </w:p>
+    <w:p>
+      <w:pPr>
+        <w:jc w:val="center"/>
+        <w:rPr>
+          <w:b/>
+          <w:bCs/>
+        </w:rPr>
+      </w:pPr>
+    </w:p>
+    <w:p>
+      <w:pPr>
+        <w:jc w:val="center"/>
+        <w:rPr>
+          <w:b/>
+          <w:bCs/>
+        </w:rPr>
+      </w:pPr>
+    </w:p>
+    <w:p>
+      <w:pPr>
+        <w:jc w:val="center"/>
+        <w:rPr>
+          <w:b/>
+          <w:bCs/>
+        </w:rPr>
+      </w:pPr>
+    </w:p>
+    <w:p>
+      <w:pPr>
+        <w:jc w:val="center"/>
+        <w:rPr>
+          <w:b/>
+          <w:bCs/>
+        </w:rPr>
+      </w:pPr>
+    </w:p>
+    <w:p>
+      <w:pPr>
+        <w:jc w:val="center"/>
+        <w:rPr>
+          <w:b/>
+          <w:bCs/>
+        </w:rPr>
+      </w:pPr>
+    </w:p>
+    <w:p>
+      <w:pPr>
+        <w:jc w:val="center"/>
+        <w:rPr>
+          <w:b/>
+          <w:bCs/>
+        </w:rPr>
+      </w:pPr>
+    </w:p>
+    <w:p>
+      <w:pPr>
+        <w:jc w:val="center"/>
+        <w:rPr>
+          <w:b/>
+          <w:bCs/>
+        </w:rPr>
+      </w:pPr>
+    </w:p>
+    <w:p>
+      <w:pPr>
+        <w:jc w:val="center"/>
+        <w:rPr>
+          <w:b/>
+          <w:bCs/>
+        </w:rPr>
+      </w:pPr>
+    </w:p>
+    <w:p>
+      <w:pPr>
+        <w:jc w:val="center"/>
+        <w:rPr>
+          <w:b/>
+          <w:bCs/>
+        </w:rPr>
+      </w:pPr>
+    </w:p>
+    <w:p>
+      <w:pPr>
+        <w:jc w:val="center"/>
+        <w:rPr>
+          <w:b/>
+          <w:bCs/>
+        </w:rPr>
+      </w:pPr>
+    </w:p>
+    <w:p>
+      <w:pPr>
+        <w:jc w:val="center"/>
+        <w:rPr>
+          <w:b/>
+          <w:bCs/>
+        </w:rPr>
+      </w:pPr>
+    </w:p>
+    <w:p>
+      <w:pPr>
+        <w:jc w:val="center"/>
+        <w:rPr>
+          <w:b/>
+          <w:bCs/>
+        </w:rPr>
+      </w:pPr>
+    </w:p>
+    <w:p>
+      <w:pPr>
+        <w:jc w:val="center"/>
+        <w:rPr>
+          <w:b/>
+          <w:bCs/>
+        </w:rPr>
+      </w:pPr>
+    </w:p>
+    <w:p>
+      <w:pPr>
+        <w:jc w:val="center"/>
+        <w:rPr>
+          <w:b/>
+          <w:bCs/>
+        </w:rPr>
+      </w:pPr>
+    </w:p>
+    <w:p>
+      <w:pPr>
+        <w:jc w:val="center"/>
+        <w:rPr>
+          <w:b/>
+          <w:bCs/>
+        </w:rPr>
+      </w:pPr>
+    </w:p>
+    <w:p>
+      <w:pPr>
+        <w:jc w:val="center"/>
+        <w:rPr>
+          <w:b/>
+          <w:bCs/>
+        </w:rPr>
+      </w:pPr>
+    </w:p>
+    <w:p>
+      <w:pPr>
+        <w:jc w:val="center"/>
+        <w:rPr>
+          <w:b/>
+          <w:bCs/>
+        </w:rPr>
+      </w:pPr>
+    </w:p>
+    <w:p>
+      <w:pPr>
+        <w:jc w:val="center"/>
+        <w:rPr>
+          <w:b/>
+          <w:bCs/>
+        </w:rPr>
+      </w:pPr>
+    </w:p>
+    <w:p>
+      <w:pPr>
+        <w:jc w:val="center"/>
+        <w:rPr>
+          <w:b/>
+          <w:bCs/>
+        </w:rPr>
+      </w:pPr>
+    </w:p>
+    <w:p>
+      <w:pPr>
+        <w:jc w:val="center"/>
+        <w:rPr>
+          <w:b/>
+          <w:bCs/>
+        </w:rPr>
+      </w:pPr>
+    </w:p>
+    <w:p>
+      <w:pPr>
+        <w:jc w:val="center"/>
+        <w:rPr>
+          <w:b/>
+          <w:bCs/>
+        </w:rPr>
+      </w:pPr>
+    </w:p>
+    <w:p>
+      <w:pPr>
+        <w:jc w:val="center"/>
+        <w:rPr>
+          <w:b/>
+          <w:bCs/>
+        </w:rPr>
+      </w:pPr>
+    </w:p>
+    <w:p>
+      <w:pPr>
+        <w:jc w:val="center"/>
+        <w:rPr>
+          <w:b/>
+          <w:bCs/>
+        </w:rPr>
+      </w:pPr>
+    </w:p>
+    <w:p>
+      <w:pPr>
+        <w:jc w:val="center"/>
+        <w:rPr>
+          <w:b/>
+          <w:bCs/>
+        </w:rPr>
+      </w:pPr>
+    </w:p>
+    <w:p>
+      <w:pPr>
+        <w:jc w:val="both"/>
+        <w:rPr>
+          <w:b/>
+          <w:bCs/>
+        </w:rPr>
+      </w:pPr>
+    </w:p>
+    <w:sdt>
+      <w:sdtPr>
+        <w:rPr>
+          <w:rFonts w:ascii="Arial" w:eastAsiaTheme="minorHAnsi" w:hAnsi="Arial" w:cstheme="minorBidi"/>
+          <w:color w:val="auto"/>
+          <w:sz w:val="24"/>
+          <w:szCs w:val="22"/>
+          <w:lang w:eastAsia="en-US"/>
+        </w:rPr>
+        <w:id w:val="-1016764847"/>
+        <w:docPartObj>
+          <w:docPartGallery w:val="Table of Contents"/>
+          <w:docPartUnique/>
+        </w:docPartObj>
+      </w:sdtPr>
+      <w:sdtEndPr>
+        <w:rPr>
+          <w:b/>
+          <w:bCs/>
+        </w:rPr>
+      </w:sdtEndPr>
+      <w:sdtContent>
+        <w:p>
+          <w:pPr>
+            <w:pStyle w:val="CabealhodoSumrio"/>
+          </w:pPr>
+          <w:r>
+            <w:t>Sumário</w:t>
+          </w:r>
+        </w:p>
+        <w:p>
+          <w:pPr>
+            <w:pStyle w:val="Sumrio1"/>
+            <w:tabs>
+              <w:tab w:val="right" w:leader="dot" w:pos="9061"/>
+            </w:tabs>
+            <w:rPr>
+              <w:rFonts w:cstheme="minorBidi"/>
+              <w:noProof/>
+              <w:kern w:val="2"/>
+              <w:sz w:val="24"/>
+              <w:szCs w:val="24"/>
+              <w14:ligatures w14:val="standardContextual"/>
+            </w:rPr>
+          </w:pPr>
+          <w:r>
+            <w:fldChar w:fldCharType="begin"/>
+          </w:r>
+          <w:r>
+            <w:instrText xml:space="preserve"> TOC \o "1-3" \h \z \u </w:instrText>
+          </w:r>
+          <w:r>
+            <w:fldChar w:fldCharType="separate"/>
+          </w:r>
+          <w:hyperlink w:anchor="_Toc228868347" w:history="1">
+            <w:r>
+              <w:rPr>
+                <w:rStyle w:val="Hyperlink"/>
+                <w:noProof/>
+              </w:rPr>
+              <w:t>1.CONTEXTUALIZAÇÃO DO PROBLEMA</w:t>
+            </w:r>
+            <w:r>
+              <w:rPr>
+                <w:noProof/>
+                <w:webHidden/>
+              </w:rPr>
+              <w:tab/>
+            </w:r>
+            <w:r>
+              <w:rPr>
+                <w:noProof/>
+                <w:webHidden/>
+              </w:rPr>
+              <w:fldChar w:fldCharType="begin"/>
+            </w:r>
+            <w:r>
+              <w:rPr>
+                <w:noProof/>
+                <w:webHidden/>
+              </w:rPr>
+              <w:instrText xml:space="preserve"> PAGEREF _Toc228868347 \h </w:instrText>
+            </w:r>
+            <w:r>
+              <w:rPr>
+                <w:noProof/>
+                <w:webHidden/>
+              </w:rPr>
+            </w:r>
+            <w:r>
+              <w:rPr>
+                <w:noProof/>
+                <w:webHidden/>
+              </w:rPr>
+              <w:fldChar w:fldCharType="separate"/>
+            </w:r>
+            <w:r>
+              <w:rPr>
+                <w:noProof/>
+                <w:webHidden/>
+              </w:rPr>
+              <w:t>5</w:t>
+            </w:r>
+            <w:r>
+              <w:rPr>
+                <w:noProof/>
+                <w:webHidden/>
+              </w:rPr>
+              <w:fldChar w:fldCharType="end"/>
+            </w:r>
+          </w:hyperlink>
+        </w:p>
+        <w:p>
+          <w:pPr>
+            <w:pStyle w:val="Sumrio2"/>
+            <w:tabs>
+              <w:tab w:val="right" w:leader="dot" w:pos="9061"/>
+            </w:tabs>
+            <w:rPr>
+              <w:rFonts w:cstheme="minorBidi"/>
+              <w:noProof/>
+              <w:kern w:val="2"/>
+              <w:sz w:val="24"/>
+              <w:szCs w:val="24"/>
+              <w14:ligatures w14:val="standardContextual"/>
+            </w:rPr>
+          </w:pPr>
+          <w:hyperlink w:anchor="_Toc228868348" w:history="1">
+            <w:r>
+              <w:rPr>
+                <w:rStyle w:val="Hyperlink"/>
+                <w:rFonts w:ascii="Arial" w:hAnsi="Arial" w:cs="Arial"/>
+                <w:noProof/>
+              </w:rPr>
+              <w:t>Objetivo do projeto</w:t>
+            </w:r>
+            <w:r>
+              <w:rPr>
+                <w:noProof/>
+                <w:webHidden/>
+              </w:rPr>
+              <w:tab/>
+            </w:r>
+            <w:r>
+              <w:rPr>
+                <w:noProof/>
+                <w:webHidden/>
+              </w:rPr>
+              <w:fldChar w:fldCharType="begin"/>
+            </w:r>
+            <w:r>
+              <w:rPr>
+                <w:noProof/>
+                <w:webHidden/>
+              </w:rPr>
+              <w:instrText xml:space="preserve"> PAGEREF _Toc228868348 \h </w:instrText>
+            </w:r>
+            <w:r>
+              <w:rPr>
+                <w:noProof/>
+                <w:webHidden/>
+              </w:rPr>
+            </w:r>
+            <w:r>
+              <w:rPr>
+                <w:noProof/>
+                <w:webHidden/>
+              </w:rPr>
+              <w:fldChar w:fldCharType="separate"/>
+            </w:r>
+            <w:r>
+              <w:rPr>
+                <w:noProof/>
+                <w:webHidden/>
+              </w:rPr>
+              <w:t>5</w:t>
+            </w:r>
+            <w:r>
+              <w:rPr>
+                <w:noProof/>
+                <w:webHidden/>
+              </w:rPr>
+              <w:fldChar w:fldCharType="end"/>
+            </w:r>
+          </w:hyperlink>
+        </w:p>
+        <w:p>
+          <w:pPr>
+            <w:pStyle w:val="Sumrio2"/>
+            <w:tabs>
+              <w:tab w:val="right" w:leader="dot" w:pos="9061"/>
+            </w:tabs>
+            <w:rPr>
+              <w:rFonts w:cstheme="minorBidi"/>
+              <w:noProof/>
+              <w:kern w:val="2"/>
+              <w:sz w:val="24"/>
+              <w:szCs w:val="24"/>
+              <w14:ligatures w14:val="standardContextual"/>
+            </w:rPr>
+          </w:pPr>
+          <w:hyperlink w:anchor="_Toc228868349" w:history="1">
+            <w:r>
+              <w:rPr>
+                <w:rStyle w:val="Hyperlink"/>
+                <w:rFonts w:ascii="Arial" w:hAnsi="Arial" w:cs="Arial"/>
+                <w:noProof/>
+              </w:rPr>
+              <w:t>Solução proposta</w:t>
+            </w:r>
+            <w:r>
+              <w:rPr>
+                <w:noProof/>
+                <w:webHidden/>
+              </w:rPr>
+              <w:tab/>
+            </w:r>
+            <w:r>
+              <w:rPr>
+                <w:noProof/>
+                <w:webHidden/>
+              </w:rPr>
+              <w:fldChar w:fldCharType="begin"/>
+            </w:r>
+            <w:r>
+              <w:rPr>
+                <w:noProof/>
+                <w:webHidden/>
+              </w:rPr>
+              <w:instrText xml:space="preserve"> PAGEREF _Toc228868349 \h </w:instrText>
+            </w:r>
+            <w:r>
+              <w:rPr>
+                <w:noProof/>
+                <w:webHidden/>
+              </w:rPr>
+            </w:r>
+            <w:r>
+              <w:rPr>
+                <w:noProof/>
+                <w:webHidden/>
+              </w:rPr>
+              <w:fldChar w:fldCharType="separate"/>
+            </w:r>
+            <w:r>
+              <w:rPr>
+                <w:noProof/>
+                <w:webHidden/>
+              </w:rPr>
+              <w:t>5</w:t>
+            </w:r>
+            <w:r>
+              <w:rPr>
+                <w:noProof/>
+                <w:webHidden/>
+              </w:rPr>
+              <w:fldChar w:fldCharType="end"/>
+            </w:r>
+          </w:hyperlink>
+        </w:p>
+        <w:p>
+          <w:pPr>
+            <w:pStyle w:val="Sumrio2"/>
+            <w:tabs>
+              <w:tab w:val="right" w:leader="dot" w:pos="9061"/>
+            </w:tabs>
+            <w:rPr>
+              <w:rFonts w:cstheme="minorBidi"/>
+              <w:noProof/>
+              <w:kern w:val="2"/>
+              <w:sz w:val="24"/>
+              <w:szCs w:val="24"/>
+              <w14:ligatures w14:val="standardContextual"/>
+            </w:rPr>
+          </w:pPr>
+          <w:hyperlink w:anchor="_Toc228868350" w:history="1">
+            <w:r>
+              <w:rPr>
+                <w:rStyle w:val="Hyperlink"/>
+                <w:rFonts w:ascii="Arial" w:hAnsi="Arial" w:cs="Arial"/>
+                <w:noProof/>
+              </w:rPr>
+              <w:t>Funcionamento</w:t>
+            </w:r>
+            <w:r>
+              <w:rPr>
+                <w:noProof/>
+                <w:webHidden/>
+              </w:rPr>
+              <w:tab/>
+            </w:r>
+            <w:r>
+              <w:rPr>
+                <w:noProof/>
+                <w:webHidden/>
+              </w:rPr>
+              <w:fldChar w:fldCharType="begin"/>
+            </w:r>
+            <w:r>
+              <w:rPr>
+                <w:noProof/>
+                <w:webHidden/>
+              </w:rPr>
+              <w:instrText xml:space="preserve"> PAGEREF _Toc228868350 \h </w:instrText>
+            </w:r>
+            <w:r>
+              <w:rPr>
+                <w:noProof/>
+                <w:webHidden/>
+              </w:rPr>
+            </w:r>
+            <w:r>
+              <w:rPr>
+                <w:noProof/>
+                <w:webHidden/>
+              </w:rPr>
+              <w:fldChar w:fldCharType="separate"/>
+            </w:r>
+            <w:r>
+              <w:rPr>
+                <w:noProof/>
+                <w:webHidden/>
+              </w:rPr>
+              <w:t>5</w:t>
+            </w:r>
+            <w:r>
+              <w:rPr>
+                <w:noProof/>
+                <w:webHidden/>
+              </w:rPr>
+              <w:fldChar w:fldCharType="end"/>
+            </w:r>
+          </w:hyperlink>
+        </w:p>
+        <w:p>
+          <w:pPr>
+            <w:pStyle w:val="Sumrio1"/>
+            <w:tabs>
+              <w:tab w:val="right" w:leader="dot" w:pos="9061"/>
+            </w:tabs>
+            <w:rPr>
+              <w:rFonts w:cstheme="minorBidi"/>
+              <w:noProof/>
+              <w:kern w:val="2"/>
+              <w:sz w:val="24"/>
+              <w:szCs w:val="24"/>
+              <w14:ligatures w14:val="standardContextual"/>
+            </w:rPr>
+          </w:pPr>
+          <w:hyperlink w:anchor="_Toc228868351" w:history="1">
+            <w:r>
+              <w:rPr>
+                <w:rStyle w:val="Hyperlink"/>
+                <w:bCs/>
+                <w:noProof/>
+              </w:rPr>
+              <w:t>2.REQUISITOS DO SISTEMA</w:t>
+            </w:r>
+            <w:r>
+              <w:rPr>
+                <w:noProof/>
+                <w:webHidden/>
+              </w:rPr>
+              <w:tab/>
+            </w:r>
+            <w:r>
+              <w:rPr>
+                <w:noProof/>
+                <w:webHidden/>
+              </w:rPr>
+              <w:fldChar w:fldCharType="begin"/>
+            </w:r>
+            <w:r>
+              <w:rPr>
+                <w:noProof/>
+                <w:webHidden/>
+              </w:rPr>
+              <w:instrText xml:space="preserve"> PAGEREF _Toc228868351 \h </w:instrText>
+            </w:r>
+            <w:r>
+              <w:rPr>
+                <w:noProof/>
+                <w:webHidden/>
+              </w:rPr>
+            </w:r>
+            <w:r>
+              <w:rPr>
+                <w:noProof/>
+                <w:webHidden/>
+              </w:rPr>
+              <w:fldChar w:fldCharType="separate"/>
+            </w:r>
+            <w:r>
+              <w:rPr>
+                <w:noProof/>
+                <w:webHidden/>
+              </w:rPr>
+              <w:t>6</w:t>
+            </w:r>
+            <w:r>
+              <w:rPr>
+                <w:noProof/>
+                <w:webHidden/>
+              </w:rPr>
+              <w:fldChar w:fldCharType="end"/>
+            </w:r>
+          </w:hyperlink>
+        </w:p>
+        <w:p>
+          <w:pPr>
+            <w:pStyle w:val="Sumrio2"/>
+            <w:tabs>
+              <w:tab w:val="right" w:leader="dot" w:pos="9061"/>
+            </w:tabs>
+            <w:rPr>
+              <w:rFonts w:cstheme="minorBidi"/>
+              <w:noProof/>
+              <w:kern w:val="2"/>
+              <w:sz w:val="24"/>
+              <w:szCs w:val="24"/>
+              <w14:ligatures w14:val="standardContextual"/>
+            </w:rPr>
+          </w:pPr>
+          <w:hyperlink w:anchor="_Toc228868352" w:history="1">
+            <w:r>
+              <w:rPr>
+                <w:rStyle w:val="Hyperlink"/>
+                <w:rFonts w:ascii="Arial" w:hAnsi="Arial" w:cs="Arial"/>
+                <w:noProof/>
+              </w:rPr>
+              <w:t>Requisitos funcionais</w:t>
+            </w:r>
+            <w:r>
+              <w:rPr>
+                <w:noProof/>
+                <w:webHidden/>
+              </w:rPr>
+              <w:tab/>
+            </w:r>
+            <w:r>
+              <w:rPr>
+                <w:noProof/>
+                <w:webHidden/>
+              </w:rPr>
+              <w:fldChar w:fldCharType="begin"/>
+            </w:r>
+            <w:r>
+              <w:rPr>
+                <w:noProof/>
+                <w:webHidden/>
+              </w:rPr>
+              <w:instrText xml:space="preserve"> PAGEREF _Toc228868352 \h </w:instrText>
+            </w:r>
+            <w:r>
+              <w:rPr>
+                <w:noProof/>
+                <w:webHidden/>
+              </w:rPr>
+            </w:r>
+            <w:r>
+              <w:rPr>
+                <w:noProof/>
+                <w:webHidden/>
+              </w:rPr>
+              <w:fldChar w:fldCharType="separate"/>
+            </w:r>
+            <w:r>
+              <w:rPr>
+                <w:noProof/>
+                <w:webHidden/>
+              </w:rPr>
+              <w:t>7</w:t>
+            </w:r>
+            <w:r>
+              <w:rPr>
+                <w:noProof/>
+                <w:webHidden/>
+              </w:rPr>
+              <w:fldChar w:fldCharType="end"/>
+            </w:r>
+          </w:hyperlink>
+        </w:p>
+        <w:p>
+          <w:pPr>
+            <w:pStyle w:val="Sumrio2"/>
+            <w:tabs>
+              <w:tab w:val="right" w:leader="dot" w:pos="9061"/>
+            </w:tabs>
+            <w:rPr>
+              <w:rFonts w:cstheme="minorBidi"/>
+              <w:noProof/>
+              <w:kern w:val="2"/>
+              <w:sz w:val="24"/>
+              <w:szCs w:val="24"/>
+              <w14:ligatures w14:val="standardContextual"/>
+            </w:rPr>
+          </w:pPr>
+          <w:hyperlink w:anchor="_Toc228868353" w:history="1">
+            <w:r>
+              <w:rPr>
+                <w:rStyle w:val="Hyperlink"/>
+                <w:rFonts w:ascii="Arial" w:hAnsi="Arial" w:cs="Arial"/>
+                <w:noProof/>
+              </w:rPr>
+              <w:t>Requisitos não funcionais</w:t>
+            </w:r>
+            <w:r>
+              <w:rPr>
+                <w:noProof/>
+                <w:webHidden/>
+              </w:rPr>
+              <w:tab/>
+            </w:r>
+            <w:r>
+              <w:rPr>
+                <w:noProof/>
+                <w:webHidden/>
+              </w:rPr>
+              <w:fldChar w:fldCharType="begin"/>
+            </w:r>
+            <w:r>
+              <w:rPr>
+                <w:noProof/>
+                <w:webHidden/>
+              </w:rPr>
+              <w:instrText xml:space="preserve"> PAGEREF _Toc228868353 \h </w:instrText>
+            </w:r>
+            <w:r>
+              <w:rPr>
+                <w:noProof/>
+                <w:webHidden/>
+              </w:rPr>
+            </w:r>
+            <w:r>
+              <w:rPr>
+                <w:noProof/>
+                <w:webHidden/>
+              </w:rPr>
+              <w:fldChar w:fldCharType="separate"/>
+            </w:r>
+            <w:r>
+              <w:rPr>
+                <w:noProof/>
+                <w:webHidden/>
+              </w:rPr>
+              <w:t>7</w:t>
+            </w:r>
+            <w:r>
+              <w:rPr>
+                <w:noProof/>
+                <w:webHidden/>
+              </w:rPr>
+              <w:fldChar w:fldCharType="end"/>
+            </w:r>
+          </w:hyperlink>
+        </w:p>
+        <w:p>
+          <w:pPr>
+            <w:pStyle w:val="Sumrio1"/>
+            <w:tabs>
+              <w:tab w:val="right" w:leader="dot" w:pos="9061"/>
+            </w:tabs>
+            <w:rPr>
+              <w:rFonts w:cstheme="minorBidi"/>
+              <w:noProof/>
+              <w:kern w:val="2"/>
+              <w:sz w:val="24"/>
+              <w:szCs w:val="24"/>
+              <w14:ligatures w14:val="standardContextual"/>
+            </w:rPr>
+          </w:pPr>
+          <w:hyperlink w:anchor="_Toc228868354" w:history="1">
+            <w:r>
+              <w:rPr>
+                <w:rStyle w:val="Hyperlink"/>
+                <w:noProof/>
+              </w:rPr>
+              <w:t>3.LISTA DE MATÉRIAIS E EQUIPAMENTOS</w:t>
+            </w:r>
+            <w:r>
+              <w:rPr>
+                <w:noProof/>
+                <w:webHidden/>
+              </w:rPr>
+              <w:tab/>
+            </w:r>
+            <w:r>
+              <w:rPr>
+                <w:noProof/>
+                <w:webHidden/>
+              </w:rPr>
+              <w:fldChar w:fldCharType="begin"/>
+            </w:r>
+            <w:r>
+              <w:rPr>
+                <w:noProof/>
+                <w:webHidden/>
+              </w:rPr>
+              <w:instrText xml:space="preserve"> PAGEREF _Toc228868354 \h </w:instrText>
+            </w:r>
+            <w:r>
+              <w:rPr>
+                <w:noProof/>
+                <w:webHidden/>
+              </w:rPr>
+            </w:r>
+            <w:r>
+              <w:rPr>
+                <w:noProof/>
+                <w:webHidden/>
+              </w:rPr>
+              <w:fldChar w:fldCharType="separate"/>
+            </w:r>
+            <w:r>
+              <w:rPr>
+                <w:noProof/>
+                <w:webHidden/>
+              </w:rPr>
+              <w:t>8</w:t>
+            </w:r>
+            <w:r>
+              <w:rPr>
+                <w:noProof/>
+                <w:webHidden/>
+              </w:rPr>
+              <w:fldChar w:fldCharType="end"/>
+            </w:r>
+          </w:hyperlink>
+        </w:p>
+        <w:p>
+          <w:pPr>
+            <w:pStyle w:val="Sumrio1"/>
+            <w:tabs>
+              <w:tab w:val="right" w:leader="dot" w:pos="9061"/>
+            </w:tabs>
+            <w:rPr>
+              <w:rFonts w:cstheme="minorBidi"/>
+              <w:noProof/>
+              <w:kern w:val="2"/>
+              <w:sz w:val="24"/>
+              <w:szCs w:val="24"/>
+              <w14:ligatures w14:val="standardContextual"/>
+            </w:rPr>
+          </w:pPr>
+          <w:hyperlink w:anchor="_Toc228868355" w:history="1">
+            <w:r>
+              <w:rPr>
+                <w:rStyle w:val="Hyperlink"/>
+                <w:noProof/>
+              </w:rPr>
+              <w:t>4.LINGUAGEM DE PROGRAMAÇÃO</w:t>
+            </w:r>
+            <w:r>
+              <w:rPr>
+                <w:noProof/>
+                <w:webHidden/>
+              </w:rPr>
+              <w:tab/>
+            </w:r>
+            <w:r>
+              <w:rPr>
+                <w:noProof/>
+                <w:webHidden/>
+              </w:rPr>
+              <w:fldChar w:fldCharType="begin"/>
+            </w:r>
+            <w:r>
+              <w:rPr>
+                <w:noProof/>
+                <w:webHidden/>
+              </w:rPr>
+              <w:instrText xml:space="preserve"> PAGEREF _Toc228868355 \h </w:instrText>
+            </w:r>
+            <w:r>
+              <w:rPr>
+                <w:noProof/>
+                <w:webHidden/>
+              </w:rPr>
+            </w:r>
+            <w:r>
+              <w:rPr>
+                <w:noProof/>
+                <w:webHidden/>
+              </w:rPr>
+              <w:fldChar w:fldCharType="separate"/>
+            </w:r>
+            <w:r>
+              <w:rPr>
+                <w:noProof/>
+                <w:webHidden/>
+              </w:rPr>
+              <w:t>9</w:t>
+            </w:r>
+            <w:r>
+              <w:rPr>
+                <w:noProof/>
+                <w:webHidden/>
+              </w:rPr>
+              <w:fldChar w:fldCharType="end"/>
+            </w:r>
+          </w:hyperlink>
+        </w:p>
+        <w:p>
+          <w:pPr>
+            <w:pStyle w:val="Sumrio1"/>
+            <w:tabs>
+              <w:tab w:val="right" w:leader="dot" w:pos="9061"/>
+            </w:tabs>
+            <w:rPr>
+              <w:rFonts w:cstheme="minorBidi"/>
+              <w:noProof/>
+              <w:kern w:val="2"/>
+              <w:sz w:val="24"/>
+              <w:szCs w:val="24"/>
+              <w14:ligatures w14:val="standardContextual"/>
+            </w:rPr>
+          </w:pPr>
+          <w:hyperlink w:anchor="_Toc228868356" w:history="1">
+            <w:r>
+              <w:rPr>
+                <w:rStyle w:val="Hyperlink"/>
+                <w:bCs/>
+                <w:noProof/>
+              </w:rPr>
+              <w:t>5.SISTEMA OPERACIONAL</w:t>
+            </w:r>
+            <w:r>
+              <w:rPr>
+                <w:noProof/>
+                <w:webHidden/>
+              </w:rPr>
+              <w:tab/>
+            </w:r>
+            <w:r>
+              <w:rPr>
+                <w:noProof/>
+                <w:webHidden/>
+              </w:rPr>
+              <w:fldChar w:fldCharType="begin"/>
+            </w:r>
+            <w:r>
+              <w:rPr>
+                <w:noProof/>
+                <w:webHidden/>
+              </w:rPr>
+              <w:instrText xml:space="preserve"> PAGEREF _Toc228868356 \h </w:instrText>
+            </w:r>
+            <w:r>
+              <w:rPr>
+                <w:noProof/>
+                <w:webHidden/>
+              </w:rPr>
+            </w:r>
+            <w:r>
+              <w:rPr>
+                <w:noProof/>
+                <w:webHidden/>
+              </w:rPr>
+              <w:fldChar w:fldCharType="separate"/>
+            </w:r>
+            <w:r>
+              <w:rPr>
+                <w:noProof/>
+                <w:webHidden/>
+              </w:rPr>
+              <w:t>9</w:t>
+            </w:r>
+            <w:r>
+              <w:rPr>
+                <w:noProof/>
+                <w:webHidden/>
+              </w:rPr>
+              <w:fldChar w:fldCharType="end"/>
+            </w:r>
+          </w:hyperlink>
+        </w:p>
+        <w:p>
+          <w:pPr>
+            <w:pStyle w:val="Sumrio1"/>
+            <w:tabs>
+              <w:tab w:val="right" w:leader="dot" w:pos="9061"/>
+            </w:tabs>
+            <w:rPr>
+              <w:rFonts w:cstheme="minorBidi"/>
+              <w:noProof/>
+              <w:kern w:val="2"/>
+              <w:sz w:val="24"/>
+              <w:szCs w:val="24"/>
+              <w14:ligatures w14:val="standardContextual"/>
+            </w:rPr>
+          </w:pPr>
+          <w:hyperlink w:anchor="_Toc228868357" w:history="1">
+            <w:r>
+              <w:rPr>
+                <w:rStyle w:val="Hyperlink"/>
+                <w:noProof/>
+              </w:rPr>
+              <w:t>6.CRONOGRAMA DO PROJETO</w:t>
+            </w:r>
+            <w:r>
+              <w:rPr>
+                <w:noProof/>
+                <w:webHidden/>
+              </w:rPr>
+              <w:tab/>
+            </w:r>
+            <w:r>
+              <w:rPr>
+                <w:noProof/>
+                <w:webHidden/>
+              </w:rPr>
+              <w:fldChar w:fldCharType="begin"/>
+            </w:r>
+            <w:r>
+              <w:rPr>
+                <w:noProof/>
+                <w:webHidden/>
+              </w:rPr>
+              <w:instrText xml:space="preserve"> PAGEREF _Toc228868357 \h </w:instrText>
+            </w:r>
+            <w:r>
+              <w:rPr>
+                <w:noProof/>
+                <w:webHidden/>
+              </w:rPr>
+            </w:r>
+            <w:r>
+              <w:rPr>
+                <w:noProof/>
+                <w:webHidden/>
+              </w:rPr>
+              <w:fldChar w:fldCharType="separate"/>
+            </w:r>
+            <w:r>
+              <w:rPr>
+                <w:noProof/>
+                <w:webHidden/>
+              </w:rPr>
+              <w:t>10</w:t>
+            </w:r>
+            <w:r>
+              <w:rPr>
+                <w:noProof/>
+                <w:webHidden/>
+              </w:rPr>
+              <w:fldChar w:fldCharType="end"/>
+            </w:r>
+          </w:hyperlink>
+        </w:p>
+        <w:p>
+          <w:pPr>
+            <w:pStyle w:val="Sumrio1"/>
+            <w:tabs>
+              <w:tab w:val="right" w:leader="dot" w:pos="9061"/>
+            </w:tabs>
+            <w:rPr>
+              <w:rFonts w:cstheme="minorBidi"/>
+              <w:noProof/>
+              <w:kern w:val="2"/>
+              <w:sz w:val="24"/>
+              <w:szCs w:val="24"/>
+              <w14:ligatures w14:val="standardContextual"/>
+            </w:rPr>
+          </w:pPr>
+          <w:hyperlink w:anchor="_Toc228868358" w:history="1">
+            <w:r>
+              <w:rPr>
+                <w:rStyle w:val="Hyperlink"/>
+                <w:noProof/>
+              </w:rPr>
+              <w:t>7.REPOSITÓRIO GITHUB</w:t>
+            </w:r>
+            <w:r>
+              <w:rPr>
+                <w:noProof/>
+                <w:webHidden/>
+              </w:rPr>
+              <w:tab/>
+            </w:r>
+            <w:r>
+              <w:rPr>
+                <w:noProof/>
+                <w:webHidden/>
+              </w:rPr>
+              <w:fldChar w:fldCharType="begin"/>
+            </w:r>
+            <w:r>
+              <w:rPr>
+                <w:noProof/>
+                <w:webHidden/>
+              </w:rPr>
+              <w:instrText xml:space="preserve"> PAGEREF _Toc228868358 \h </w:instrText>
+            </w:r>
+            <w:r>
+              <w:rPr>
+                <w:noProof/>
+                <w:webHidden/>
+              </w:rPr>
+            </w:r>
+            <w:r>
+              <w:rPr>
+                <w:noProof/>
+                <w:webHidden/>
+              </w:rPr>
+              <w:fldChar w:fldCharType="separate"/>
+            </w:r>
+            <w:r>
+              <w:rPr>
+                <w:noProof/>
+                <w:webHidden/>
+              </w:rPr>
+              <w:t>10</w:t>
+            </w:r>
+            <w:r>
+              <w:rPr>
+                <w:noProof/>
+                <w:webHidden/>
+              </w:rPr>
+              <w:fldChar w:fldCharType="end"/>
+            </w:r>
+          </w:hyperlink>
+        </w:p>
+        <w:p>
+          <w:pPr>
+            <w:pStyle w:val="Sumrio1"/>
+            <w:tabs>
+              <w:tab w:val="right" w:leader="dot" w:pos="9061"/>
+            </w:tabs>
+            <w:rPr>
+              <w:rFonts w:cstheme="minorBidi"/>
+              <w:noProof/>
+              <w:kern w:val="2"/>
+              <w:sz w:val="24"/>
+              <w:szCs w:val="24"/>
+              <w14:ligatures w14:val="standardContextual"/>
+            </w:rPr>
+          </w:pPr>
+          <w:hyperlink w:anchor="_Toc228868359" w:history="1">
+            <w:r>
+              <w:rPr>
+                <w:rStyle w:val="Hyperlink"/>
+                <w:noProof/>
+              </w:rPr>
+              <w:t>8.REFERÊNCIAS BIBLIOGRÁFICAS</w:t>
+            </w:r>
+            <w:r>
+              <w:rPr>
+                <w:noProof/>
+                <w:webHidden/>
+              </w:rPr>
+              <w:tab/>
+            </w:r>
+            <w:r>
+              <w:rPr>
+                <w:noProof/>
+                <w:webHidden/>
+              </w:rPr>
+              <w:fldChar w:fldCharType="begin"/>
+            </w:r>
+            <w:r>
+              <w:rPr>
+                <w:noProof/>
+                <w:webHidden/>
+              </w:rPr>
+              <w:instrText xml:space="preserve"> PAGEREF _Toc228868359 \h </w:instrText>
+            </w:r>
+            <w:r>
+              <w:rPr>
+                <w:noProof/>
+                <w:webHidden/>
+              </w:rPr>
+            </w:r>
+            <w:r>
+              <w:rPr>
+                <w:noProof/>
+                <w:webHidden/>
+              </w:rPr>
+              <w:fldChar w:fldCharType="separate"/>
+            </w:r>
+            <w:r>
+              <w:rPr>
+                <w:noProof/>
+                <w:webHidden/>
+              </w:rPr>
+              <w:t>11</w:t>
+            </w:r>
+            <w:r>
+              <w:rPr>
+                <w:noProof/>
+                <w:webHidden/>
+              </w:rPr>
+              <w:fldChar w:fldCharType="end"/>
+            </w:r>
+          </w:hyperlink>
+        </w:p>
+        <w:p>
+          <w:r>
+            <w:rPr>
+              <w:b/>
+              <w:bCs/>
+            </w:rPr>
+            <w:fldChar w:fldCharType="end"/>
+          </w:r>
+        </w:p>
+      </w:sdtContent>
+    </w:sdt>
+    <w:p>
+      <w:pPr>
+        <w:jc w:val="both"/>
+        <w:rPr>
+          <w:b/>
+          <w:bCs/>
+        </w:rPr>
+      </w:pPr>
+    </w:p>
+    <w:p>
+      <w:pPr>
+        <w:jc w:val="both"/>
+        <w:rPr>
+          <w:b/>
+          <w:bCs/>
+        </w:rPr>
+      </w:pPr>
+    </w:p>
+    <w:p>
+      <w:pPr>
+        <w:jc w:val="both"/>
+        <w:rPr>
+          <w:b/>
+          <w:bCs/>
+        </w:rPr>
+      </w:pPr>
+    </w:p>
+    <w:p>
+      <w:pPr>
+        <w:jc w:val="both"/>
+        <w:rPr>
+          <w:b/>
+          <w:bCs/>
+        </w:rPr>
+      </w:pPr>
+    </w:p>
+    <w:p>
+      <w:pPr>
+        <w:jc w:val="both"/>
+        <w:rPr>
+          <w:b/>
+          <w:bCs/>
+        </w:rPr>
+      </w:pPr>
+    </w:p>
+    <w:p>
+      <w:pPr>
+        <w:jc w:val="both"/>
+        <w:rPr>
+          <w:b/>
+          <w:bCs/>
+        </w:rPr>
+      </w:pPr>
+    </w:p>
+    <w:p>
+      <w:pPr>
+        <w:jc w:val="both"/>
+        <w:rPr>
+          <w:b/>
+          <w:bCs/>
+        </w:rPr>
+      </w:pPr>
+    </w:p>
+    <w:p>
+      <w:pPr>
+        <w:jc w:val="both"/>
+        <w:rPr>
+          <w:b/>
+          <w:bCs/>
+        </w:rPr>
+      </w:pPr>
+    </w:p>
+    <w:p>
+      <w:pPr>
+        <w:jc w:val="both"/>
+        <w:rPr>
+          <w:b/>
+          <w:bCs/>
+        </w:rPr>
+      </w:pPr>
+    </w:p>
+    <w:p>
+      <w:pPr>
+        <w:jc w:val="both"/>
+        <w:rPr>
+          <w:b/>
+          <w:bCs/>
+        </w:rPr>
+      </w:pPr>
+    </w:p>
+    <w:p>
+      <w:pPr>
+        <w:jc w:val="both"/>
+        <w:rPr>
+          <w:b/>
+          <w:bCs/>
+        </w:rPr>
+      </w:pPr>
+    </w:p>
+    <w:p>
+      <w:pPr>
+        <w:jc w:val="both"/>
+        <w:rPr>
+          <w:b/>
+          <w:bCs/>
+        </w:rPr>
+      </w:pPr>
+    </w:p>
+    <w:p>
+      <w:pPr>
+        <w:jc w:val="both"/>
+        <w:rPr>
+          <w:b/>
+          <w:bCs/>
+        </w:rPr>
+      </w:pPr>
+    </w:p>
+    <w:p>
+      <w:pPr>
+        <w:jc w:val="both"/>
+        <w:rPr>
+          <w:b/>
+          <w:bCs/>
+        </w:rPr>
+      </w:pPr>
+    </w:p>
+    <w:p>
+      <w:pPr>
+        <w:jc w:val="both"/>
+        <w:rPr>
+          <w:b/>
+          <w:bCs/>
+        </w:rPr>
+      </w:pPr>
+    </w:p>
+    <w:p>
+      <w:pPr>
+        <w:jc w:val="both"/>
+        <w:rPr>
+          <w:b/>
+          <w:bCs/>
+        </w:rPr>
+      </w:pPr>
+    </w:p>
+    <w:p>
+      <w:pPr>
+        <w:pStyle w:val="Ttulo1"/>
+      </w:pPr>
+      <w:bookmarkStart w:id="0" w:name="_Toc228868347"/>
+      <w:r>
         <w:lastRenderedPageBreak/>
         <w:t>1</w:t>
       </w:r>
       <w:r>
-        <w:rPr>
-          <w:b/>
-          <w:bCs/>
-        </w:rPr>
         <w:t>.</w:t>
       </w:r>
       <w:r>
-        <w:rPr>
-          <w:b/>
-          <w:bCs/>
-        </w:rPr>
         <w:t>CONTEXTUALIZAÇÃO DO PROBLEMA</w:t>
       </w:r>
-    </w:p>
-    <w:p>
-      <w:pPr>
-        <w:jc w:val="both"/>
-      </w:pPr>
-      <w:r>
-        <w:t>Descreva o problema....</w:t>
-      </w:r>
-      <w:r>
+      <w:bookmarkEnd w:id="0"/>
+    </w:p>
+    <w:p>
+      <w:pPr>
+        <w:pStyle w:val="NormalWeb"/>
+        <w:spacing w:line="360" w:lineRule="auto"/>
+        <w:ind w:left="400" w:firstLine="709"/>
+        <w:jc w:val="both"/>
+        <w:rPr>
+          <w:rFonts w:ascii="Arial" w:hAnsi="Arial" w:cs="Arial"/>
+        </w:rPr>
+      </w:pPr>
+      <w:r>
+        <w:rPr>
+          <w:rFonts w:ascii="Arial" w:hAnsi="Arial" w:cs="Arial"/>
+        </w:rPr>
+        <w:t xml:space="preserve">A cidade de São Paulo enfrenta muitos problemas no trânsito, principalmente em cruzamentos com grande fluxo de veículos. Semáforos comuns não se adaptam bem à quantidade de carros, o que causa congestionamentos, demora e até risco de acidentes. </w:t>
+      </w:r>
+    </w:p>
+    <w:p>
+      <w:pPr>
+        <w:jc w:val="both"/>
+        <w:rPr>
+          <w:rFonts w:cs="Arial"/>
+          <w:szCs w:val="24"/>
+        </w:rPr>
+      </w:pPr>
+    </w:p>
+    <w:p>
+      <w:pPr>
+        <w:pStyle w:val="Ttulo2"/>
+        <w:rPr>
+          <w:rFonts w:ascii="Arial" w:hAnsi="Arial" w:cs="Arial"/>
+          <w:color w:val="auto"/>
+          <w:sz w:val="24"/>
+          <w:szCs w:val="24"/>
+        </w:rPr>
+      </w:pPr>
+      <w:bookmarkStart w:id="1" w:name="_Toc228868348"/>
+      <w:r>
+        <w:rPr>
+          <w:rFonts w:ascii="Arial" w:hAnsi="Arial" w:cs="Arial"/>
+          <w:color w:val="auto"/>
+          <w:sz w:val="24"/>
+          <w:szCs w:val="24"/>
+        </w:rPr>
+        <w:t>Objetivo do projeto</w:t>
+      </w:r>
+      <w:bookmarkEnd w:id="1"/>
+      <w:r>
+        <w:rPr>
+          <w:rFonts w:ascii="Arial" w:hAnsi="Arial" w:cs="Arial"/>
+          <w:color w:val="auto"/>
+          <w:sz w:val="24"/>
+          <w:szCs w:val="24"/>
+        </w:rPr>
         <w:t xml:space="preserve"> </w:t>
       </w:r>
-      <w:r>
-        <w:t xml:space="preserve">(lembre-se que o exemplo do </w:t>
+    </w:p>
+    <w:p>
+      <w:pPr>
+        <w:pStyle w:val="NormalWeb"/>
+        <w:spacing w:before="0" w:beforeAutospacing="0" w:after="0" w:afterAutospacing="0" w:line="360" w:lineRule="auto"/>
+        <w:ind w:firstLine="709"/>
+        <w:jc w:val="both"/>
+        <w:rPr>
+          <w:rFonts w:ascii="Arial" w:hAnsi="Arial" w:cs="Arial"/>
+        </w:rPr>
+      </w:pPr>
+      <w:r>
+        <w:rPr>
+          <w:rFonts w:ascii="Arial" w:hAnsi="Arial" w:cs="Arial"/>
+        </w:rPr>
+        <w:t>O projeto Pulso Urbano tem como objetivo criar um semáforo inteligente em C</w:t>
+      </w:r>
+      <w:r>
+        <w:rPr>
+          <w:rFonts w:ascii="Arial" w:hAnsi="Arial" w:cs="Arial"/>
+        </w:rPr>
+        <w:t xml:space="preserve"> </w:t>
+      </w:r>
+      <w:r>
+        <w:rPr>
+          <w:rFonts w:ascii="Arial" w:hAnsi="Arial" w:cs="Arial"/>
+        </w:rPr>
+        <w:t>que funcione de forma mais realista, mudando o tempo dos sinais de acordo com a quantidade de carros em cada via.</w:t>
+      </w:r>
+      <w:r>
+        <w:rPr>
+          <w:rFonts w:ascii="Arial" w:hAnsi="Arial" w:cs="Arial"/>
+        </w:rPr>
+        <w:t xml:space="preserve"> </w:t>
+      </w:r>
+      <w:r>
+        <w:rPr>
+          <w:rFonts w:ascii="Arial" w:hAnsi="Arial" w:cs="Arial"/>
+        </w:rPr>
+        <w:t>A ideia é que o sistema não tenha tempo fixo, mas se adapte conforme o movimento do trânsito, como se tivesse sensores.</w:t>
+      </w:r>
+    </w:p>
+    <w:p>
+      <w:pPr>
+        <w:jc w:val="both"/>
+      </w:pPr>
+    </w:p>
+    <w:p>
+      <w:pPr>
+        <w:pStyle w:val="Ttulo2"/>
+        <w:rPr>
+          <w:rFonts w:ascii="Arial" w:hAnsi="Arial" w:cs="Arial"/>
+          <w:color w:val="auto"/>
+          <w:sz w:val="24"/>
+          <w:szCs w:val="24"/>
+        </w:rPr>
+      </w:pPr>
+      <w:bookmarkStart w:id="2" w:name="_Toc228868349"/>
+      <w:r>
+        <w:rPr>
+          <w:rFonts w:ascii="Arial" w:hAnsi="Arial" w:cs="Arial"/>
+          <w:color w:val="auto"/>
+          <w:sz w:val="24"/>
+          <w:szCs w:val="24"/>
+        </w:rPr>
+        <w:t>Solução proposta</w:t>
+      </w:r>
+      <w:bookmarkEnd w:id="2"/>
+      <w:r>
+        <w:rPr>
+          <w:rFonts w:ascii="Arial" w:hAnsi="Arial" w:cs="Arial"/>
+          <w:color w:val="auto"/>
+          <w:sz w:val="24"/>
+          <w:szCs w:val="24"/>
+        </w:rPr>
+        <w:t xml:space="preserve"> </w:t>
+      </w:r>
+    </w:p>
+    <w:p>
+      <w:pPr>
+        <w:jc w:val="both"/>
+        <w:rPr>
+          <w:rFonts w:eastAsia="Times New Roman" w:cs="Arial"/>
+          <w:szCs w:val="24"/>
+          <w:lang w:eastAsia="pt-BR"/>
+        </w:rPr>
+      </w:pPr>
+      <w:r>
+        <w:rPr>
+          <w:rFonts w:eastAsia="Times New Roman" w:cs="Arial"/>
+          <w:szCs w:val="24"/>
+          <w:lang w:eastAsia="pt-BR"/>
+        </w:rPr>
+        <w:t>A solução proposta no projeto</w:t>
+      </w:r>
+      <w:r>
+        <w:rPr>
+          <w:rFonts w:eastAsia="Times New Roman" w:cs="Arial"/>
+          <w:szCs w:val="24"/>
+          <w:lang w:eastAsia="pt-BR"/>
+        </w:rPr>
+        <w:t xml:space="preserve"> </w:t>
+      </w:r>
+      <w:r>
+        <w:rPr>
+          <w:rFonts w:eastAsia="Times New Roman" w:cs="Arial"/>
+          <w:szCs w:val="24"/>
+          <w:lang w:eastAsia="pt-BR"/>
+        </w:rPr>
+        <w:t>é desenvolver um sistema de semáforo inteligente em C que consiga se adaptar ao movimento do trânsito, em vez de usar tempos fixos.</w:t>
+      </w:r>
+    </w:p>
+    <w:p>
+      <w:pPr>
+        <w:jc w:val="both"/>
+        <w:rPr>
+          <w:rFonts w:eastAsia="Times New Roman" w:cs="Arial"/>
+          <w:szCs w:val="24"/>
+          <w:lang w:eastAsia="pt-BR"/>
+        </w:rPr>
+      </w:pPr>
+      <w:r>
+        <w:rPr>
+          <w:rFonts w:eastAsia="Times New Roman" w:cs="Arial"/>
+          <w:szCs w:val="24"/>
+          <w:lang w:eastAsia="pt-BR"/>
+        </w:rPr>
+        <w:t>O sistema vai funcionar por meio de uma simulação, onde a quantidade de carros em cada via será gerada no próprio código, como se fossem sensores. Com</w:t>
+      </w:r>
+      <w:r>
+        <w:rPr>
+          <w:rFonts w:eastAsia="Times New Roman" w:cs="Arial"/>
+          <w:szCs w:val="24"/>
+          <w:lang w:eastAsia="pt-BR"/>
+        </w:rPr>
+        <w:t xml:space="preserve"> </w:t>
+      </w:r>
+      <w:r>
+        <w:rPr>
+          <w:rFonts w:eastAsia="Times New Roman" w:cs="Arial"/>
+          <w:szCs w:val="24"/>
+          <w:lang w:eastAsia="pt-BR"/>
+        </w:rPr>
+        <w:t>isso, o semáforo decide qual via deve ficar mais tempo no verde.</w:t>
+      </w:r>
+    </w:p>
+    <w:p>
+      <w:pPr>
+        <w:jc w:val="both"/>
+        <w:rPr>
+          <w:rFonts w:eastAsia="Times New Roman" w:cs="Arial"/>
+          <w:szCs w:val="24"/>
+          <w:lang w:eastAsia="pt-BR"/>
+        </w:rPr>
+      </w:pPr>
+      <w:r>
+        <w:rPr>
+          <w:rFonts w:eastAsia="Times New Roman" w:cs="Arial"/>
+          <w:szCs w:val="24"/>
+          <w:lang w:eastAsia="pt-BR"/>
+        </w:rPr>
+        <w:t>Por exemplo, se a via principal tiver mais carros, ela permanece aberta por mais tempo. Já se a via secundária começar a acumular veículos, o sistema aumenta o tempo dela automaticamente.</w:t>
+      </w:r>
+    </w:p>
+    <w:p>
+      <w:pPr>
+        <w:jc w:val="both"/>
+        <w:rPr>
+          <w:rFonts w:eastAsia="Times New Roman" w:cs="Arial"/>
+          <w:szCs w:val="24"/>
+          <w:lang w:eastAsia="pt-BR"/>
+        </w:rPr>
+      </w:pPr>
+      <w:r>
+        <w:rPr>
+          <w:rFonts w:eastAsia="Times New Roman" w:cs="Arial"/>
+          <w:szCs w:val="24"/>
+          <w:lang w:eastAsia="pt-BR"/>
+        </w:rPr>
+        <w:t>O semáforo também seguirá a sequência correta de cores (verde, amarelo e vermelho), garantindo uma troca segura entre as vias. Além disso, o sistema nunca permitirá que as duas vias fiquem abertas ao mesmo tempo, evitando acidentes.</w:t>
+      </w:r>
+    </w:p>
+    <w:p>
+      <w:pPr>
+        <w:ind w:firstLine="0"/>
+        <w:jc w:val="both"/>
+      </w:pPr>
+    </w:p>
+    <w:p>
+      <w:pPr>
+        <w:pStyle w:val="Ttulo2"/>
+        <w:rPr>
+          <w:rFonts w:ascii="Arial" w:hAnsi="Arial" w:cs="Arial"/>
+          <w:color w:val="auto"/>
+          <w:sz w:val="24"/>
+          <w:szCs w:val="24"/>
+        </w:rPr>
+      </w:pPr>
+      <w:bookmarkStart w:id="3" w:name="_Toc228868350"/>
+      <w:r>
+        <w:rPr>
+          <w:rFonts w:ascii="Arial" w:hAnsi="Arial" w:cs="Arial"/>
+          <w:color w:val="auto"/>
+          <w:sz w:val="24"/>
+          <w:szCs w:val="24"/>
+        </w:rPr>
+        <w:t>Funcionamento</w:t>
+      </w:r>
+      <w:bookmarkEnd w:id="3"/>
+    </w:p>
+    <w:p>
+      <w:pPr>
+        <w:jc w:val="both"/>
+        <w:rPr>
+          <w:rFonts w:eastAsia="Times New Roman" w:cs="Arial"/>
+          <w:szCs w:val="24"/>
+          <w:lang w:eastAsia="pt-BR"/>
+        </w:rPr>
+      </w:pPr>
+      <w:r>
+        <w:rPr>
+          <w:rFonts w:eastAsia="Times New Roman" w:cs="Arial"/>
+          <w:szCs w:val="24"/>
+          <w:lang w:eastAsia="pt-BR"/>
+        </w:rPr>
+        <w:t>O sistema do projeto funciona como um semáforo inteligente que se adapta ao movimento do trânsito em um cruzamento com duas vias: uma principal e uma secundária.</w:t>
+      </w:r>
+    </w:p>
+    <w:p>
+      <w:pPr>
+        <w:jc w:val="both"/>
+        <w:rPr>
+          <w:rFonts w:eastAsia="Times New Roman" w:cs="Arial"/>
+          <w:szCs w:val="24"/>
+          <w:lang w:eastAsia="pt-BR"/>
+        </w:rPr>
+      </w:pPr>
+      <w:r>
+        <w:rPr>
+          <w:rFonts w:eastAsia="Times New Roman" w:cs="Arial"/>
+          <w:szCs w:val="24"/>
+          <w:lang w:eastAsia="pt-BR"/>
+        </w:rPr>
+        <w:t>Du</w:t>
+      </w:r>
+      <w:r>
+        <w:rPr>
+          <w:rFonts w:eastAsia="Times New Roman" w:cs="Arial"/>
+          <w:szCs w:val="24"/>
+          <w:lang w:eastAsia="pt-BR"/>
+        </w:rPr>
+        <w:t>r</w:t>
+      </w:r>
+      <w:r>
+        <w:rPr>
+          <w:rFonts w:eastAsia="Times New Roman" w:cs="Arial"/>
+          <w:szCs w:val="24"/>
+          <w:lang w:eastAsia="pt-BR"/>
+        </w:rPr>
+        <w:t xml:space="preserve">ante a execução, o programa simula a quantidade de carros em cada via, como se estivesse recebendo informações de sensores. Com base nesses valores, o </w:t>
+      </w:r>
+      <w:r>
+        <w:rPr>
+          <w:rFonts w:eastAsia="Times New Roman" w:cs="Arial"/>
+          <w:szCs w:val="24"/>
+          <w:lang w:eastAsia="pt-BR"/>
+        </w:rPr>
+        <w:lastRenderedPageBreak/>
+        <w:t>sistema decide qual via deve ficar aberta por mais tempo. A via com mais carros recebe prioridade, enquanto a outra aguarda sua vez.</w:t>
+      </w:r>
+    </w:p>
+    <w:p>
+      <w:pPr>
+        <w:jc w:val="both"/>
+        <w:rPr>
+          <w:rFonts w:eastAsia="Times New Roman" w:cs="Arial"/>
+          <w:szCs w:val="24"/>
+          <w:lang w:eastAsia="pt-BR"/>
+        </w:rPr>
+      </w:pPr>
+      <w:r>
+        <w:rPr>
+          <w:rFonts w:eastAsia="Times New Roman" w:cs="Arial"/>
+          <w:szCs w:val="24"/>
+          <w:lang w:eastAsia="pt-BR"/>
+        </w:rPr>
+        <w:t>O funcionamento segue um ciclo contínuo. Primeiro, uma das vias fica com o sinal verde, permitindo a passagem dos veículos. Em seguida, o sinal muda para amarelo, indicando atenção e preparando a parada. Depois, passa para vermelho, enquanto a outra via recebe o sinal verde</w:t>
+      </w:r>
+      <w:r>
+        <w:rPr>
+          <w:rFonts w:eastAsia="Times New Roman" w:cs="Arial"/>
+          <w:szCs w:val="24"/>
+          <w:lang w:eastAsia="pt-BR"/>
+        </w:rPr>
+        <w:t>.</w:t>
+      </w:r>
+    </w:p>
+    <w:p>
+      <w:pPr>
+        <w:jc w:val="both"/>
+      </w:pPr>
+      <w:r>
+        <w:rPr>
+          <w:rFonts w:eastAsia="Times New Roman" w:cs="Arial"/>
+          <w:szCs w:val="24"/>
+          <w:lang w:eastAsia="pt-BR"/>
+        </w:rPr>
+        <w:t>Esse processo se repete várias vezes, sempre ajustando o tempo do sinal verde conforme a quantidade de carros em cada via. Além disso, o sistema foi planejado para ser seguro, garantindo que nunca as duas vias fiquem verdes ao mesmo tempo, evitando possíveis acidentes</w:t>
+      </w:r>
+      <w:r>
+        <w:rPr>
+          <w:rFonts w:eastAsia="Times New Roman" w:cs="Arial"/>
+          <w:szCs w:val="24"/>
+          <w:lang w:eastAsia="pt-BR"/>
+        </w:rPr>
+        <w:t>.</w:t>
+      </w:r>
+    </w:p>
+    <w:p>
+      <w:pPr>
+        <w:jc w:val="both"/>
+      </w:pPr>
+    </w:p>
+    <w:tbl>
+      <w:tblPr>
+        <w:tblStyle w:val="TabeladeGrade4-nfase6"/>
+        <w:tblW w:w="0" w:type="auto"/>
+        <w:tblLook w:val="04A0" w:firstRow="1" w:lastRow="0" w:firstColumn="1" w:lastColumn="0" w:noHBand="0" w:noVBand="1"/>
+      </w:tblPr>
+      <w:tblGrid>
+        <w:gridCol w:w="2265"/>
+        <w:gridCol w:w="2265"/>
+        <w:gridCol w:w="2265"/>
+        <w:gridCol w:w="2266"/>
+      </w:tblGrid>
+      <w:tr>
+        <w:trPr>
+          <w:cnfStyle w:val="100000000000" w:firstRow="1" w:lastRow="0" w:firstColumn="0" w:lastColumn="0" w:oddVBand="0" w:evenVBand="0" w:oddHBand="0" w:evenHBand="0" w:firstRowFirstColumn="0" w:firstRowLastColumn="0" w:lastRowFirstColumn="0" w:lastRowLastColumn="0"/>
+        </w:trPr>
+        <w:tc>
+          <w:tcPr>
+            <w:cnfStyle w:val="001000000000" w:firstRow="0" w:lastRow="0" w:firstColumn="1" w:lastColumn="0" w:oddVBand="0" w:evenVBand="0" w:oddHBand="0" w:evenHBand="0" w:firstRowFirstColumn="0" w:firstRowLastColumn="0" w:lastRowFirstColumn="0" w:lastRowLastColumn="0"/>
+            <w:tcW w:w="2265" w:type="dxa"/>
+          </w:tcPr>
+          <w:p>
+            <w:pPr>
+              <w:ind w:firstLine="0"/>
+              <w:jc w:val="both"/>
+            </w:pPr>
+            <w:r>
+              <w:t>Etapa</w:t>
+            </w:r>
+          </w:p>
+        </w:tc>
+        <w:tc>
+          <w:tcPr>
+            <w:tcW w:w="2265" w:type="dxa"/>
+          </w:tcPr>
+          <w:p>
+            <w:pPr>
+              <w:ind w:firstLine="0"/>
+              <w:jc w:val="both"/>
+              <w:cnfStyle w:val="100000000000" w:firstRow="1" w:lastRow="0" w:firstColumn="0" w:lastColumn="0" w:oddVBand="0" w:evenVBand="0" w:oddHBand="0" w:evenHBand="0" w:firstRowFirstColumn="0" w:firstRowLastColumn="0" w:lastRowFirstColumn="0" w:lastRowLastColumn="0"/>
+            </w:pPr>
+            <w:r>
+              <w:t>Via Principal</w:t>
+            </w:r>
+          </w:p>
+        </w:tc>
+        <w:tc>
+          <w:tcPr>
+            <w:tcW w:w="2265" w:type="dxa"/>
+          </w:tcPr>
+          <w:p>
+            <w:pPr>
+              <w:ind w:firstLine="0"/>
+              <w:jc w:val="both"/>
+              <w:cnfStyle w:val="100000000000" w:firstRow="1" w:lastRow="0" w:firstColumn="0" w:lastColumn="0" w:oddVBand="0" w:evenVBand="0" w:oddHBand="0" w:evenHBand="0" w:firstRowFirstColumn="0" w:firstRowLastColumn="0" w:lastRowFirstColumn="0" w:lastRowLastColumn="0"/>
+            </w:pPr>
+            <w:r>
+              <w:t>Via secundária</w:t>
+            </w:r>
+          </w:p>
+        </w:tc>
+        <w:tc>
+          <w:tcPr>
+            <w:tcW w:w="2266" w:type="dxa"/>
+          </w:tcPr>
+          <w:p>
+            <w:pPr>
+              <w:ind w:firstLine="0"/>
+              <w:jc w:val="both"/>
+              <w:cnfStyle w:val="100000000000" w:firstRow="1" w:lastRow="0" w:firstColumn="0" w:lastColumn="0" w:oddVBand="0" w:evenVBand="0" w:oddHBand="0" w:evenHBand="0" w:firstRowFirstColumn="0" w:firstRowLastColumn="0" w:lastRowFirstColumn="0" w:lastRowLastColumn="0"/>
+            </w:pPr>
+            <w:r>
+              <w:t>Ação do Sistema</w:t>
+            </w:r>
+          </w:p>
+        </w:tc>
+      </w:tr>
+      <w:tr>
+        <w:trPr>
+          <w:cnfStyle w:val="000000100000" w:firstRow="0" w:lastRow="0" w:firstColumn="0" w:lastColumn="0" w:oddVBand="0" w:evenVBand="0" w:oddHBand="1" w:evenHBand="0" w:firstRowFirstColumn="0" w:firstRowLastColumn="0" w:lastRowFirstColumn="0" w:lastRowLastColumn="0"/>
+        </w:trPr>
+        <w:tc>
+          <w:tcPr>
+            <w:cnfStyle w:val="001000000000" w:firstRow="0" w:lastRow="0" w:firstColumn="1" w:lastColumn="0" w:oddVBand="0" w:evenVBand="0" w:oddHBand="0" w:evenHBand="0" w:firstRowFirstColumn="0" w:firstRowLastColumn="0" w:lastRowFirstColumn="0" w:lastRowLastColumn="0"/>
+            <w:tcW w:w="2265" w:type="dxa"/>
+          </w:tcPr>
+          <w:p>
+            <w:pPr>
+              <w:ind w:firstLine="0"/>
+              <w:jc w:val="both"/>
+            </w:pPr>
+            <w:r>
+              <w:t>1</w:t>
+            </w:r>
+          </w:p>
+        </w:tc>
+        <w:tc>
+          <w:tcPr>
+            <w:tcW w:w="2265" w:type="dxa"/>
+          </w:tcPr>
+          <w:p>
+            <w:pPr>
+              <w:ind w:firstLine="0"/>
+              <w:jc w:val="both"/>
+              <w:cnfStyle w:val="000000100000" w:firstRow="0" w:lastRow="0" w:firstColumn="0" w:lastColumn="0" w:oddVBand="0" w:evenVBand="0" w:oddHBand="1" w:evenHBand="0" w:firstRowFirstColumn="0" w:firstRowLastColumn="0" w:lastRowFirstColumn="0" w:lastRowLastColumn="0"/>
+            </w:pPr>
+            <w:r>
+              <w:t>verde</w:t>
+            </w:r>
+          </w:p>
+        </w:tc>
+        <w:tc>
+          <w:tcPr>
+            <w:tcW w:w="2265" w:type="dxa"/>
+          </w:tcPr>
+          <w:p>
+            <w:pPr>
+              <w:ind w:firstLine="0"/>
+              <w:jc w:val="both"/>
+              <w:cnfStyle w:val="000000100000" w:firstRow="0" w:lastRow="0" w:firstColumn="0" w:lastColumn="0" w:oddVBand="0" w:evenVBand="0" w:oddHBand="1" w:evenHBand="0" w:firstRowFirstColumn="0" w:firstRowLastColumn="0" w:lastRowFirstColumn="0" w:lastRowLastColumn="0"/>
+            </w:pPr>
+            <w:r>
+              <w:t>Vermelho</w:t>
+            </w:r>
+          </w:p>
+        </w:tc>
+        <w:tc>
+          <w:tcPr>
+            <w:tcW w:w="2266" w:type="dxa"/>
+          </w:tcPr>
+          <w:p>
+            <w:pPr>
+              <w:ind w:firstLine="0"/>
+              <w:jc w:val="both"/>
+              <w:cnfStyle w:val="000000100000" w:firstRow="0" w:lastRow="0" w:firstColumn="0" w:lastColumn="0" w:oddVBand="0" w:evenVBand="0" w:oddHBand="1" w:evenHBand="0" w:firstRowFirstColumn="0" w:firstRowLastColumn="0" w:lastRowFirstColumn="0" w:lastRowLastColumn="0"/>
+            </w:pPr>
+            <w:r>
+              <w:t xml:space="preserve">Libera a via com mais carros </w:t>
+            </w:r>
+          </w:p>
+        </w:tc>
+      </w:tr>
+      <w:tr>
+        <w:tc>
+          <w:tcPr>
+            <w:cnfStyle w:val="001000000000" w:firstRow="0" w:lastRow="0" w:firstColumn="1" w:lastColumn="0" w:oddVBand="0" w:evenVBand="0" w:oddHBand="0" w:evenHBand="0" w:firstRowFirstColumn="0" w:firstRowLastColumn="0" w:lastRowFirstColumn="0" w:lastRowLastColumn="0"/>
+            <w:tcW w:w="2265" w:type="dxa"/>
+          </w:tcPr>
+          <w:p>
+            <w:pPr>
+              <w:ind w:firstLine="0"/>
+              <w:jc w:val="both"/>
+            </w:pPr>
+            <w:r>
+              <w:t>2</w:t>
+            </w:r>
+          </w:p>
+        </w:tc>
+        <w:tc>
+          <w:tcPr>
+            <w:tcW w:w="2265" w:type="dxa"/>
+          </w:tcPr>
+          <w:p>
+            <w:pPr>
+              <w:ind w:firstLine="0"/>
+              <w:jc w:val="both"/>
+              <w:cnfStyle w:val="000000000000" w:firstRow="0" w:lastRow="0" w:firstColumn="0" w:lastColumn="0" w:oddVBand="0" w:evenVBand="0" w:oddHBand="0" w:evenHBand="0" w:firstRowFirstColumn="0" w:firstRowLastColumn="0" w:lastRowFirstColumn="0" w:lastRowLastColumn="0"/>
+            </w:pPr>
+            <w:r>
+              <w:t>Amarelo</w:t>
+            </w:r>
+          </w:p>
+        </w:tc>
+        <w:tc>
+          <w:tcPr>
+            <w:tcW w:w="2265" w:type="dxa"/>
+          </w:tcPr>
+          <w:p>
+            <w:pPr>
+              <w:ind w:firstLine="0"/>
+              <w:jc w:val="both"/>
+              <w:cnfStyle w:val="000000000000" w:firstRow="0" w:lastRow="0" w:firstColumn="0" w:lastColumn="0" w:oddVBand="0" w:evenVBand="0" w:oddHBand="0" w:evenHBand="0" w:firstRowFirstColumn="0" w:firstRowLastColumn="0" w:lastRowFirstColumn="0" w:lastRowLastColumn="0"/>
+            </w:pPr>
+            <w:r>
+              <w:t>Vermelho</w:t>
+            </w:r>
+          </w:p>
+        </w:tc>
+        <w:tc>
+          <w:tcPr>
+            <w:tcW w:w="2266" w:type="dxa"/>
+          </w:tcPr>
+          <w:p>
+            <w:pPr>
+              <w:ind w:firstLine="0"/>
+              <w:jc w:val="both"/>
+              <w:cnfStyle w:val="000000000000" w:firstRow="0" w:lastRow="0" w:firstColumn="0" w:lastColumn="0" w:oddVBand="0" w:evenVBand="0" w:oddHBand="0" w:evenHBand="0" w:firstRowFirstColumn="0" w:firstRowLastColumn="0" w:lastRowFirstColumn="0" w:lastRowLastColumn="0"/>
+            </w:pPr>
+            <w:r>
+              <w:t xml:space="preserve">Avisa a troca de sinais </w:t>
+            </w:r>
+          </w:p>
+        </w:tc>
+      </w:tr>
+      <w:tr>
+        <w:trPr>
+          <w:cnfStyle w:val="000000100000" w:firstRow="0" w:lastRow="0" w:firstColumn="0" w:lastColumn="0" w:oddVBand="0" w:evenVBand="0" w:oddHBand="1" w:evenHBand="0" w:firstRowFirstColumn="0" w:firstRowLastColumn="0" w:lastRowFirstColumn="0" w:lastRowLastColumn="0"/>
+        </w:trPr>
+        <w:tc>
+          <w:tcPr>
+            <w:cnfStyle w:val="001000000000" w:firstRow="0" w:lastRow="0" w:firstColumn="1" w:lastColumn="0" w:oddVBand="0" w:evenVBand="0" w:oddHBand="0" w:evenHBand="0" w:firstRowFirstColumn="0" w:firstRowLastColumn="0" w:lastRowFirstColumn="0" w:lastRowLastColumn="0"/>
+            <w:tcW w:w="2265" w:type="dxa"/>
+          </w:tcPr>
+          <w:p>
+            <w:pPr>
+              <w:ind w:firstLine="0"/>
+              <w:jc w:val="both"/>
+            </w:pPr>
+            <w:r>
+              <w:t>3</w:t>
+            </w:r>
+          </w:p>
+        </w:tc>
+        <w:tc>
+          <w:tcPr>
+            <w:tcW w:w="2265" w:type="dxa"/>
+          </w:tcPr>
+          <w:p>
+            <w:pPr>
+              <w:ind w:firstLine="0"/>
+              <w:jc w:val="both"/>
+              <w:cnfStyle w:val="000000100000" w:firstRow="0" w:lastRow="0" w:firstColumn="0" w:lastColumn="0" w:oddVBand="0" w:evenVBand="0" w:oddHBand="1" w:evenHBand="0" w:firstRowFirstColumn="0" w:firstRowLastColumn="0" w:lastRowFirstColumn="0" w:lastRowLastColumn="0"/>
+            </w:pPr>
+            <w:r>
+              <w:t>Vermelho</w:t>
+            </w:r>
+          </w:p>
+        </w:tc>
+        <w:tc>
+          <w:tcPr>
+            <w:tcW w:w="2265" w:type="dxa"/>
+          </w:tcPr>
+          <w:p>
+            <w:pPr>
+              <w:ind w:firstLine="0"/>
+              <w:jc w:val="both"/>
+              <w:cnfStyle w:val="000000100000" w:firstRow="0" w:lastRow="0" w:firstColumn="0" w:lastColumn="0" w:oddVBand="0" w:evenVBand="0" w:oddHBand="1" w:evenHBand="0" w:firstRowFirstColumn="0" w:firstRowLastColumn="0" w:lastRowFirstColumn="0" w:lastRowLastColumn="0"/>
+            </w:pPr>
+            <w:r>
+              <w:t>Verde</w:t>
+            </w:r>
+          </w:p>
+        </w:tc>
+        <w:tc>
+          <w:tcPr>
+            <w:tcW w:w="2266" w:type="dxa"/>
+          </w:tcPr>
+          <w:p>
+            <w:pPr>
+              <w:ind w:firstLine="0"/>
+              <w:jc w:val="both"/>
+              <w:cnfStyle w:val="000000100000" w:firstRow="0" w:lastRow="0" w:firstColumn="0" w:lastColumn="0" w:oddVBand="0" w:evenVBand="0" w:oddHBand="1" w:evenHBand="0" w:firstRowFirstColumn="0" w:firstRowLastColumn="0" w:lastRowFirstColumn="0" w:lastRowLastColumn="0"/>
+            </w:pPr>
+            <w:r>
+              <w:t>Libera a outra via</w:t>
+            </w:r>
+          </w:p>
+        </w:tc>
+      </w:tr>
+      <w:tr>
+        <w:tc>
+          <w:tcPr>
+            <w:cnfStyle w:val="001000000000" w:firstRow="0" w:lastRow="0" w:firstColumn="1" w:lastColumn="0" w:oddVBand="0" w:evenVBand="0" w:oddHBand="0" w:evenHBand="0" w:firstRowFirstColumn="0" w:firstRowLastColumn="0" w:lastRowFirstColumn="0" w:lastRowLastColumn="0"/>
+            <w:tcW w:w="2265" w:type="dxa"/>
+          </w:tcPr>
+          <w:p>
+            <w:pPr>
+              <w:ind w:firstLine="0"/>
+              <w:jc w:val="both"/>
+            </w:pPr>
+            <w:r>
+              <w:t>4</w:t>
+            </w:r>
+          </w:p>
+        </w:tc>
+        <w:tc>
+          <w:tcPr>
+            <w:tcW w:w="2265" w:type="dxa"/>
+          </w:tcPr>
+          <w:p>
+            <w:pPr>
+              <w:ind w:firstLine="0"/>
+              <w:jc w:val="both"/>
+              <w:cnfStyle w:val="000000000000" w:firstRow="0" w:lastRow="0" w:firstColumn="0" w:lastColumn="0" w:oddVBand="0" w:evenVBand="0" w:oddHBand="0" w:evenHBand="0" w:firstRowFirstColumn="0" w:firstRowLastColumn="0" w:lastRowFirstColumn="0" w:lastRowLastColumn="0"/>
+            </w:pPr>
+            <w:r>
+              <w:t>Vermelho</w:t>
+            </w:r>
+          </w:p>
+        </w:tc>
+        <w:tc>
+          <w:tcPr>
+            <w:tcW w:w="2265" w:type="dxa"/>
+          </w:tcPr>
+          <w:p>
+            <w:pPr>
+              <w:ind w:firstLine="0"/>
+              <w:jc w:val="both"/>
+              <w:cnfStyle w:val="000000000000" w:firstRow="0" w:lastRow="0" w:firstColumn="0" w:lastColumn="0" w:oddVBand="0" w:evenVBand="0" w:oddHBand="0" w:evenHBand="0" w:firstRowFirstColumn="0" w:firstRowLastColumn="0" w:lastRowFirstColumn="0" w:lastRowLastColumn="0"/>
+            </w:pPr>
+            <w:r>
+              <w:t>Amarelo</w:t>
+            </w:r>
+          </w:p>
+        </w:tc>
+        <w:tc>
+          <w:tcPr>
+            <w:tcW w:w="2266" w:type="dxa"/>
+          </w:tcPr>
+          <w:p>
+            <w:pPr>
+              <w:ind w:firstLine="0"/>
+              <w:jc w:val="both"/>
+              <w:cnfStyle w:val="000000000000" w:firstRow="0" w:lastRow="0" w:firstColumn="0" w:lastColumn="0" w:oddVBand="0" w:evenVBand="0" w:oddHBand="0" w:evenHBand="0" w:firstRowFirstColumn="0" w:firstRowLastColumn="0" w:lastRowFirstColumn="0" w:lastRowLastColumn="0"/>
+            </w:pPr>
+            <w:r>
+              <w:t xml:space="preserve">Aviso de troca </w:t>
+            </w:r>
+          </w:p>
+        </w:tc>
+      </w:tr>
+      <w:tr>
+        <w:trPr>
+          <w:cnfStyle w:val="000000100000" w:firstRow="0" w:lastRow="0" w:firstColumn="0" w:lastColumn="0" w:oddVBand="0" w:evenVBand="0" w:oddHBand="1" w:evenHBand="0" w:firstRowFirstColumn="0" w:firstRowLastColumn="0" w:lastRowFirstColumn="0" w:lastRowLastColumn="0"/>
+          <w:trHeight w:val="445"/>
+        </w:trPr>
+        <w:tc>
+          <w:tcPr>
+            <w:cnfStyle w:val="001000000000" w:firstRow="0" w:lastRow="0" w:firstColumn="1" w:lastColumn="0" w:oddVBand="0" w:evenVBand="0" w:oddHBand="0" w:evenHBand="0" w:firstRowFirstColumn="0" w:firstRowLastColumn="0" w:lastRowFirstColumn="0" w:lastRowLastColumn="0"/>
+            <w:tcW w:w="2265" w:type="dxa"/>
+          </w:tcPr>
+          <w:p>
+            <w:pPr>
+              <w:ind w:firstLine="0"/>
+              <w:jc w:val="both"/>
+            </w:pPr>
+            <w:r>
+              <w:t>5</w:t>
+            </w:r>
+          </w:p>
+        </w:tc>
+        <w:tc>
+          <w:tcPr>
+            <w:tcW w:w="2265" w:type="dxa"/>
+          </w:tcPr>
+          <w:p>
+            <w:pPr>
+              <w:ind w:firstLine="0"/>
+              <w:jc w:val="both"/>
+              <w:cnfStyle w:val="000000100000" w:firstRow="0" w:lastRow="0" w:firstColumn="0" w:lastColumn="0" w:oddVBand="0" w:evenVBand="0" w:oddHBand="1" w:evenHBand="0" w:firstRowFirstColumn="0" w:firstRowLastColumn="0" w:lastRowFirstColumn="0" w:lastRowLastColumn="0"/>
+            </w:pPr>
+            <w:r>
+              <w:t>Reinício</w:t>
+            </w:r>
+          </w:p>
+        </w:tc>
+        <w:tc>
+          <w:tcPr>
+            <w:tcW w:w="2265" w:type="dxa"/>
+          </w:tcPr>
+          <w:p>
+            <w:pPr>
+              <w:ind w:firstLine="0"/>
+              <w:jc w:val="both"/>
+              <w:cnfStyle w:val="000000100000" w:firstRow="0" w:lastRow="0" w:firstColumn="0" w:lastColumn="0" w:oddVBand="0" w:evenVBand="0" w:oddHBand="1" w:evenHBand="0" w:firstRowFirstColumn="0" w:firstRowLastColumn="0" w:lastRowFirstColumn="0" w:lastRowLastColumn="0"/>
+            </w:pPr>
+            <w:r>
+              <w:t>Reinício</w:t>
+            </w:r>
+          </w:p>
+        </w:tc>
+        <w:tc>
+          <w:tcPr>
+            <w:tcW w:w="2266" w:type="dxa"/>
+          </w:tcPr>
+          <w:p>
+            <w:pPr>
+              <w:ind w:firstLine="0"/>
+              <w:jc w:val="both"/>
+              <w:cnfStyle w:val="000000100000" w:firstRow="0" w:lastRow="0" w:firstColumn="0" w:lastColumn="0" w:oddVBand="0" w:evenVBand="0" w:oddHBand="1" w:evenHBand="0" w:firstRowFirstColumn="0" w:firstRowLastColumn="0" w:lastRowFirstColumn="0" w:lastRowLastColumn="0"/>
+            </w:pPr>
+            <w:r>
+              <w:t>Sistema repete o ciclo, reajustando o tempo.</w:t>
+            </w:r>
+          </w:p>
+        </w:tc>
+      </w:tr>
+    </w:tbl>
+    <w:p>
+      <w:pPr>
+        <w:jc w:val="both"/>
+      </w:pPr>
+    </w:p>
+    <w:p>
+      <w:pPr>
+        <w:jc w:val="both"/>
+      </w:pPr>
+    </w:p>
+    <w:p>
+      <w:pPr>
+        <w:pStyle w:val="Ttulo1"/>
+      </w:pPr>
+    </w:p>
+    <w:p>
+      <w:pPr>
+        <w:pStyle w:val="Ttulo1"/>
+        <w:rPr>
+          <w:bCs/>
+        </w:rPr>
+      </w:pPr>
+      <w:bookmarkStart w:id="4" w:name="_Toc228868351"/>
+      <w:r>
+        <w:rPr>
+          <w:bCs/>
+        </w:rPr>
+        <w:t>2.</w:t>
+      </w:r>
+      <w:r>
+        <w:rPr>
+          <w:bCs/>
+        </w:rPr>
+        <w:t>REQUISITOS DO SISTEMA</w:t>
+      </w:r>
+      <w:bookmarkEnd w:id="4"/>
+    </w:p>
+    <w:p>
+      <w:pPr>
+        <w:jc w:val="both"/>
+      </w:pPr>
+      <w:r>
+        <w:t xml:space="preserve">No projeto </w:t>
+      </w:r>
+      <w:r>
+        <w:t>Pulso</w:t>
+      </w:r>
+      <w:r>
+        <w:t xml:space="preserve"> Urbano, </w:t>
+      </w:r>
+      <w:r>
+        <w:t>os requisitos do sistema é</w:t>
+      </w:r>
+      <w:r>
+        <w:t xml:space="preserve"> controlar os dois semáforos, seguir a ordem das cores (verde, amarelo e vermelho), ajustar o tempo de acordo com a quantidade de carros e garantir que nunca as duas vias fiquem abertas ao mesmo tempo.</w:t>
+      </w:r>
+    </w:p>
+    <w:p>
+      <w:pPr>
+        <w:jc w:val="both"/>
+      </w:pPr>
+    </w:p>
+    <w:p>
+      <w:pPr>
+        <w:jc w:val="both"/>
+      </w:pPr>
+    </w:p>
+    <w:p>
+      <w:pPr>
+        <w:pStyle w:val="Ttulo2"/>
+        <w:rPr>
+          <w:rFonts w:ascii="Arial" w:hAnsi="Arial" w:cs="Arial"/>
+          <w:color w:val="auto"/>
+          <w:sz w:val="24"/>
+          <w:szCs w:val="24"/>
+        </w:rPr>
+      </w:pPr>
+      <w:bookmarkStart w:id="5" w:name="_Toc228868352"/>
+      <w:r>
+        <w:rPr>
+          <w:rFonts w:ascii="Arial" w:hAnsi="Arial" w:cs="Arial"/>
+          <w:color w:val="auto"/>
+          <w:sz w:val="24"/>
+          <w:szCs w:val="24"/>
+        </w:rPr>
+        <w:lastRenderedPageBreak/>
+        <w:t xml:space="preserve">Requisitos </w:t>
+      </w:r>
+      <w:r>
+        <w:rPr>
+          <w:rFonts w:ascii="Arial" w:hAnsi="Arial" w:cs="Arial"/>
+          <w:color w:val="auto"/>
+          <w:sz w:val="24"/>
+          <w:szCs w:val="24"/>
+        </w:rPr>
+        <w:t>f</w:t>
+      </w:r>
+      <w:r>
+        <w:rPr>
+          <w:rFonts w:ascii="Arial" w:hAnsi="Arial" w:cs="Arial"/>
+          <w:color w:val="auto"/>
+          <w:sz w:val="24"/>
+          <w:szCs w:val="24"/>
+        </w:rPr>
+        <w:t>uncionais</w:t>
+      </w:r>
+      <w:bookmarkEnd w:id="5"/>
+    </w:p>
+    <w:p>
+      <w:pPr>
+        <w:jc w:val="both"/>
+      </w:pPr>
+      <w:r>
+        <w:t>Os requisitos funcionais são as ações que o sistema deve realizar, ou seja, tudo aquilo que ele precisa fazer para funcionar corretamente. Eles descrevem o comportamento do sistema na prática, mostrando como ele deve responder em cada situação.</w:t>
+      </w:r>
+    </w:p>
+    <w:tbl>
+      <w:tblPr>
+        <w:tblStyle w:val="SimplesTabela1"/>
+        <w:tblW w:w="0" w:type="auto"/>
+        <w:tblLook w:val="04A0" w:firstRow="1" w:lastRow="0" w:firstColumn="1" w:lastColumn="0" w:noHBand="0" w:noVBand="1"/>
+      </w:tblPr>
+      <w:tblGrid>
+        <w:gridCol w:w="1752"/>
+        <w:gridCol w:w="7309"/>
+      </w:tblGrid>
+      <w:tr>
+        <w:trPr>
+          <w:cnfStyle w:val="100000000000" w:firstRow="1" w:lastRow="0" w:firstColumn="0" w:lastColumn="0" w:oddVBand="0" w:evenVBand="0" w:oddHBand="0" w:evenHBand="0" w:firstRowFirstColumn="0" w:firstRowLastColumn="0" w:lastRowFirstColumn="0" w:lastRowLastColumn="0"/>
+        </w:trPr>
+        <w:tc>
+          <w:tcPr>
+            <w:cnfStyle w:val="001000000000" w:firstRow="0" w:lastRow="0" w:firstColumn="1" w:lastColumn="0" w:oddVBand="0" w:evenVBand="0" w:oddHBand="0" w:evenHBand="0" w:firstRowFirstColumn="0" w:firstRowLastColumn="0" w:lastRowFirstColumn="0" w:lastRowLastColumn="0"/>
+            <w:tcW w:w="0" w:type="auto"/>
+            <w:hideMark/>
+          </w:tcPr>
+          <w:p>
+            <w:pPr>
+              <w:jc w:val="both"/>
+            </w:pPr>
+            <w:r>
+              <w:t>Código</w:t>
+            </w:r>
+          </w:p>
+        </w:tc>
+        <w:tc>
+          <w:tcPr>
+            <w:tcW w:w="0" w:type="auto"/>
+            <w:hideMark/>
+          </w:tcPr>
+          <w:p>
+            <w:pPr>
+              <w:jc w:val="both"/>
+              <w:cnfStyle w:val="100000000000" w:firstRow="1" w:lastRow="0" w:firstColumn="0" w:lastColumn="0" w:oddVBand="0" w:evenVBand="0" w:oddHBand="0" w:evenHBand="0" w:firstRowFirstColumn="0" w:firstRowLastColumn="0" w:lastRowFirstColumn="0" w:lastRowLastColumn="0"/>
+            </w:pPr>
+            <w:r>
+              <w:t>Requisito funcional</w:t>
+            </w:r>
+          </w:p>
+        </w:tc>
+      </w:tr>
+      <w:tr>
+        <w:trPr>
+          <w:cnfStyle w:val="000000100000" w:firstRow="0" w:lastRow="0" w:firstColumn="0" w:lastColumn="0" w:oddVBand="0" w:evenVBand="0" w:oddHBand="1" w:evenHBand="0" w:firstRowFirstColumn="0" w:firstRowLastColumn="0" w:lastRowFirstColumn="0" w:lastRowLastColumn="0"/>
+        </w:trPr>
+        <w:tc>
+          <w:tcPr>
+            <w:cnfStyle w:val="001000000000" w:firstRow="0" w:lastRow="0" w:firstColumn="1" w:lastColumn="0" w:oddVBand="0" w:evenVBand="0" w:oddHBand="0" w:evenHBand="0" w:firstRowFirstColumn="0" w:firstRowLastColumn="0" w:lastRowFirstColumn="0" w:lastRowLastColumn="0"/>
+            <w:tcW w:w="0" w:type="auto"/>
+            <w:hideMark/>
+          </w:tcPr>
+          <w:p>
+            <w:pPr>
+              <w:jc w:val="both"/>
+            </w:pPr>
+            <w:r>
+              <w:t>RF01</w:t>
+            </w:r>
+          </w:p>
+        </w:tc>
+        <w:tc>
+          <w:tcPr>
+            <w:tcW w:w="0" w:type="auto"/>
+            <w:hideMark/>
+          </w:tcPr>
+          <w:p>
+            <w:pPr>
+              <w:ind w:firstLine="0"/>
+              <w:jc w:val="both"/>
+              <w:cnfStyle w:val="000000100000" w:firstRow="0" w:lastRow="0" w:firstColumn="0" w:lastColumn="0" w:oddVBand="0" w:evenVBand="0" w:oddHBand="1" w:evenHBand="0" w:firstRowFirstColumn="0" w:firstRowLastColumn="0" w:lastRowFirstColumn="0" w:lastRowLastColumn="0"/>
+            </w:pPr>
+            <w:r>
+              <w:t>O sistema deverá controlar o sinal verde da via principal</w:t>
+            </w:r>
+          </w:p>
+        </w:tc>
+      </w:tr>
+      <w:tr>
+        <w:tc>
+          <w:tcPr>
+            <w:cnfStyle w:val="001000000000" w:firstRow="0" w:lastRow="0" w:firstColumn="1" w:lastColumn="0" w:oddVBand="0" w:evenVBand="0" w:oddHBand="0" w:evenHBand="0" w:firstRowFirstColumn="0" w:firstRowLastColumn="0" w:lastRowFirstColumn="0" w:lastRowLastColumn="0"/>
+            <w:tcW w:w="0" w:type="auto"/>
+            <w:hideMark/>
+          </w:tcPr>
+          <w:p>
+            <w:pPr>
+              <w:jc w:val="both"/>
+            </w:pPr>
+            <w:r>
+              <w:t>RF02</w:t>
+            </w:r>
+          </w:p>
+        </w:tc>
+        <w:tc>
+          <w:tcPr>
+            <w:tcW w:w="0" w:type="auto"/>
+            <w:hideMark/>
+          </w:tcPr>
+          <w:p>
+            <w:pPr>
+              <w:ind w:firstLine="0"/>
+              <w:jc w:val="both"/>
+              <w:cnfStyle w:val="000000000000" w:firstRow="0" w:lastRow="0" w:firstColumn="0" w:lastColumn="0" w:oddVBand="0" w:evenVBand="0" w:oddHBand="0" w:evenHBand="0" w:firstRowFirstColumn="0" w:firstRowLastColumn="0" w:lastRowFirstColumn="0" w:lastRowLastColumn="0"/>
+            </w:pPr>
+            <w:r>
+              <w:t>O sistema deverá controlar o sinal amarelo da via principal</w:t>
+            </w:r>
+          </w:p>
+        </w:tc>
+      </w:tr>
+      <w:tr>
+        <w:trPr>
+          <w:cnfStyle w:val="000000100000" w:firstRow="0" w:lastRow="0" w:firstColumn="0" w:lastColumn="0" w:oddVBand="0" w:evenVBand="0" w:oddHBand="1" w:evenHBand="0" w:firstRowFirstColumn="0" w:firstRowLastColumn="0" w:lastRowFirstColumn="0" w:lastRowLastColumn="0"/>
+        </w:trPr>
+        <w:tc>
+          <w:tcPr>
+            <w:cnfStyle w:val="001000000000" w:firstRow="0" w:lastRow="0" w:firstColumn="1" w:lastColumn="0" w:oddVBand="0" w:evenVBand="0" w:oddHBand="0" w:evenHBand="0" w:firstRowFirstColumn="0" w:firstRowLastColumn="0" w:lastRowFirstColumn="0" w:lastRowLastColumn="0"/>
+            <w:tcW w:w="0" w:type="auto"/>
+            <w:hideMark/>
+          </w:tcPr>
+          <w:p>
+            <w:pPr>
+              <w:jc w:val="both"/>
+            </w:pPr>
+            <w:r>
+              <w:t>RF03</w:t>
+            </w:r>
+          </w:p>
+        </w:tc>
+        <w:tc>
+          <w:tcPr>
+            <w:tcW w:w="0" w:type="auto"/>
+            <w:hideMark/>
+          </w:tcPr>
+          <w:p>
+            <w:pPr>
+              <w:ind w:firstLine="0"/>
+              <w:jc w:val="both"/>
+              <w:cnfStyle w:val="000000100000" w:firstRow="0" w:lastRow="0" w:firstColumn="0" w:lastColumn="0" w:oddVBand="0" w:evenVBand="0" w:oddHBand="1" w:evenHBand="0" w:firstRowFirstColumn="0" w:firstRowLastColumn="0" w:lastRowFirstColumn="0" w:lastRowLastColumn="0"/>
+            </w:pPr>
+            <w:r>
+              <w:t>O sistema deverá controlar o sinal vermelho da via principal</w:t>
+            </w:r>
+          </w:p>
+        </w:tc>
+      </w:tr>
+      <w:tr>
+        <w:tc>
+          <w:tcPr>
+            <w:cnfStyle w:val="001000000000" w:firstRow="0" w:lastRow="0" w:firstColumn="1" w:lastColumn="0" w:oddVBand="0" w:evenVBand="0" w:oddHBand="0" w:evenHBand="0" w:firstRowFirstColumn="0" w:firstRowLastColumn="0" w:lastRowFirstColumn="0" w:lastRowLastColumn="0"/>
+            <w:tcW w:w="0" w:type="auto"/>
+            <w:hideMark/>
+          </w:tcPr>
+          <w:p>
+            <w:pPr>
+              <w:jc w:val="both"/>
+            </w:pPr>
+            <w:r>
+              <w:t>RF04</w:t>
+            </w:r>
+          </w:p>
+        </w:tc>
+        <w:tc>
+          <w:tcPr>
+            <w:tcW w:w="0" w:type="auto"/>
+            <w:hideMark/>
+          </w:tcPr>
+          <w:p>
+            <w:pPr>
+              <w:ind w:firstLine="0"/>
+              <w:jc w:val="both"/>
+              <w:cnfStyle w:val="000000000000" w:firstRow="0" w:lastRow="0" w:firstColumn="0" w:lastColumn="0" w:oddVBand="0" w:evenVBand="0" w:oddHBand="0" w:evenHBand="0" w:firstRowFirstColumn="0" w:firstRowLastColumn="0" w:lastRowFirstColumn="0" w:lastRowLastColumn="0"/>
+            </w:pPr>
+            <w:r>
+              <w:t>O sistema deverá controlar o sinal verde da via secundária</w:t>
+            </w:r>
+          </w:p>
+        </w:tc>
+      </w:tr>
+      <w:tr>
+        <w:trPr>
+          <w:cnfStyle w:val="000000100000" w:firstRow="0" w:lastRow="0" w:firstColumn="0" w:lastColumn="0" w:oddVBand="0" w:evenVBand="0" w:oddHBand="1" w:evenHBand="0" w:firstRowFirstColumn="0" w:firstRowLastColumn="0" w:lastRowFirstColumn="0" w:lastRowLastColumn="0"/>
+        </w:trPr>
+        <w:tc>
+          <w:tcPr>
+            <w:cnfStyle w:val="001000000000" w:firstRow="0" w:lastRow="0" w:firstColumn="1" w:lastColumn="0" w:oddVBand="0" w:evenVBand="0" w:oddHBand="0" w:evenHBand="0" w:firstRowFirstColumn="0" w:firstRowLastColumn="0" w:lastRowFirstColumn="0" w:lastRowLastColumn="0"/>
+            <w:tcW w:w="0" w:type="auto"/>
+            <w:hideMark/>
+          </w:tcPr>
+          <w:p>
+            <w:pPr>
+              <w:jc w:val="both"/>
+            </w:pPr>
+            <w:r>
+              <w:t>RF05</w:t>
+            </w:r>
+          </w:p>
+        </w:tc>
+        <w:tc>
+          <w:tcPr>
+            <w:tcW w:w="0" w:type="auto"/>
+            <w:hideMark/>
+          </w:tcPr>
+          <w:p>
+            <w:pPr>
+              <w:ind w:firstLine="0"/>
+              <w:jc w:val="both"/>
+              <w:cnfStyle w:val="000000100000" w:firstRow="0" w:lastRow="0" w:firstColumn="0" w:lastColumn="0" w:oddVBand="0" w:evenVBand="0" w:oddHBand="1" w:evenHBand="0" w:firstRowFirstColumn="0" w:firstRowLastColumn="0" w:lastRowFirstColumn="0" w:lastRowLastColumn="0"/>
+            </w:pPr>
+            <w:r>
+              <w:t>O sistema deverá controlar o sinal amarelo da via secundária</w:t>
+            </w:r>
+          </w:p>
+        </w:tc>
+      </w:tr>
+      <w:tr>
+        <w:tc>
+          <w:tcPr>
+            <w:cnfStyle w:val="001000000000" w:firstRow="0" w:lastRow="0" w:firstColumn="1" w:lastColumn="0" w:oddVBand="0" w:evenVBand="0" w:oddHBand="0" w:evenHBand="0" w:firstRowFirstColumn="0" w:firstRowLastColumn="0" w:lastRowFirstColumn="0" w:lastRowLastColumn="0"/>
+            <w:tcW w:w="0" w:type="auto"/>
+            <w:hideMark/>
+          </w:tcPr>
+          <w:p>
+            <w:pPr>
+              <w:jc w:val="both"/>
+            </w:pPr>
+            <w:r>
+              <w:t>RF06</w:t>
+            </w:r>
+          </w:p>
+        </w:tc>
+        <w:tc>
+          <w:tcPr>
+            <w:tcW w:w="0" w:type="auto"/>
+            <w:hideMark/>
+          </w:tcPr>
+          <w:p>
+            <w:pPr>
+              <w:ind w:firstLine="0"/>
+              <w:jc w:val="both"/>
+              <w:cnfStyle w:val="000000000000" w:firstRow="0" w:lastRow="0" w:firstColumn="0" w:lastColumn="0" w:oddVBand="0" w:evenVBand="0" w:oddHBand="0" w:evenHBand="0" w:firstRowFirstColumn="0" w:firstRowLastColumn="0" w:lastRowFirstColumn="0" w:lastRowLastColumn="0"/>
+            </w:pPr>
+            <w:r>
+              <w:t>O sistema deverá controlar o sinal vermelho da via secundária</w:t>
+            </w:r>
+          </w:p>
+        </w:tc>
+      </w:tr>
+      <w:tr>
+        <w:trPr>
+          <w:cnfStyle w:val="000000100000" w:firstRow="0" w:lastRow="0" w:firstColumn="0" w:lastColumn="0" w:oddVBand="0" w:evenVBand="0" w:oddHBand="1" w:evenHBand="0" w:firstRowFirstColumn="0" w:firstRowLastColumn="0" w:lastRowFirstColumn="0" w:lastRowLastColumn="0"/>
+        </w:trPr>
+        <w:tc>
+          <w:tcPr>
+            <w:cnfStyle w:val="001000000000" w:firstRow="0" w:lastRow="0" w:firstColumn="1" w:lastColumn="0" w:oddVBand="0" w:evenVBand="0" w:oddHBand="0" w:evenHBand="0" w:firstRowFirstColumn="0" w:firstRowLastColumn="0" w:lastRowFirstColumn="0" w:lastRowLastColumn="0"/>
+            <w:tcW w:w="0" w:type="auto"/>
+            <w:hideMark/>
+          </w:tcPr>
+          <w:p>
+            <w:pPr>
+              <w:jc w:val="both"/>
+            </w:pPr>
+            <w:r>
+              <w:t>RF07</w:t>
+            </w:r>
+          </w:p>
+        </w:tc>
+        <w:tc>
+          <w:tcPr>
+            <w:tcW w:w="0" w:type="auto"/>
+            <w:hideMark/>
+          </w:tcPr>
+          <w:p>
+            <w:pPr>
+              <w:ind w:firstLine="0"/>
+              <w:jc w:val="both"/>
+              <w:cnfStyle w:val="000000100000" w:firstRow="0" w:lastRow="0" w:firstColumn="0" w:lastColumn="0" w:oddVBand="0" w:evenVBand="0" w:oddHBand="1" w:evenHBand="0" w:firstRowFirstColumn="0" w:firstRowLastColumn="0" w:lastRowFirstColumn="0" w:lastRowLastColumn="0"/>
+            </w:pPr>
+            <w:r>
+              <w:t>O sistema deverá impedir que as duas vias fiquem verdes ao mesmo tempo</w:t>
+            </w:r>
+          </w:p>
+        </w:tc>
+      </w:tr>
+      <w:tr>
+        <w:tc>
+          <w:tcPr>
+            <w:cnfStyle w:val="001000000000" w:firstRow="0" w:lastRow="0" w:firstColumn="1" w:lastColumn="0" w:oddVBand="0" w:evenVBand="0" w:oddHBand="0" w:evenHBand="0" w:firstRowFirstColumn="0" w:firstRowLastColumn="0" w:lastRowFirstColumn="0" w:lastRowLastColumn="0"/>
+            <w:tcW w:w="0" w:type="auto"/>
+            <w:hideMark/>
+          </w:tcPr>
+          <w:p>
+            <w:pPr>
+              <w:jc w:val="both"/>
+            </w:pPr>
+            <w:r>
+              <w:t>RF08</w:t>
+            </w:r>
+          </w:p>
+        </w:tc>
+        <w:tc>
+          <w:tcPr>
+            <w:tcW w:w="0" w:type="auto"/>
+            <w:hideMark/>
+          </w:tcPr>
+          <w:p>
+            <w:pPr>
+              <w:ind w:firstLine="0"/>
+              <w:jc w:val="both"/>
+              <w:cnfStyle w:val="000000000000" w:firstRow="0" w:lastRow="0" w:firstColumn="0" w:lastColumn="0" w:oddVBand="0" w:evenVBand="0" w:oddHBand="0" w:evenHBand="0" w:firstRowFirstColumn="0" w:firstRowLastColumn="0" w:lastRowFirstColumn="0" w:lastRowLastColumn="0"/>
+            </w:pPr>
+            <w:r>
+              <w:t>O sistema deverá repetir o ciclo do semáforo continuamente</w:t>
+            </w:r>
+          </w:p>
+        </w:tc>
+      </w:tr>
+      <w:tr>
+        <w:trPr>
+          <w:cnfStyle w:val="000000100000" w:firstRow="0" w:lastRow="0" w:firstColumn="0" w:lastColumn="0" w:oddVBand="0" w:evenVBand="0" w:oddHBand="1" w:evenHBand="0" w:firstRowFirstColumn="0" w:firstRowLastColumn="0" w:lastRowFirstColumn="0" w:lastRowLastColumn="0"/>
+        </w:trPr>
+        <w:tc>
+          <w:tcPr>
+            <w:cnfStyle w:val="001000000000" w:firstRow="0" w:lastRow="0" w:firstColumn="1" w:lastColumn="0" w:oddVBand="0" w:evenVBand="0" w:oddHBand="0" w:evenHBand="0" w:firstRowFirstColumn="0" w:firstRowLastColumn="0" w:lastRowFirstColumn="0" w:lastRowLastColumn="0"/>
+            <w:tcW w:w="0" w:type="auto"/>
+            <w:hideMark/>
+          </w:tcPr>
+          <w:p>
+            <w:pPr>
+              <w:jc w:val="both"/>
+            </w:pPr>
+            <w:r>
+              <w:t>RF09</w:t>
+            </w:r>
+          </w:p>
+        </w:tc>
+        <w:tc>
+          <w:tcPr>
+            <w:tcW w:w="0" w:type="auto"/>
+            <w:hideMark/>
+          </w:tcPr>
+          <w:p>
+            <w:pPr>
+              <w:ind w:firstLine="0"/>
+              <w:jc w:val="both"/>
+              <w:cnfStyle w:val="000000100000" w:firstRow="0" w:lastRow="0" w:firstColumn="0" w:lastColumn="0" w:oddVBand="0" w:evenVBand="0" w:oddHBand="1" w:evenHBand="0" w:firstRowFirstColumn="0" w:firstRowLastColumn="0" w:lastRowFirstColumn="0" w:lastRowLastColumn="0"/>
+            </w:pPr>
+            <w:r>
+              <w:t>O sistema deverá exibir o estado atual dos semáforos no terminal</w:t>
+            </w:r>
+          </w:p>
+        </w:tc>
+      </w:tr>
+      <w:tr>
+        <w:tc>
+          <w:tcPr>
+            <w:cnfStyle w:val="001000000000" w:firstRow="0" w:lastRow="0" w:firstColumn="1" w:lastColumn="0" w:oddVBand="0" w:evenVBand="0" w:oddHBand="0" w:evenHBand="0" w:firstRowFirstColumn="0" w:firstRowLastColumn="0" w:lastRowFirstColumn="0" w:lastRowLastColumn="0"/>
+            <w:tcW w:w="0" w:type="auto"/>
+            <w:hideMark/>
+          </w:tcPr>
+          <w:p>
+            <w:pPr>
+              <w:jc w:val="both"/>
+            </w:pPr>
+            <w:r>
+              <w:t>RF10</w:t>
+            </w:r>
+          </w:p>
+        </w:tc>
+        <w:tc>
+          <w:tcPr>
+            <w:tcW w:w="0" w:type="auto"/>
+            <w:hideMark/>
+          </w:tcPr>
+          <w:p>
+            <w:pPr>
+              <w:ind w:firstLine="0"/>
+              <w:jc w:val="both"/>
+              <w:cnfStyle w:val="000000000000" w:firstRow="0" w:lastRow="0" w:firstColumn="0" w:lastColumn="0" w:oddVBand="0" w:evenVBand="0" w:oddHBand="0" w:evenHBand="0" w:firstRowFirstColumn="0" w:firstRowLastColumn="0" w:lastRowFirstColumn="0" w:lastRowLastColumn="0"/>
+            </w:pPr>
+            <w:r>
+              <w:t>O sistema deverá simular a quantidade de carros em cada via</w:t>
+            </w:r>
+          </w:p>
+        </w:tc>
+      </w:tr>
+      <w:tr>
+        <w:trPr>
+          <w:cnfStyle w:val="000000100000" w:firstRow="0" w:lastRow="0" w:firstColumn="0" w:lastColumn="0" w:oddVBand="0" w:evenVBand="0" w:oddHBand="1" w:evenHBand="0" w:firstRowFirstColumn="0" w:firstRowLastColumn="0" w:lastRowFirstColumn="0" w:lastRowLastColumn="0"/>
+        </w:trPr>
+        <w:tc>
+          <w:tcPr>
+            <w:cnfStyle w:val="001000000000" w:firstRow="0" w:lastRow="0" w:firstColumn="1" w:lastColumn="0" w:oddVBand="0" w:evenVBand="0" w:oddHBand="0" w:evenHBand="0" w:firstRowFirstColumn="0" w:firstRowLastColumn="0" w:lastRowFirstColumn="0" w:lastRowLastColumn="0"/>
+            <w:tcW w:w="0" w:type="auto"/>
+            <w:hideMark/>
+          </w:tcPr>
+          <w:p>
+            <w:pPr>
+              <w:jc w:val="both"/>
+            </w:pPr>
+            <w:r>
+              <w:t>RF11</w:t>
+            </w:r>
+          </w:p>
+        </w:tc>
+        <w:tc>
+          <w:tcPr>
+            <w:tcW w:w="0" w:type="auto"/>
+            <w:hideMark/>
+          </w:tcPr>
+          <w:p>
+            <w:pPr>
+              <w:ind w:firstLine="0"/>
+              <w:jc w:val="both"/>
+              <w:cnfStyle w:val="000000100000" w:firstRow="0" w:lastRow="0" w:firstColumn="0" w:lastColumn="0" w:oddVBand="0" w:evenVBand="0" w:oddHBand="1" w:evenHBand="0" w:firstRowFirstColumn="0" w:firstRowLastColumn="0" w:lastRowFirstColumn="0" w:lastRowLastColumn="0"/>
+            </w:pPr>
+            <w:r>
+              <w:t>O sistema deverá ajustar o tempo do sinal verde com base na quantidade de carros</w:t>
+            </w:r>
+          </w:p>
+        </w:tc>
+      </w:tr>
+      <w:tr>
+        <w:tc>
+          <w:tcPr>
+            <w:cnfStyle w:val="001000000000" w:firstRow="0" w:lastRow="0" w:firstColumn="1" w:lastColumn="0" w:oddVBand="0" w:evenVBand="0" w:oddHBand="0" w:evenHBand="0" w:firstRowFirstColumn="0" w:firstRowLastColumn="0" w:lastRowFirstColumn="0" w:lastRowLastColumn="0"/>
+            <w:tcW w:w="0" w:type="auto"/>
+            <w:hideMark/>
+          </w:tcPr>
+          <w:p>
+            <w:pPr>
+              <w:jc w:val="both"/>
+            </w:pPr>
+            <w:r>
+              <w:t>RF12</w:t>
+            </w:r>
+          </w:p>
+        </w:tc>
+        <w:tc>
+          <w:tcPr>
+            <w:tcW w:w="0" w:type="auto"/>
+            <w:hideMark/>
+          </w:tcPr>
+          <w:p>
+            <w:pPr>
+              <w:ind w:firstLine="0"/>
+              <w:jc w:val="both"/>
+              <w:cnfStyle w:val="000000000000" w:firstRow="0" w:lastRow="0" w:firstColumn="0" w:lastColumn="0" w:oddVBand="0" w:evenVBand="0" w:oddHBand="0" w:evenHBand="0" w:firstRowFirstColumn="0" w:firstRowLastColumn="0" w:lastRowFirstColumn="0" w:lastRowLastColumn="0"/>
+            </w:pPr>
+            <w:r>
+              <w:t>O sistema deverá dar prioridade para a via com maior fluxo de veículos</w:t>
+            </w:r>
+          </w:p>
+        </w:tc>
+      </w:tr>
+    </w:tbl>
+    <w:p>
+      <w:pPr>
+        <w:jc w:val="both"/>
+      </w:pPr>
+    </w:p>
+    <w:p>
+      <w:pPr>
+        <w:pStyle w:val="Ttulo2"/>
+      </w:pPr>
+    </w:p>
+    <w:p/>
+    <w:p/>
+    <w:p>
+      <w:pPr>
+        <w:pStyle w:val="Ttulo2"/>
+        <w:rPr>
+          <w:rFonts w:ascii="Arial" w:hAnsi="Arial" w:cs="Arial"/>
+          <w:color w:val="auto"/>
+          <w:sz w:val="24"/>
+          <w:szCs w:val="24"/>
+        </w:rPr>
+      </w:pPr>
+      <w:bookmarkStart w:id="6" w:name="_Toc228868353"/>
+      <w:r>
+        <w:rPr>
+          <w:rFonts w:ascii="Arial" w:hAnsi="Arial" w:cs="Arial"/>
+          <w:color w:val="auto"/>
+          <w:sz w:val="24"/>
+          <w:szCs w:val="24"/>
+        </w:rPr>
+        <w:t xml:space="preserve">Requisitos </w:t>
+      </w:r>
+      <w:r>
+        <w:rPr>
+          <w:rFonts w:ascii="Arial" w:hAnsi="Arial" w:cs="Arial"/>
+          <w:color w:val="auto"/>
+          <w:sz w:val="24"/>
+          <w:szCs w:val="24"/>
+        </w:rPr>
+        <w:t>não funcionais</w:t>
+      </w:r>
+      <w:bookmarkEnd w:id="6"/>
+    </w:p>
+    <w:p>
+      <w:pPr>
+        <w:pStyle w:val="PargrafodaLista"/>
+        <w:spacing w:after="160"/>
+        <w:ind w:left="0"/>
+        <w:jc w:val="both"/>
+      </w:pPr>
+      <w:r>
+        <w:t>Os requisitos não funcionais são características que definem como o sistema deve funcionar, e não exatamente o que ele faz. Eles estão ligados à qualidade do sistema, como desempenho, organização, facilidade de uso e funcionamento no ambiente escolhido.</w:t>
+      </w:r>
+    </w:p>
+    <w:p>
+      <w:pPr>
+        <w:pStyle w:val="PargrafodaLista"/>
+        <w:spacing w:after="160"/>
+        <w:ind w:left="0"/>
+        <w:jc w:val="both"/>
+      </w:pPr>
+    </w:p>
+    <w:p>
+      <w:pPr>
+        <w:pStyle w:val="PargrafodaLista"/>
+        <w:spacing w:after="160"/>
+        <w:ind w:left="0"/>
+        <w:jc w:val="both"/>
+      </w:pPr>
+    </w:p>
+    <w:tbl>
+      <w:tblPr>
+        <w:tblStyle w:val="TabeladeGrade2"/>
+        <w:tblW w:w="0" w:type="auto"/>
+        <w:tblLook w:val="04A0" w:firstRow="1" w:lastRow="0" w:firstColumn="1" w:lastColumn="0" w:noHBand="0" w:noVBand="1"/>
+      </w:tblPr>
+      <w:tblGrid>
+        <w:gridCol w:w="1701"/>
+        <w:gridCol w:w="7360"/>
+      </w:tblGrid>
+      <w:tr>
+        <w:trPr>
+          <w:cnfStyle w:val="100000000000" w:firstRow="1" w:lastRow="0" w:firstColumn="0" w:lastColumn="0" w:oddVBand="0" w:evenVBand="0" w:oddHBand="0" w:evenHBand="0" w:firstRowFirstColumn="0" w:firstRowLastColumn="0" w:lastRowFirstColumn="0" w:lastRowLastColumn="0"/>
+        </w:trPr>
+        <w:tc>
+          <w:tcPr>
+            <w:cnfStyle w:val="001000000000" w:firstRow="0" w:lastRow="0" w:firstColumn="1" w:lastColumn="0" w:oddVBand="0" w:evenVBand="0" w:oddHBand="0" w:evenHBand="0" w:firstRowFirstColumn="0" w:firstRowLastColumn="0" w:lastRowFirstColumn="0" w:lastRowLastColumn="0"/>
+            <w:tcW w:w="1701" w:type="dxa"/>
+          </w:tcPr>
+          <w:p>
+            <w:pPr>
+              <w:pStyle w:val="PargrafodaLista"/>
+              <w:spacing w:after="160"/>
+              <w:ind w:left="0" w:firstLine="0"/>
+              <w:jc w:val="both"/>
+            </w:pPr>
+            <w:r>
+              <w:lastRenderedPageBreak/>
+              <w:t>Código</w:t>
+            </w:r>
+          </w:p>
+        </w:tc>
+        <w:tc>
+          <w:tcPr>
+            <w:tcW w:w="7360" w:type="dxa"/>
+          </w:tcPr>
+          <w:p>
+            <w:pPr>
+              <w:pStyle w:val="PargrafodaLista"/>
+              <w:spacing w:after="160"/>
+              <w:ind w:left="0" w:firstLine="0"/>
+              <w:jc w:val="both"/>
+              <w:cnfStyle w:val="100000000000" w:firstRow="1" w:lastRow="0" w:firstColumn="0" w:lastColumn="0" w:oddVBand="0" w:evenVBand="0" w:oddHBand="0" w:evenHBand="0" w:firstRowFirstColumn="0" w:firstRowLastColumn="0" w:lastRowFirstColumn="0" w:lastRowLastColumn="0"/>
+            </w:pPr>
+            <w:r>
+              <w:t>Requisito não</w:t>
+            </w:r>
+            <w:r>
+              <w:t xml:space="preserve"> funcional </w:t>
+            </w:r>
+          </w:p>
+        </w:tc>
+      </w:tr>
+      <w:tr>
+        <w:trPr>
+          <w:cnfStyle w:val="000000100000" w:firstRow="0" w:lastRow="0" w:firstColumn="0" w:lastColumn="0" w:oddVBand="0" w:evenVBand="0" w:oddHBand="1" w:evenHBand="0" w:firstRowFirstColumn="0" w:firstRowLastColumn="0" w:lastRowFirstColumn="0" w:lastRowLastColumn="0"/>
+        </w:trPr>
+        <w:tc>
+          <w:tcPr>
+            <w:cnfStyle w:val="001000000000" w:firstRow="0" w:lastRow="0" w:firstColumn="1" w:lastColumn="0" w:oddVBand="0" w:evenVBand="0" w:oddHBand="0" w:evenHBand="0" w:firstRowFirstColumn="0" w:firstRowLastColumn="0" w:lastRowFirstColumn="0" w:lastRowLastColumn="0"/>
+            <w:tcW w:w="1701" w:type="dxa"/>
+          </w:tcPr>
+          <w:p>
+            <w:pPr>
+              <w:pStyle w:val="PargrafodaLista"/>
+              <w:spacing w:after="160"/>
+              <w:ind w:left="0" w:firstLine="0"/>
+              <w:jc w:val="both"/>
+            </w:pPr>
+            <w:r>
+              <w:t>RNF01</w:t>
+            </w:r>
+          </w:p>
+        </w:tc>
+        <w:tc>
+          <w:tcPr>
+            <w:tcW w:w="7360" w:type="dxa"/>
+          </w:tcPr>
+          <w:p>
+            <w:pPr>
+              <w:pStyle w:val="PargrafodaLista"/>
+              <w:spacing w:after="160"/>
+              <w:ind w:left="0" w:firstLine="0"/>
+              <w:jc w:val="both"/>
+              <w:cnfStyle w:val="000000100000" w:firstRow="0" w:lastRow="0" w:firstColumn="0" w:lastColumn="0" w:oddVBand="0" w:evenVBand="0" w:oddHBand="1" w:evenHBand="0" w:firstRowFirstColumn="0" w:firstRowLastColumn="0" w:lastRowFirstColumn="0" w:lastRowLastColumn="0"/>
+            </w:pPr>
+            <w:r>
+              <w:t xml:space="preserve">O </w:t>
+            </w:r>
+            <w:r>
+              <w:t>sistema deverá ser desenvolvido na linguagem C</w:t>
+            </w:r>
+          </w:p>
+        </w:tc>
+      </w:tr>
+      <w:tr>
+        <w:tc>
+          <w:tcPr>
+            <w:cnfStyle w:val="001000000000" w:firstRow="0" w:lastRow="0" w:firstColumn="1" w:lastColumn="0" w:oddVBand="0" w:evenVBand="0" w:oddHBand="0" w:evenHBand="0" w:firstRowFirstColumn="0" w:firstRowLastColumn="0" w:lastRowFirstColumn="0" w:lastRowLastColumn="0"/>
+            <w:tcW w:w="1701" w:type="dxa"/>
+          </w:tcPr>
+          <w:p>
+            <w:pPr>
+              <w:pStyle w:val="PargrafodaLista"/>
+              <w:spacing w:after="160"/>
+              <w:ind w:left="0" w:firstLine="0"/>
+              <w:jc w:val="both"/>
+            </w:pPr>
+            <w:r>
+              <w:t>RNF02</w:t>
+            </w:r>
+          </w:p>
+        </w:tc>
+        <w:tc>
+          <w:tcPr>
+            <w:tcW w:w="7360" w:type="dxa"/>
+          </w:tcPr>
+          <w:p>
+            <w:pPr>
+              <w:pStyle w:val="PargrafodaLista"/>
+              <w:spacing w:after="160"/>
+              <w:ind w:left="0" w:firstLine="0"/>
+              <w:jc w:val="both"/>
+              <w:cnfStyle w:val="000000000000" w:firstRow="0" w:lastRow="0" w:firstColumn="0" w:lastColumn="0" w:oddVBand="0" w:evenVBand="0" w:oddHBand="0" w:evenHBand="0" w:firstRowFirstColumn="0" w:firstRowLastColumn="0" w:lastRowFirstColumn="0" w:lastRowLastColumn="0"/>
+            </w:pPr>
+            <w:r>
+              <w:t>O sistema deverá rodar em ambiente de console (terminal)</w:t>
+            </w:r>
+          </w:p>
+        </w:tc>
+      </w:tr>
+      <w:tr>
+        <w:trPr>
+          <w:cnfStyle w:val="000000100000" w:firstRow="0" w:lastRow="0" w:firstColumn="0" w:lastColumn="0" w:oddVBand="0" w:evenVBand="0" w:oddHBand="1" w:evenHBand="0" w:firstRowFirstColumn="0" w:firstRowLastColumn="0" w:lastRowFirstColumn="0" w:lastRowLastColumn="0"/>
+        </w:trPr>
+        <w:tc>
+          <w:tcPr>
+            <w:cnfStyle w:val="001000000000" w:firstRow="0" w:lastRow="0" w:firstColumn="1" w:lastColumn="0" w:oddVBand="0" w:evenVBand="0" w:oddHBand="0" w:evenHBand="0" w:firstRowFirstColumn="0" w:firstRowLastColumn="0" w:lastRowFirstColumn="0" w:lastRowLastColumn="0"/>
+            <w:tcW w:w="1701" w:type="dxa"/>
+          </w:tcPr>
+          <w:p>
+            <w:pPr>
+              <w:pStyle w:val="PargrafodaLista"/>
+              <w:spacing w:after="160"/>
+              <w:ind w:left="0" w:firstLine="0"/>
+              <w:jc w:val="both"/>
+            </w:pPr>
+            <w:r>
+              <w:t>RNF03</w:t>
+            </w:r>
+          </w:p>
+        </w:tc>
+        <w:tc>
+          <w:tcPr>
+            <w:tcW w:w="7360" w:type="dxa"/>
+          </w:tcPr>
+          <w:p>
+            <w:pPr>
+              <w:pStyle w:val="PargrafodaLista"/>
+              <w:spacing w:after="160"/>
+              <w:ind w:left="0" w:firstLine="0"/>
+              <w:jc w:val="both"/>
+              <w:cnfStyle w:val="000000100000" w:firstRow="0" w:lastRow="0" w:firstColumn="0" w:lastColumn="0" w:oddVBand="0" w:evenVBand="0" w:oddHBand="1" w:evenHBand="0" w:firstRowFirstColumn="0" w:firstRowLastColumn="0" w:lastRowFirstColumn="0" w:lastRowLastColumn="0"/>
+            </w:pPr>
+            <w:r>
+              <w:t>O código deverá ser simples e de fácil entendimento</w:t>
+            </w:r>
+            <w:r>
+              <w:t xml:space="preserve"> </w:t>
+            </w:r>
+          </w:p>
+        </w:tc>
+      </w:tr>
+      <w:tr>
+        <w:tc>
+          <w:tcPr>
+            <w:cnfStyle w:val="001000000000" w:firstRow="0" w:lastRow="0" w:firstColumn="1" w:lastColumn="0" w:oddVBand="0" w:evenVBand="0" w:oddHBand="0" w:evenHBand="0" w:firstRowFirstColumn="0" w:firstRowLastColumn="0" w:lastRowFirstColumn="0" w:lastRowLastColumn="0"/>
+            <w:tcW w:w="1701" w:type="dxa"/>
+          </w:tcPr>
+          <w:p>
+            <w:pPr>
+              <w:pStyle w:val="PargrafodaLista"/>
+              <w:spacing w:after="160"/>
+              <w:ind w:left="0" w:firstLine="0"/>
+              <w:jc w:val="both"/>
+            </w:pPr>
+            <w:r>
+              <w:t>RNF04</w:t>
+            </w:r>
+          </w:p>
+        </w:tc>
+        <w:tc>
+          <w:tcPr>
+            <w:tcW w:w="7360" w:type="dxa"/>
+          </w:tcPr>
+          <w:p>
+            <w:pPr>
+              <w:spacing w:after="160"/>
+              <w:ind w:firstLine="0"/>
+              <w:jc w:val="both"/>
+              <w:cnfStyle w:val="000000000000" w:firstRow="0" w:lastRow="0" w:firstColumn="0" w:lastColumn="0" w:oddVBand="0" w:evenVBand="0" w:oddHBand="0" w:evenHBand="0" w:firstRowFirstColumn="0" w:firstRowLastColumn="0" w:lastRowFirstColumn="0" w:lastRowLastColumn="0"/>
+            </w:pPr>
+            <w:r>
+              <w:t>O sistema deverá ter boa organização e estrutura no código</w:t>
+            </w:r>
+          </w:p>
+        </w:tc>
+      </w:tr>
+      <w:tr>
+        <w:trPr>
+          <w:cnfStyle w:val="000000100000" w:firstRow="0" w:lastRow="0" w:firstColumn="0" w:lastColumn="0" w:oddVBand="0" w:evenVBand="0" w:oddHBand="1" w:evenHBand="0" w:firstRowFirstColumn="0" w:firstRowLastColumn="0" w:lastRowFirstColumn="0" w:lastRowLastColumn="0"/>
+        </w:trPr>
+        <w:tc>
+          <w:tcPr>
+            <w:cnfStyle w:val="001000000000" w:firstRow="0" w:lastRow="0" w:firstColumn="1" w:lastColumn="0" w:oddVBand="0" w:evenVBand="0" w:oddHBand="0" w:evenHBand="0" w:firstRowFirstColumn="0" w:firstRowLastColumn="0" w:lastRowFirstColumn="0" w:lastRowLastColumn="0"/>
+            <w:tcW w:w="1701" w:type="dxa"/>
+          </w:tcPr>
+          <w:p>
+            <w:pPr>
+              <w:pStyle w:val="PargrafodaLista"/>
+              <w:spacing w:after="160"/>
+              <w:ind w:left="0" w:firstLine="0"/>
+              <w:jc w:val="both"/>
+            </w:pPr>
+            <w:r>
+              <w:t>RNF05</w:t>
+            </w:r>
+          </w:p>
+        </w:tc>
+        <w:tc>
+          <w:tcPr>
+            <w:tcW w:w="7360" w:type="dxa"/>
+          </w:tcPr>
+          <w:tbl>
+            <w:tblPr>
+              <w:tblW w:w="0" w:type="auto"/>
+              <w:tblCellSpacing w:w="15" w:type="dxa"/>
+              <w:tblCellMar>
+                <w:top w:w="15" w:type="dxa"/>
+                <w:left w:w="15" w:type="dxa"/>
+                <w:bottom w:w="15" w:type="dxa"/>
+                <w:right w:w="15" w:type="dxa"/>
+              </w:tblCellMar>
+              <w:tblLook w:val="04A0" w:firstRow="1" w:lastRow="0" w:firstColumn="1" w:lastColumn="0" w:noHBand="0" w:noVBand="1"/>
+            </w:tblPr>
+            <w:tblGrid>
+              <w:gridCol w:w="96"/>
+            </w:tblGrid>
+            <w:tr>
+              <w:trPr>
+                <w:tblCellSpacing w:w="15" w:type="dxa"/>
+              </w:trPr>
+              <w:tc>
+                <w:tcPr>
+                  <w:tcW w:w="0" w:type="auto"/>
+                  <w:vAlign w:val="center"/>
+                  <w:hideMark/>
+                </w:tcPr>
+                <w:p>
+                  <w:pPr>
+                    <w:pStyle w:val="PargrafodaLista"/>
+                    <w:spacing w:after="160"/>
+                    <w:jc w:val="both"/>
+                  </w:pPr>
+                </w:p>
+              </w:tc>
+            </w:tr>
+          </w:tbl>
+          <w:p>
+            <w:pPr>
+              <w:pStyle w:val="PargrafodaLista"/>
+              <w:spacing w:after="160"/>
+              <w:jc w:val="both"/>
+              <w:cnfStyle w:val="000000100000" w:firstRow="0" w:lastRow="0" w:firstColumn="0" w:lastColumn="0" w:oddVBand="0" w:evenVBand="0" w:oddHBand="1" w:evenHBand="0" w:firstRowFirstColumn="0" w:firstRowLastColumn="0" w:lastRowFirstColumn="0" w:lastRowLastColumn="0"/>
+              <w:rPr>
+                <w:vanish/>
+              </w:rPr>
+            </w:pPr>
+          </w:p>
+          <w:tbl>
+            <w:tblPr>
+              <w:tblW w:w="0" w:type="auto"/>
+              <w:tblCellSpacing w:w="15" w:type="dxa"/>
+              <w:tblCellMar>
+                <w:top w:w="15" w:type="dxa"/>
+                <w:left w:w="15" w:type="dxa"/>
+                <w:bottom w:w="15" w:type="dxa"/>
+                <w:right w:w="15" w:type="dxa"/>
+              </w:tblCellMar>
+              <w:tblLook w:val="04A0" w:firstRow="1" w:lastRow="0" w:firstColumn="1" w:lastColumn="0" w:noHBand="0" w:noVBand="1"/>
+            </w:tblPr>
+            <w:tblGrid>
+              <w:gridCol w:w="6987"/>
+            </w:tblGrid>
+            <w:tr>
+              <w:trPr>
+                <w:tblCellSpacing w:w="15" w:type="dxa"/>
+              </w:trPr>
+              <w:tc>
+                <w:tcPr>
+                  <w:tcW w:w="0" w:type="auto"/>
+                  <w:vAlign w:val="center"/>
+                  <w:hideMark/>
+                </w:tcPr>
+                <w:p>
+                  <w:pPr>
+                    <w:spacing w:after="160"/>
+                    <w:ind w:firstLine="0"/>
+                    <w:jc w:val="both"/>
+                  </w:pPr>
+                  <w:r>
+                    <w:t>O sistema deverá ter baixo cons</w:t>
+                  </w:r>
+                  <w:r>
+                    <w:t>u</w:t>
+                  </w:r>
+                  <w:r>
+                    <w:t>mo de recursos do computador</w:t>
+                  </w:r>
+                </w:p>
+              </w:tc>
+            </w:tr>
+          </w:tbl>
+          <w:p>
+            <w:pPr>
+              <w:pStyle w:val="PargrafodaLista"/>
+              <w:spacing w:after="160"/>
+              <w:ind w:left="0" w:firstLine="0"/>
+              <w:jc w:val="both"/>
+              <w:cnfStyle w:val="000000100000" w:firstRow="0" w:lastRow="0" w:firstColumn="0" w:lastColumn="0" w:oddVBand="0" w:evenVBand="0" w:oddHBand="1" w:evenHBand="0" w:firstRowFirstColumn="0" w:firstRowLastColumn="0" w:lastRowFirstColumn="0" w:lastRowLastColumn="0"/>
+            </w:pPr>
+          </w:p>
+        </w:tc>
+      </w:tr>
+      <w:tr>
+        <w:tc>
+          <w:tcPr>
+            <w:cnfStyle w:val="001000000000" w:firstRow="0" w:lastRow="0" w:firstColumn="1" w:lastColumn="0" w:oddVBand="0" w:evenVBand="0" w:oddHBand="0" w:evenHBand="0" w:firstRowFirstColumn="0" w:firstRowLastColumn="0" w:lastRowFirstColumn="0" w:lastRowLastColumn="0"/>
+            <w:tcW w:w="1701" w:type="dxa"/>
+          </w:tcPr>
+          <w:p>
+            <w:pPr>
+              <w:pStyle w:val="PargrafodaLista"/>
+              <w:spacing w:after="160"/>
+              <w:ind w:left="0" w:firstLine="0"/>
+              <w:jc w:val="both"/>
+            </w:pPr>
+            <w:r>
+              <w:t>RNF06</w:t>
+            </w:r>
+          </w:p>
+        </w:tc>
+        <w:tc>
+          <w:tcPr>
+            <w:tcW w:w="7360" w:type="dxa"/>
+          </w:tcPr>
+          <w:p>
+            <w:pPr>
+              <w:pStyle w:val="PargrafodaLista"/>
+              <w:spacing w:after="160"/>
+              <w:ind w:left="0" w:firstLine="0"/>
+              <w:jc w:val="both"/>
+              <w:cnfStyle w:val="000000000000" w:firstRow="0" w:lastRow="0" w:firstColumn="0" w:lastColumn="0" w:oddVBand="0" w:evenVBand="0" w:oddHBand="0" w:evenHBand="0" w:firstRowFirstColumn="0" w:firstRowLastColumn="0" w:lastRowFirstColumn="0" w:lastRowLastColumn="0"/>
+            </w:pPr>
+            <w:r>
+              <w:t>O sistema deverá ser compatível com Windows e/ou Linux</w:t>
+            </w:r>
+          </w:p>
+        </w:tc>
+      </w:tr>
+      <w:tr>
+        <w:trPr>
+          <w:cnfStyle w:val="000000100000" w:firstRow="0" w:lastRow="0" w:firstColumn="0" w:lastColumn="0" w:oddVBand="0" w:evenVBand="0" w:oddHBand="1" w:evenHBand="0" w:firstRowFirstColumn="0" w:firstRowLastColumn="0" w:lastRowFirstColumn="0" w:lastRowLastColumn="0"/>
+        </w:trPr>
+        <w:tc>
+          <w:tcPr>
+            <w:cnfStyle w:val="001000000000" w:firstRow="0" w:lastRow="0" w:firstColumn="1" w:lastColumn="0" w:oddVBand="0" w:evenVBand="0" w:oddHBand="0" w:evenHBand="0" w:firstRowFirstColumn="0" w:firstRowLastColumn="0" w:lastRowFirstColumn="0" w:lastRowLastColumn="0"/>
+            <w:tcW w:w="1701" w:type="dxa"/>
+          </w:tcPr>
+          <w:p>
+            <w:pPr>
+              <w:pStyle w:val="PargrafodaLista"/>
+              <w:spacing w:after="160"/>
+              <w:ind w:left="0" w:firstLine="0"/>
+              <w:jc w:val="both"/>
+            </w:pPr>
+            <w:r>
+              <w:t>RNF07</w:t>
+            </w:r>
+          </w:p>
+        </w:tc>
+        <w:tc>
+          <w:tcPr>
+            <w:tcW w:w="7360" w:type="dxa"/>
+          </w:tcPr>
+          <w:p>
+            <w:pPr>
+              <w:pStyle w:val="PargrafodaLista"/>
+              <w:spacing w:after="160"/>
+              <w:ind w:left="0" w:firstLine="0"/>
+              <w:jc w:val="both"/>
+              <w:cnfStyle w:val="000000100000" w:firstRow="0" w:lastRow="0" w:firstColumn="0" w:lastColumn="0" w:oddVBand="0" w:evenVBand="0" w:oddHBand="1" w:evenHBand="0" w:firstRowFirstColumn="0" w:firstRowLastColumn="0" w:lastRowFirstColumn="0" w:lastRowLastColumn="0"/>
+            </w:pPr>
+            <w:r>
+              <w:t>O sistema deverá ter execução contínua sem travamentos</w:t>
+            </w:r>
+          </w:p>
+        </w:tc>
+      </w:tr>
+      <w:tr>
+        <w:tc>
+          <w:tcPr>
+            <w:cnfStyle w:val="001000000000" w:firstRow="0" w:lastRow="0" w:firstColumn="1" w:lastColumn="0" w:oddVBand="0" w:evenVBand="0" w:oddHBand="0" w:evenHBand="0" w:firstRowFirstColumn="0" w:firstRowLastColumn="0" w:lastRowFirstColumn="0" w:lastRowLastColumn="0"/>
+            <w:tcW w:w="1701" w:type="dxa"/>
+          </w:tcPr>
+          <w:p>
+            <w:pPr>
+              <w:pStyle w:val="PargrafodaLista"/>
+              <w:spacing w:after="160"/>
+              <w:ind w:left="0" w:firstLine="0"/>
+              <w:jc w:val="both"/>
+            </w:pPr>
+            <w:r>
+              <w:t>RNF08</w:t>
+            </w:r>
+          </w:p>
+        </w:tc>
+        <w:tc>
+          <w:tcPr>
+            <w:tcW w:w="7360" w:type="dxa"/>
+          </w:tcPr>
+          <w:p>
+            <w:pPr>
+              <w:pStyle w:val="PargrafodaLista"/>
+              <w:spacing w:after="160"/>
+              <w:ind w:left="0" w:firstLine="0"/>
+              <w:jc w:val="both"/>
+              <w:cnfStyle w:val="000000000000" w:firstRow="0" w:lastRow="0" w:firstColumn="0" w:lastColumn="0" w:oddVBand="0" w:evenVBand="0" w:oddHBand="0" w:evenHBand="0" w:firstRowFirstColumn="0" w:firstRowLastColumn="0" w:lastRowFirstColumn="0" w:lastRowLastColumn="0"/>
+            </w:pPr>
+            <w:r>
+              <w:t>O sistema deverá ser de fácil manutenção e modificação</w:t>
+            </w:r>
+          </w:p>
+        </w:tc>
+      </w:tr>
+      <w:tr>
+        <w:trPr>
+          <w:cnfStyle w:val="000000100000" w:firstRow="0" w:lastRow="0" w:firstColumn="0" w:lastColumn="0" w:oddVBand="0" w:evenVBand="0" w:oddHBand="1" w:evenHBand="0" w:firstRowFirstColumn="0" w:firstRowLastColumn="0" w:lastRowFirstColumn="0" w:lastRowLastColumn="0"/>
+        </w:trPr>
+        <w:tc>
+          <w:tcPr>
+            <w:cnfStyle w:val="001000000000" w:firstRow="0" w:lastRow="0" w:firstColumn="1" w:lastColumn="0" w:oddVBand="0" w:evenVBand="0" w:oddHBand="0" w:evenHBand="0" w:firstRowFirstColumn="0" w:firstRowLastColumn="0" w:lastRowFirstColumn="0" w:lastRowLastColumn="0"/>
+            <w:tcW w:w="1701" w:type="dxa"/>
+          </w:tcPr>
+          <w:p>
+            <w:pPr>
+              <w:pStyle w:val="PargrafodaLista"/>
+              <w:spacing w:after="160"/>
+              <w:ind w:left="0" w:firstLine="0"/>
+              <w:jc w:val="both"/>
+            </w:pPr>
+            <w:r>
+              <w:t>RNF09</w:t>
+            </w:r>
+          </w:p>
+        </w:tc>
+        <w:tc>
+          <w:tcPr>
+            <w:tcW w:w="7360" w:type="dxa"/>
+          </w:tcPr>
+          <w:p>
+            <w:pPr>
+              <w:pStyle w:val="PargrafodaLista"/>
+              <w:spacing w:after="160"/>
+              <w:ind w:left="0" w:firstLine="0"/>
+              <w:jc w:val="both"/>
+              <w:cnfStyle w:val="000000100000" w:firstRow="0" w:lastRow="0" w:firstColumn="0" w:lastColumn="0" w:oddVBand="0" w:evenVBand="0" w:oddHBand="1" w:evenHBand="0" w:firstRowFirstColumn="0" w:firstRowLastColumn="0" w:lastRowFirstColumn="0" w:lastRowLastColumn="0"/>
+            </w:pPr>
+            <w:r>
+              <w:t>O sistema deverá apresentar as informações de forma clara no terminal</w:t>
+            </w:r>
+          </w:p>
+        </w:tc>
+      </w:tr>
+    </w:tbl>
+    <w:p>
+      <w:pPr>
+        <w:pStyle w:val="PargrafodaLista"/>
+        <w:spacing w:after="160"/>
+        <w:ind w:left="0"/>
+        <w:jc w:val="both"/>
+      </w:pPr>
+    </w:p>
+    <w:p>
+      <w:pPr>
+        <w:pStyle w:val="PargrafodaLista"/>
+        <w:spacing w:after="160"/>
+        <w:ind w:left="0"/>
+        <w:jc w:val="both"/>
+      </w:pPr>
+    </w:p>
+    <w:p>
+      <w:pPr>
+        <w:pStyle w:val="PargrafodaLista"/>
+        <w:spacing w:after="160"/>
+        <w:ind w:left="0"/>
+        <w:jc w:val="both"/>
+      </w:pPr>
+    </w:p>
+    <w:p>
+      <w:pPr>
+        <w:pStyle w:val="PargrafodaLista"/>
+        <w:spacing w:after="160"/>
+        <w:ind w:left="0"/>
+        <w:jc w:val="both"/>
+      </w:pPr>
+    </w:p>
+    <w:p>
+      <w:pPr>
+        <w:pStyle w:val="PargrafodaLista"/>
+        <w:spacing w:after="160"/>
+        <w:ind w:left="0"/>
+        <w:jc w:val="both"/>
+      </w:pPr>
+    </w:p>
+    <w:p>
+      <w:pPr>
+        <w:pStyle w:val="PargrafodaLista"/>
+        <w:spacing w:after="160"/>
+        <w:ind w:left="0"/>
+        <w:jc w:val="both"/>
+      </w:pPr>
+    </w:p>
+    <w:p>
+      <w:pPr>
+        <w:pStyle w:val="PargrafodaLista"/>
+        <w:spacing w:after="160"/>
+        <w:ind w:left="0"/>
+        <w:jc w:val="both"/>
+      </w:pPr>
+    </w:p>
+    <w:p>
+      <w:pPr>
+        <w:pStyle w:val="PargrafodaLista"/>
+        <w:spacing w:after="160"/>
+        <w:ind w:left="0"/>
+        <w:jc w:val="both"/>
+      </w:pPr>
+    </w:p>
+    <w:p>
+      <w:pPr>
+        <w:pStyle w:val="PargrafodaLista"/>
+        <w:spacing w:after="160"/>
+        <w:ind w:left="0"/>
+        <w:jc w:val="both"/>
+      </w:pPr>
+    </w:p>
+    <w:p>
+      <w:pPr>
+        <w:pStyle w:val="PargrafodaLista"/>
+        <w:spacing w:after="160"/>
+        <w:ind w:left="0"/>
+        <w:jc w:val="both"/>
+      </w:pPr>
+    </w:p>
+    <w:p>
+      <w:pPr>
+        <w:pStyle w:val="Ttulo1"/>
+      </w:pPr>
+      <w:bookmarkStart w:id="7" w:name="_Toc228868354"/>
+      <w:r>
+        <w:t>3.LISTA DE MATÉRIAIS E EQUIPAMENTOS</w:t>
+      </w:r>
+      <w:bookmarkEnd w:id="7"/>
+    </w:p>
+    <w:p>
+      <w:pPr>
+        <w:jc w:val="both"/>
+        <w:rPr>
+          <w:b/>
+          <w:bCs/>
+        </w:rPr>
+      </w:pPr>
+    </w:p>
+    <w:tbl>
+      <w:tblPr>
+        <w:tblStyle w:val="TabeladeGrade1Clara"/>
+        <w:tblW w:w="0" w:type="auto"/>
+        <w:tblLook w:val="04A0" w:firstRow="1" w:lastRow="0" w:firstColumn="1" w:lastColumn="0" w:noHBand="0" w:noVBand="1"/>
+      </w:tblPr>
+      <w:tblGrid>
+        <w:gridCol w:w="4530"/>
+        <w:gridCol w:w="4531"/>
+      </w:tblGrid>
+      <w:tr>
+        <w:trPr>
+          <w:cnfStyle w:val="100000000000" w:firstRow="1" w:lastRow="0" w:firstColumn="0" w:lastColumn="0" w:oddVBand="0" w:evenVBand="0" w:oddHBand="0" w:evenHBand="0" w:firstRowFirstColumn="0" w:firstRowLastColumn="0" w:lastRowFirstColumn="0" w:lastRowLastColumn="0"/>
+        </w:trPr>
+        <w:tc>
+          <w:tcPr>
+            <w:cnfStyle w:val="001000000000" w:firstRow="0" w:lastRow="0" w:firstColumn="1" w:lastColumn="0" w:oddVBand="0" w:evenVBand="0" w:oddHBand="0" w:evenHBand="0" w:firstRowFirstColumn="0" w:firstRowLastColumn="0" w:lastRowFirstColumn="0" w:lastRowLastColumn="0"/>
+            <w:tcW w:w="4530" w:type="dxa"/>
+          </w:tcPr>
+          <w:p>
+            <w:pPr>
+              <w:ind w:firstLine="0"/>
+              <w:jc w:val="both"/>
+              <w:rPr>
+                <w:b w:val="0"/>
+                <w:bCs w:val="0"/>
+              </w:rPr>
+            </w:pPr>
+            <w:r>
+              <w:t>Item</w:t>
+            </w:r>
+          </w:p>
+        </w:tc>
+        <w:tc>
+          <w:tcPr>
+            <w:tcW w:w="4531" w:type="dxa"/>
+          </w:tcPr>
+          <w:p>
+            <w:pPr>
+              <w:ind w:firstLine="0"/>
+              <w:jc w:val="both"/>
+              <w:cnfStyle w:val="100000000000" w:firstRow="1" w:lastRow="0" w:firstColumn="0" w:lastColumn="0" w:oddVBand="0" w:evenVBand="0" w:oddHBand="0" w:evenHBand="0" w:firstRowFirstColumn="0" w:firstRowLastColumn="0" w:lastRowFirstColumn="0" w:lastRowLastColumn="0"/>
+            </w:pPr>
+            <w:r>
+              <w:t>Finalidade</w:t>
+            </w:r>
+          </w:p>
+        </w:tc>
+      </w:tr>
+      <w:tr>
+        <w:tc>
+          <w:tcPr>
+            <w:cnfStyle w:val="001000000000" w:firstRow="0" w:lastRow="0" w:firstColumn="1" w:lastColumn="0" w:oddVBand="0" w:evenVBand="0" w:oddHBand="0" w:evenHBand="0" w:firstRowFirstColumn="0" w:firstRowLastColumn="0" w:lastRowFirstColumn="0" w:lastRowLastColumn="0"/>
+            <w:tcW w:w="4530" w:type="dxa"/>
+          </w:tcPr>
+          <w:p>
+            <w:pPr>
+              <w:ind w:firstLine="0"/>
+              <w:jc w:val="both"/>
+              <w:rPr>
+                <w:b w:val="0"/>
+                <w:bCs w:val="0"/>
+              </w:rPr>
+            </w:pPr>
+            <w:r>
+              <w:rPr>
+                <w:b w:val="0"/>
+                <w:bCs w:val="0"/>
+              </w:rPr>
+              <w:t>Computador</w:t>
+            </w:r>
+          </w:p>
+        </w:tc>
+        <w:tc>
+          <w:tcPr>
+            <w:tcW w:w="4531" w:type="dxa"/>
+          </w:tcPr>
+          <w:p>
+            <w:pPr>
+              <w:ind w:firstLine="0"/>
+              <w:jc w:val="both"/>
+              <w:cnfStyle w:val="000000000000" w:firstRow="0" w:lastRow="0" w:firstColumn="0" w:lastColumn="0" w:oddVBand="0" w:evenVBand="0" w:oddHBand="0" w:evenHBand="0" w:firstRowFirstColumn="0" w:firstRowLastColumn="0" w:lastRowFirstColumn="0" w:lastRowLastColumn="0"/>
+            </w:pPr>
+            <w:r>
+              <w:t>Desenvolver, compilar e executar o sistema</w:t>
+            </w:r>
+          </w:p>
+        </w:tc>
+      </w:tr>
+      <w:tr>
+        <w:tc>
+          <w:tcPr>
+            <w:cnfStyle w:val="001000000000" w:firstRow="0" w:lastRow="0" w:firstColumn="1" w:lastColumn="0" w:oddVBand="0" w:evenVBand="0" w:oddHBand="0" w:evenHBand="0" w:firstRowFirstColumn="0" w:firstRowLastColumn="0" w:lastRowFirstColumn="0" w:lastRowLastColumn="0"/>
+            <w:tcW w:w="4530" w:type="dxa"/>
+          </w:tcPr>
+          <w:p>
+            <w:pPr>
+              <w:tabs>
+                <w:tab w:val="center" w:pos="2157"/>
+              </w:tabs>
+              <w:ind w:firstLine="0"/>
+              <w:jc w:val="both"/>
+              <w:rPr>
+                <w:b w:val="0"/>
+                <w:bCs w:val="0"/>
+              </w:rPr>
+            </w:pPr>
+            <w:r>
+              <w:rPr>
+                <w:b w:val="0"/>
+                <w:bCs w:val="0"/>
+              </w:rPr>
+              <w:t xml:space="preserve">Compilador C </w:t>
+            </w:r>
+            <w:r>
+              <w:rPr>
+                <w:b w:val="0"/>
+                <w:bCs w:val="0"/>
+              </w:rPr>
+              <w:t>(GCC)</w:t>
+            </w:r>
+            <w:r>
+              <w:rPr>
+                <w:b w:val="0"/>
+                <w:bCs w:val="0"/>
+              </w:rPr>
+              <w:tab/>
+            </w:r>
+          </w:p>
+        </w:tc>
+        <w:tc>
+          <w:tcPr>
+            <w:tcW w:w="4531" w:type="dxa"/>
+          </w:tcPr>
+          <w:p>
+            <w:pPr>
+              <w:ind w:firstLine="0"/>
+              <w:jc w:val="both"/>
+              <w:cnfStyle w:val="000000000000" w:firstRow="0" w:lastRow="0" w:firstColumn="0" w:lastColumn="0" w:oddVBand="0" w:evenVBand="0" w:oddHBand="0" w:evenHBand="0" w:firstRowFirstColumn="0" w:firstRowLastColumn="0" w:lastRowFirstColumn="0" w:lastRowLastColumn="0"/>
+            </w:pPr>
+            <w:r>
+              <w:t>Traduzir o código para a linguagem de máquina</w:t>
+            </w:r>
+          </w:p>
+        </w:tc>
+      </w:tr>
+      <w:tr>
+        <w:tc>
+          <w:tcPr>
+            <w:cnfStyle w:val="001000000000" w:firstRow="0" w:lastRow="0" w:firstColumn="1" w:lastColumn="0" w:oddVBand="0" w:evenVBand="0" w:oddHBand="0" w:evenHBand="0" w:firstRowFirstColumn="0" w:firstRowLastColumn="0" w:lastRowFirstColumn="0" w:lastRowLastColumn="0"/>
+            <w:tcW w:w="4530" w:type="dxa"/>
+          </w:tcPr>
+          <w:p>
+            <w:pPr>
+              <w:ind w:firstLine="0"/>
+              <w:jc w:val="both"/>
+              <w:rPr>
+                <w:b w:val="0"/>
+                <w:bCs w:val="0"/>
+              </w:rPr>
+            </w:pPr>
+            <w:r>
+              <w:rPr>
+                <w:b w:val="0"/>
+                <w:bCs w:val="0"/>
+              </w:rPr>
+              <w:lastRenderedPageBreak/>
+              <w:t>Editor de código</w:t>
+            </w:r>
+          </w:p>
+        </w:tc>
+        <w:tc>
+          <w:tcPr>
+            <w:tcW w:w="4531" w:type="dxa"/>
+          </w:tcPr>
+          <w:p>
+            <w:pPr>
+              <w:ind w:firstLine="0"/>
+              <w:jc w:val="both"/>
+              <w:cnfStyle w:val="000000000000" w:firstRow="0" w:lastRow="0" w:firstColumn="0" w:lastColumn="0" w:oddVBand="0" w:evenVBand="0" w:oddHBand="0" w:evenHBand="0" w:firstRowFirstColumn="0" w:firstRowLastColumn="0" w:lastRowFirstColumn="0" w:lastRowLastColumn="0"/>
+            </w:pPr>
+            <w:r>
+              <w:t>Escrever e organizar o código</w:t>
+            </w:r>
+          </w:p>
+        </w:tc>
+      </w:tr>
+      <w:tr>
+        <w:tc>
+          <w:tcPr>
+            <w:cnfStyle w:val="001000000000" w:firstRow="0" w:lastRow="0" w:firstColumn="1" w:lastColumn="0" w:oddVBand="0" w:evenVBand="0" w:oddHBand="0" w:evenHBand="0" w:firstRowFirstColumn="0" w:firstRowLastColumn="0" w:lastRowFirstColumn="0" w:lastRowLastColumn="0"/>
+            <w:tcW w:w="4530" w:type="dxa"/>
+          </w:tcPr>
+          <w:p>
+            <w:pPr>
+              <w:ind w:firstLine="0"/>
+              <w:jc w:val="both"/>
+              <w:rPr>
+                <w:b w:val="0"/>
+                <w:bCs w:val="0"/>
+              </w:rPr>
+            </w:pPr>
+            <w:r>
+              <w:rPr>
+                <w:b w:val="0"/>
+                <w:bCs w:val="0"/>
+              </w:rPr>
+              <w:t>Sistema Operacional</w:t>
+            </w:r>
+          </w:p>
+        </w:tc>
+        <w:tc>
+          <w:tcPr>
+            <w:tcW w:w="4531" w:type="dxa"/>
+          </w:tcPr>
+          <w:p>
+            <w:pPr>
+              <w:ind w:firstLine="0"/>
+              <w:jc w:val="both"/>
+              <w:cnfStyle w:val="000000000000" w:firstRow="0" w:lastRow="0" w:firstColumn="0" w:lastColumn="0" w:oddVBand="0" w:evenVBand="0" w:oddHBand="0" w:evenHBand="0" w:firstRowFirstColumn="0" w:firstRowLastColumn="0" w:lastRowFirstColumn="0" w:lastRowLastColumn="0"/>
+            </w:pPr>
+            <w:r>
+              <w:t>Permitir a execução do programa</w:t>
+            </w:r>
+          </w:p>
+        </w:tc>
+      </w:tr>
+      <w:tr>
+        <w:tc>
+          <w:tcPr>
+            <w:cnfStyle w:val="001000000000" w:firstRow="0" w:lastRow="0" w:firstColumn="1" w:lastColumn="0" w:oddVBand="0" w:evenVBand="0" w:oddHBand="0" w:evenHBand="0" w:firstRowFirstColumn="0" w:firstRowLastColumn="0" w:lastRowFirstColumn="0" w:lastRowLastColumn="0"/>
+            <w:tcW w:w="4530" w:type="dxa"/>
+          </w:tcPr>
+          <w:p>
+            <w:pPr>
+              <w:ind w:firstLine="0"/>
+              <w:jc w:val="both"/>
+              <w:rPr>
+                <w:b w:val="0"/>
+                <w:bCs w:val="0"/>
+              </w:rPr>
+            </w:pPr>
+            <w:r>
+              <w:rPr>
+                <w:b w:val="0"/>
+                <w:bCs w:val="0"/>
+              </w:rPr>
+              <w:t>Terminal/Console</w:t>
+            </w:r>
+          </w:p>
+        </w:tc>
+        <w:tc>
+          <w:tcPr>
+            <w:tcW w:w="4531" w:type="dxa"/>
+          </w:tcPr>
+          <w:p>
+            <w:pPr>
+              <w:ind w:firstLine="0"/>
+              <w:jc w:val="both"/>
+              <w:cnfStyle w:val="000000000000" w:firstRow="0" w:lastRow="0" w:firstColumn="0" w:lastColumn="0" w:oddVBand="0" w:evenVBand="0" w:oddHBand="0" w:evenHBand="0" w:firstRowFirstColumn="0" w:firstRowLastColumn="0" w:lastRowFirstColumn="0" w:lastRowLastColumn="0"/>
+            </w:pPr>
+            <w:r>
+              <w:t>Exibir o funcionamento do semáforo</w:t>
+            </w:r>
+          </w:p>
+        </w:tc>
+      </w:tr>
+    </w:tbl>
+    <w:p>
+      <w:pPr>
+        <w:jc w:val="both"/>
+        <w:rPr>
+          <w:b/>
+          <w:bCs/>
+        </w:rPr>
+      </w:pPr>
+    </w:p>
+    <w:p>
+      <w:pPr>
+        <w:jc w:val="both"/>
+        <w:rPr>
+          <w:b/>
+          <w:bCs/>
+        </w:rPr>
+      </w:pPr>
+    </w:p>
+    <w:p>
+      <w:pPr>
+        <w:pStyle w:val="Ttulo1"/>
+      </w:pPr>
+    </w:p>
+    <w:p>
+      <w:pPr>
+        <w:pStyle w:val="Ttulo1"/>
+      </w:pPr>
+      <w:bookmarkStart w:id="8" w:name="_Toc228868355"/>
+      <w:r>
+        <w:t>4.LINGUAGEM DE PROGRAMAÇÃO</w:t>
+      </w:r>
+      <w:bookmarkEnd w:id="8"/>
+    </w:p>
+    <w:p>
+      <w:pPr>
+        <w:jc w:val="both"/>
+      </w:pPr>
+      <w:r>
+        <w:t>A linguagem C foi escolhida para o desenvolvimento do projeto Pulso Urbano por ser uma linguagem simples, eficiente e muito utilizada na programação. Ela permite trabalhar diretamente com a lógica do sistema, o que é importante para entender como o semáforo funciona por trás, controlando tempo, decisões e repetições.</w:t>
+      </w:r>
+    </w:p>
+    <w:p>
+      <w:pPr>
+        <w:jc w:val="both"/>
+      </w:pPr>
+      <w:r>
+        <w:t>Além disso, a linguagem C é bastante usada em sistemas embarcados, que são sistemas presentes em dispositivos físicos, como semáforos reais, o que torna o projeto mais próximo da realidade. Outro ponto importante é que ela é leve e rápida, não exigindo muitos recursos do computador, facilitando a execução do programa.</w:t>
+      </w:r>
+    </w:p>
+    <w:p>
+      <w:pPr>
+        <w:jc w:val="both"/>
+      </w:pPr>
+      <w:r>
+        <w:t>Por isso, o uso da linguagem C é adequado para o projeto, pois permite desenvolver a lógica do semáforo de forma clara, eficiente e com base nos conhecimentos adquiridos durante o curso.</w:t>
+      </w:r>
+    </w:p>
+    <w:p>
+      <w:pPr>
+        <w:jc w:val="both"/>
+      </w:pPr>
+    </w:p>
+    <w:p>
+      <w:pPr>
+        <w:jc w:val="both"/>
+      </w:pPr>
+    </w:p>
+    <w:p>
+      <w:pPr>
+        <w:pStyle w:val="Ttulo1"/>
+      </w:pPr>
+    </w:p>
+    <w:p>
+      <w:pPr>
+        <w:pStyle w:val="Ttulo1"/>
+        <w:rPr>
+          <w:bCs/>
+        </w:rPr>
+      </w:pPr>
+      <w:bookmarkStart w:id="9" w:name="_Toc228868356"/>
+      <w:r>
+        <w:rPr>
+          <w:bCs/>
+        </w:rPr>
+        <w:t>5.SISTEMA OPERACIONAL</w:t>
+      </w:r>
+      <w:bookmarkEnd w:id="9"/>
+    </w:p>
+    <w:p>
+      <w:pPr>
+        <w:jc w:val="both"/>
+      </w:pPr>
+      <w:r>
+        <w:t>O sistema operacional escolhido para o desenvolvimento do projeto</w:t>
+      </w:r>
+      <w:r>
+        <w:t xml:space="preserve"> </w:t>
+      </w:r>
+      <w:r>
+        <w:t xml:space="preserve">Pulso Urbano foi o Windows, por ser um dos mais utilizados no mundo </w:t>
+      </w:r>
+      <w:proofErr w:type="gramStart"/>
+      <w:r>
+        <w:t>e também</w:t>
+      </w:r>
+      <w:proofErr w:type="gramEnd"/>
+      <w:r>
+        <w:t xml:space="preserve"> o mais</w:t>
+      </w:r>
+      <w:r>
+        <w:t xml:space="preserve"> </w:t>
+      </w:r>
+      <w:r>
+        <w:t>comum em ambientes pessoais e escolares. Isso facilita o desenvolvimento, já que a maioria das pessoas já está familiarizada com ele.</w:t>
+      </w:r>
+    </w:p>
+    <w:p>
+      <w:pPr>
+        <w:jc w:val="both"/>
+      </w:pPr>
+      <w:r>
+        <w:t xml:space="preserve">Além disso, o Windows possui suporte para programação em C por meio de compiladores como o GCC e ferramentas como o VS </w:t>
       </w:r>
       <w:proofErr w:type="spellStart"/>
       <w:r>
-        <w:t>notion</w:t>
+        <w:t>Code</w:t>
       </w:r>
       <w:proofErr w:type="spellEnd"/>
       <w:r>
-        <w:t xml:space="preserve"> pode estar superficial, a ideia é ajudar vocês a desenvolver a documentação, para finalizar, todo o texto é de forma discursiva e com suas palavras).</w:t>
-      </w:r>
-    </w:p>
-    <w:p>
-      <w:pPr>
-        <w:jc w:val="both"/>
-      </w:pPr>
-    </w:p>
-    <w:p>
-      <w:pPr>
-        <w:jc w:val="both"/>
-      </w:pPr>
-    </w:p>
-    <w:p>
-      <w:pPr>
-        <w:pStyle w:val="PargrafodaLista"/>
-        <w:numPr>
-          <w:ilvl w:val="1"/>
-          <w:numId w:val="7"/>
-        </w:numPr>
-        <w:jc w:val="both"/>
-        <w:rPr>
-          <w:b/>
-          <w:bCs/>
-        </w:rPr>
-      </w:pPr>
-      <w:r>
-        <w:rPr>
-          <w:b/>
-          <w:bCs/>
-        </w:rPr>
-        <w:t xml:space="preserve">Objetivo do projeto </w:t>
-      </w:r>
-    </w:p>
-    <w:p>
-      <w:pPr>
-        <w:jc w:val="both"/>
-      </w:pPr>
-      <w:r>
-        <w:t xml:space="preserve">Descreve o objetivo do projeto, </w:t>
-      </w:r>
-      <w:proofErr w:type="spellStart"/>
-      <w:r>
-        <w:t>lembre</w:t>
-      </w:r>
-      <w:proofErr w:type="spellEnd"/>
-      <w:r>
-        <w:t xml:space="preserve"> de utilizar o nome criado por você...</w:t>
+        <w:t>, permitindo desenvolver, compilar e executar o sistema sem dificuldades. Sua interface também é simples de usar, o que ajuda principalmente para quem ainda está aprendendo.</w:t>
+      </w:r>
+    </w:p>
+    <w:p>
+      <w:pPr>
+        <w:jc w:val="both"/>
+      </w:pPr>
+      <w:r>
+        <w:lastRenderedPageBreak/>
+        <w:t>Outro ponto importante é que o sistema desenvolvido pode ser facilmente adaptado para rodar em outros sistemas, como Linux, já que a linguagem C é compatível com diferentes plataformas.</w:t>
+      </w:r>
+    </w:p>
+    <w:p>
+      <w:pPr>
+        <w:jc w:val="both"/>
+      </w:pPr>
+      <w:r>
+        <w:t>Por isso, o uso do Windows é uma</w:t>
       </w:r>
       <w:r>
         <w:t xml:space="preserve"> </w:t>
       </w:r>
       <w:r>
-        <w:t xml:space="preserve">(lembre-se que o exemplo do </w:t>
-      </w:r>
-      <w:proofErr w:type="spellStart"/>
-      <w:r>
-        <w:t>notion</w:t>
-      </w:r>
-      <w:proofErr w:type="spellEnd"/>
-      <w:r>
-        <w:t xml:space="preserve"> pode estar superficial, a ideia é ajudar vocês a desenvolver a documentação, para finalizar, todo o texto é de forma discursiva e com suas palavras).</w:t>
-      </w:r>
-    </w:p>
-    <w:p>
-      <w:pPr>
-        <w:jc w:val="both"/>
-      </w:pPr>
-    </w:p>
-    <w:p>
-      <w:pPr>
-        <w:jc w:val="both"/>
-      </w:pPr>
-    </w:p>
-    <w:p>
-      <w:pPr>
-        <w:pStyle w:val="PargrafodaLista"/>
-        <w:numPr>
-          <w:ilvl w:val="1"/>
-          <w:numId w:val="7"/>
-        </w:numPr>
-        <w:jc w:val="both"/>
-        <w:rPr>
-          <w:b/>
-          <w:bCs/>
-        </w:rPr>
-      </w:pPr>
-      <w:r>
-        <w:rPr>
-          <w:b/>
-          <w:bCs/>
-        </w:rPr>
-        <w:t xml:space="preserve">Solução proposta </w:t>
-      </w:r>
-    </w:p>
-    <w:p>
-      <w:pPr>
-        <w:jc w:val="both"/>
-      </w:pPr>
-      <w:r>
-        <w:t xml:space="preserve">Descreva a solução proposta (lembre-se que o exemplo do </w:t>
-      </w:r>
-      <w:proofErr w:type="spellStart"/>
-      <w:r>
-        <w:t>notion</w:t>
-      </w:r>
-      <w:proofErr w:type="spellEnd"/>
-      <w:r>
-        <w:t xml:space="preserve"> pode estar superficial, a ideia é ajudar vocês a desenvolver a documentação, para finalizar, todo o texto é de forma discursiva e com suas palavras).</w:t>
-      </w:r>
-    </w:p>
-    <w:p>
-      <w:pPr>
-        <w:jc w:val="both"/>
-      </w:pPr>
-    </w:p>
-    <w:p>
-      <w:pPr>
-        <w:pStyle w:val="PargrafodaLista"/>
-        <w:numPr>
-          <w:ilvl w:val="1"/>
-          <w:numId w:val="7"/>
-        </w:numPr>
-        <w:jc w:val="both"/>
-        <w:rPr>
-          <w:b/>
-          <w:bCs/>
-        </w:rPr>
-      </w:pPr>
-      <w:r>
-        <w:rPr>
-          <w:b/>
-          <w:bCs/>
-        </w:rPr>
-        <w:t>Funcionamento</w:t>
-      </w:r>
-    </w:p>
-    <w:p>
-      <w:pPr>
-        <w:jc w:val="both"/>
-      </w:pPr>
-      <w:r>
-        <w:t xml:space="preserve">Descreva o funcionamento (discursiva), na </w:t>
-      </w:r>
-      <w:proofErr w:type="spellStart"/>
-      <w:proofErr w:type="gramStart"/>
-      <w:r>
-        <w:t>sequencia</w:t>
-      </w:r>
-      <w:proofErr w:type="spellEnd"/>
-      <w:proofErr w:type="gramEnd"/>
-      <w:r>
-        <w:t xml:space="preserve"> pode usar a sequência mínima esperada (opcional), o uso da tabela é </w:t>
-      </w:r>
-      <w:r>
-        <w:t xml:space="preserve">obrigatório. (lembre-se que o exemplo do </w:t>
-      </w:r>
-      <w:proofErr w:type="spellStart"/>
-      <w:r>
-        <w:t>notion</w:t>
-      </w:r>
-      <w:proofErr w:type="spellEnd"/>
-      <w:r>
-        <w:t xml:space="preserve"> pode estar superficial, a ideia é ajudar vocês a desenvolver a documentação, para finalizar, todo o texto é de forma discursiva e com suas palavras).</w:t>
-      </w:r>
-    </w:p>
-    <w:p>
-      <w:pPr>
-        <w:jc w:val="both"/>
-      </w:pPr>
-    </w:p>
-    <w:p>
-      <w:pPr>
-        <w:ind w:firstLine="0"/>
-        <w:jc w:val="both"/>
-      </w:pPr>
-    </w:p>
-    <w:p>
-      <w:pPr>
-        <w:ind w:firstLine="0"/>
-        <w:jc w:val="both"/>
-        <w:rPr>
-          <w:b/>
-          <w:bCs/>
-        </w:rPr>
-      </w:pPr>
-      <w:r>
-        <w:rPr>
-          <w:b/>
-          <w:bCs/>
-        </w:rPr>
-        <w:t>2.</w:t>
-      </w:r>
-      <w:r>
-        <w:rPr>
-          <w:b/>
-          <w:bCs/>
-        </w:rPr>
-        <w:t>REQUISITOS DO SISTEMA</w:t>
-      </w:r>
-    </w:p>
-    <w:p>
-      <w:pPr>
-        <w:jc w:val="both"/>
-      </w:pPr>
-      <w:r>
-        <w:t>Descreva o que é requisito do sistema e dê exemplos sem identificar requisitos funcionais e não funcionais.</w:t>
+        <w:t>escolha, pois oferece praticidade, acessibilidade e suporte suficiente para o desenvolvimento do projeto.</w:t>
+      </w:r>
+    </w:p>
+    <w:p>
+      <w:pPr>
+        <w:jc w:val="both"/>
+      </w:pPr>
+    </w:p>
+    <w:p>
+      <w:pPr>
+        <w:pStyle w:val="Ttulo1"/>
+      </w:pPr>
+      <w:bookmarkStart w:id="10" w:name="_Toc228868357"/>
+      <w:r>
+        <w:t>6.CRONOGRAMA DO PROJETO</w:t>
+      </w:r>
+      <w:bookmarkEnd w:id="10"/>
+    </w:p>
+    <w:p>
+      <w:pPr>
+        <w:jc w:val="both"/>
+      </w:pPr>
+      <w:r>
+        <w:t>O cronograma tem como objetivo organizar as etapas do projeto, mostrando o que deve ser feito em cada período. Ele ajuda a manter o controle das atividades, evitar atrasos e garantir que o projeto seja desenvolvido de forma organizada.</w:t>
+      </w:r>
+    </w:p>
+    <w:p>
+      <w:pPr>
+        <w:jc w:val="both"/>
+      </w:pPr>
+      <w:r>
+        <w:t>No projeto Pulso Urbano, o cronograma é importante para dividir o trabalho em partes menores, facilitando o desenvolvimento e permitindo acompanhar o progresso ao longo do tempo.</w:t>
+      </w:r>
+    </w:p>
+    <w:p>
+      <w:pPr>
+        <w:jc w:val="both"/>
+      </w:pPr>
+    </w:p>
+    <w:tbl>
+      <w:tblPr>
+        <w:tblStyle w:val="TabeladeGrade2"/>
+        <w:tblW w:w="7632" w:type="dxa"/>
+        <w:tblLook w:val="04A0" w:firstRow="1" w:lastRow="0" w:firstColumn="1" w:lastColumn="0" w:noHBand="0" w:noVBand="1"/>
+      </w:tblPr>
+      <w:tblGrid>
+        <w:gridCol w:w="2106"/>
+        <w:gridCol w:w="5526"/>
+      </w:tblGrid>
+      <w:tr>
+        <w:trPr>
+          <w:cnfStyle w:val="100000000000" w:firstRow="1" w:lastRow="0" w:firstColumn="0" w:lastColumn="0" w:oddVBand="0" w:evenVBand="0" w:oddHBand="0" w:evenHBand="0" w:firstRowFirstColumn="0" w:firstRowLastColumn="0" w:lastRowFirstColumn="0" w:lastRowLastColumn="0"/>
+          <w:trHeight w:val="424"/>
+        </w:trPr>
+        <w:tc>
+          <w:tcPr>
+            <w:cnfStyle w:val="001000000000" w:firstRow="0" w:lastRow="0" w:firstColumn="1" w:lastColumn="0" w:oddVBand="0" w:evenVBand="0" w:oddHBand="0" w:evenHBand="0" w:firstRowFirstColumn="0" w:firstRowLastColumn="0" w:lastRowFirstColumn="0" w:lastRowLastColumn="0"/>
+            <w:tcW w:w="0" w:type="auto"/>
+            <w:hideMark/>
+          </w:tcPr>
+          <w:p>
+            <w:pPr>
+              <w:jc w:val="both"/>
+            </w:pPr>
+            <w:r>
+              <w:t>Semana</w:t>
+            </w:r>
+          </w:p>
+        </w:tc>
+        <w:tc>
+          <w:tcPr>
+            <w:tcW w:w="0" w:type="auto"/>
+            <w:hideMark/>
+          </w:tcPr>
+          <w:p>
+            <w:pPr>
+              <w:jc w:val="both"/>
+              <w:cnfStyle w:val="100000000000" w:firstRow="1" w:lastRow="0" w:firstColumn="0" w:lastColumn="0" w:oddVBand="0" w:evenVBand="0" w:oddHBand="0" w:evenHBand="0" w:firstRowFirstColumn="0" w:firstRowLastColumn="0" w:lastRowFirstColumn="0" w:lastRowLastColumn="0"/>
+            </w:pPr>
+            <w:r>
+              <w:t>Atividade</w:t>
+            </w:r>
+          </w:p>
+        </w:tc>
+      </w:tr>
+      <w:tr>
+        <w:trPr>
+          <w:cnfStyle w:val="000000100000" w:firstRow="0" w:lastRow="0" w:firstColumn="0" w:lastColumn="0" w:oddVBand="0" w:evenVBand="0" w:oddHBand="1" w:evenHBand="0" w:firstRowFirstColumn="0" w:firstRowLastColumn="0" w:lastRowFirstColumn="0" w:lastRowLastColumn="0"/>
+          <w:trHeight w:val="409"/>
+        </w:trPr>
+        <w:tc>
+          <w:tcPr>
+            <w:cnfStyle w:val="001000000000" w:firstRow="0" w:lastRow="0" w:firstColumn="1" w:lastColumn="0" w:oddVBand="0" w:evenVBand="0" w:oddHBand="0" w:evenHBand="0" w:firstRowFirstColumn="0" w:firstRowLastColumn="0" w:lastRowFirstColumn="0" w:lastRowLastColumn="0"/>
+            <w:tcW w:w="0" w:type="auto"/>
+            <w:hideMark/>
+          </w:tcPr>
+          <w:p>
+            <w:pPr>
+              <w:jc w:val="both"/>
+            </w:pPr>
+            <w:r>
+              <w:t>Semana 1</w:t>
+            </w:r>
+          </w:p>
+        </w:tc>
+        <w:tc>
+          <w:tcPr>
+            <w:tcW w:w="0" w:type="auto"/>
+            <w:hideMark/>
+          </w:tcPr>
+          <w:p>
+            <w:pPr>
+              <w:jc w:val="both"/>
+              <w:cnfStyle w:val="000000100000" w:firstRow="0" w:lastRow="0" w:firstColumn="0" w:lastColumn="0" w:oddVBand="0" w:evenVBand="0" w:oddHBand="1" w:evenHBand="0" w:firstRowFirstColumn="0" w:firstRowLastColumn="0" w:lastRowFirstColumn="0" w:lastRowLastColumn="0"/>
+            </w:pPr>
+            <w:r>
+              <w:t>Planejamento do projeto e documentação</w:t>
+            </w:r>
+          </w:p>
+        </w:tc>
+      </w:tr>
+      <w:tr>
+        <w:trPr>
+          <w:trHeight w:val="424"/>
+        </w:trPr>
+        <w:tc>
+          <w:tcPr>
+            <w:cnfStyle w:val="001000000000" w:firstRow="0" w:lastRow="0" w:firstColumn="1" w:lastColumn="0" w:oddVBand="0" w:evenVBand="0" w:oddHBand="0" w:evenHBand="0" w:firstRowFirstColumn="0" w:firstRowLastColumn="0" w:lastRowFirstColumn="0" w:lastRowLastColumn="0"/>
+            <w:tcW w:w="0" w:type="auto"/>
+            <w:hideMark/>
+          </w:tcPr>
+          <w:p>
+            <w:pPr>
+              <w:jc w:val="both"/>
+            </w:pPr>
+            <w:r>
+              <w:t>Semana 2</w:t>
+            </w:r>
+          </w:p>
+        </w:tc>
+        <w:tc>
+          <w:tcPr>
+            <w:tcW w:w="0" w:type="auto"/>
+            <w:hideMark/>
+          </w:tcPr>
+          <w:p>
+            <w:pPr>
+              <w:jc w:val="both"/>
+              <w:cnfStyle w:val="000000000000" w:firstRow="0" w:lastRow="0" w:firstColumn="0" w:lastColumn="0" w:oddVBand="0" w:evenVBand="0" w:oddHBand="0" w:evenHBand="0" w:firstRowFirstColumn="0" w:firstRowLastColumn="0" w:lastRowFirstColumn="0" w:lastRowLastColumn="0"/>
+            </w:pPr>
+            <w:r>
+              <w:t>Desenvolvimento da lógica do sistema</w:t>
+            </w:r>
+          </w:p>
+        </w:tc>
+      </w:tr>
+      <w:tr>
+        <w:trPr>
+          <w:cnfStyle w:val="000000100000" w:firstRow="0" w:lastRow="0" w:firstColumn="0" w:lastColumn="0" w:oddVBand="0" w:evenVBand="0" w:oddHBand="1" w:evenHBand="0" w:firstRowFirstColumn="0" w:firstRowLastColumn="0" w:lastRowFirstColumn="0" w:lastRowLastColumn="0"/>
+          <w:trHeight w:val="409"/>
+        </w:trPr>
+        <w:tc>
+          <w:tcPr>
+            <w:cnfStyle w:val="001000000000" w:firstRow="0" w:lastRow="0" w:firstColumn="1" w:lastColumn="0" w:oddVBand="0" w:evenVBand="0" w:oddHBand="0" w:evenHBand="0" w:firstRowFirstColumn="0" w:firstRowLastColumn="0" w:lastRowFirstColumn="0" w:lastRowLastColumn="0"/>
+            <w:tcW w:w="0" w:type="auto"/>
+            <w:hideMark/>
+          </w:tcPr>
+          <w:p>
+            <w:pPr>
+              <w:jc w:val="both"/>
+            </w:pPr>
+            <w:r>
+              <w:t>Semana 3</w:t>
+            </w:r>
+          </w:p>
+        </w:tc>
+        <w:tc>
+          <w:tcPr>
+            <w:tcW w:w="0" w:type="auto"/>
+            <w:hideMark/>
+          </w:tcPr>
+          <w:p>
+            <w:pPr>
+              <w:jc w:val="both"/>
+              <w:cnfStyle w:val="000000100000" w:firstRow="0" w:lastRow="0" w:firstColumn="0" w:lastColumn="0" w:oddVBand="0" w:evenVBand="0" w:oddHBand="1" w:evenHBand="0" w:firstRowFirstColumn="0" w:firstRowLastColumn="0" w:lastRowFirstColumn="0" w:lastRowLastColumn="0"/>
+            </w:pPr>
+            <w:r>
+              <w:t>Implementação do código em C</w:t>
+            </w:r>
+          </w:p>
+        </w:tc>
+      </w:tr>
+      <w:tr>
+        <w:trPr>
+          <w:trHeight w:val="424"/>
+        </w:trPr>
+        <w:tc>
+          <w:tcPr>
+            <w:cnfStyle w:val="001000000000" w:firstRow="0" w:lastRow="0" w:firstColumn="1" w:lastColumn="0" w:oddVBand="0" w:evenVBand="0" w:oddHBand="0" w:evenHBand="0" w:firstRowFirstColumn="0" w:firstRowLastColumn="0" w:lastRowFirstColumn="0" w:lastRowLastColumn="0"/>
+            <w:tcW w:w="0" w:type="auto"/>
+            <w:hideMark/>
+          </w:tcPr>
+          <w:p>
+            <w:pPr>
+              <w:jc w:val="both"/>
+            </w:pPr>
+            <w:r>
+              <w:t>Semana 4</w:t>
+            </w:r>
+          </w:p>
+        </w:tc>
+        <w:tc>
+          <w:tcPr>
+            <w:tcW w:w="0" w:type="auto"/>
+            <w:hideMark/>
+          </w:tcPr>
+          <w:p>
+            <w:pPr>
+              <w:jc w:val="both"/>
+              <w:cnfStyle w:val="000000000000" w:firstRow="0" w:lastRow="0" w:firstColumn="0" w:lastColumn="0" w:oddVBand="0" w:evenVBand="0" w:oddHBand="0" w:evenHBand="0" w:firstRowFirstColumn="0" w:firstRowLastColumn="0" w:lastRowFirstColumn="0" w:lastRowLastColumn="0"/>
+            </w:pPr>
+            <w:r>
+              <w:t>Testes do sistema</w:t>
+            </w:r>
+          </w:p>
+        </w:tc>
+      </w:tr>
+      <w:tr>
+        <w:trPr>
+          <w:cnfStyle w:val="000000100000" w:firstRow="0" w:lastRow="0" w:firstColumn="0" w:lastColumn="0" w:oddVBand="0" w:evenVBand="0" w:oddHBand="1" w:evenHBand="0" w:firstRowFirstColumn="0" w:firstRowLastColumn="0" w:lastRowFirstColumn="0" w:lastRowLastColumn="0"/>
+          <w:trHeight w:val="424"/>
+        </w:trPr>
+        <w:tc>
+          <w:tcPr>
+            <w:cnfStyle w:val="001000000000" w:firstRow="0" w:lastRow="0" w:firstColumn="1" w:lastColumn="0" w:oddVBand="0" w:evenVBand="0" w:oddHBand="0" w:evenHBand="0" w:firstRowFirstColumn="0" w:firstRowLastColumn="0" w:lastRowFirstColumn="0" w:lastRowLastColumn="0"/>
+            <w:tcW w:w="0" w:type="auto"/>
+            <w:hideMark/>
+          </w:tcPr>
+          <w:p>
+            <w:pPr>
+              <w:jc w:val="both"/>
+            </w:pPr>
+            <w:r>
+              <w:t>Semana 5</w:t>
+            </w:r>
+          </w:p>
+        </w:tc>
+        <w:tc>
+          <w:tcPr>
+            <w:tcW w:w="0" w:type="auto"/>
+            <w:hideMark/>
+          </w:tcPr>
+          <w:p>
+            <w:pPr>
+              <w:jc w:val="both"/>
+              <w:cnfStyle w:val="000000100000" w:firstRow="0" w:lastRow="0" w:firstColumn="0" w:lastColumn="0" w:oddVBand="0" w:evenVBand="0" w:oddHBand="1" w:evenHBand="0" w:firstRowFirstColumn="0" w:firstRowLastColumn="0" w:lastRowFirstColumn="0" w:lastRowLastColumn="0"/>
+            </w:pPr>
+            <w:r>
+              <w:t>Ajustes finais e melhorias</w:t>
+            </w:r>
+          </w:p>
+        </w:tc>
+      </w:tr>
+    </w:tbl>
+    <w:p>
+      <w:pPr>
+        <w:jc w:val="both"/>
+      </w:pPr>
+    </w:p>
+    <w:p>
+      <w:pPr>
+        <w:jc w:val="both"/>
+      </w:pPr>
+    </w:p>
+    <w:p>
+      <w:pPr>
+        <w:jc w:val="both"/>
+      </w:pPr>
+    </w:p>
+    <w:p>
+      <w:pPr>
+        <w:pStyle w:val="Ttulo1"/>
+      </w:pPr>
+      <w:bookmarkStart w:id="11" w:name="_Toc228868358"/>
+      <w:r>
+        <w:t>7.REPOSITÓRIO GITHUB</w:t>
+      </w:r>
+      <w:bookmarkEnd w:id="11"/>
+    </w:p>
+    <w:p>
+      <w:pPr>
+        <w:jc w:val="both"/>
+      </w:pPr>
+      <w:r>
+        <w:t>O Git é uma ferramenta de controle de versão, ou seja, ele serve para salvar e acompanhar todas as alterações feitas no código ao longo do tempo. Com ele, é possível voltar para versões antigas, comparar mudanças e evitar perder o trabalho</w:t>
+      </w:r>
+    </w:p>
+    <w:p>
+      <w:pPr>
+        <w:jc w:val="both"/>
+      </w:pPr>
+      <w:r>
+        <w:t>Já o GitHub é uma plataforma online que usa o Git para armazenar os projetos na nuvem. Ele permite guardar o código, compartilhar com outras pessoas e manter tudo organizado em um só lugar.</w:t>
+      </w:r>
+    </w:p>
+    <w:p>
+      <w:pPr>
+        <w:jc w:val="both"/>
+      </w:pPr>
+    </w:p>
+    <w:p>
+      <w:pPr>
+        <w:jc w:val="both"/>
+      </w:pPr>
+    </w:p>
+    <w:p>
+      <w:pPr>
+        <w:jc w:val="both"/>
+      </w:pPr>
+    </w:p>
+    <w:p>
+      <w:pPr>
+        <w:jc w:val="both"/>
+      </w:pPr>
+      <w:r>
+        <w:lastRenderedPageBreak/>
+        <w:t>semaforo-inteligente/</w:t>
+      </w:r>
+    </w:p>
+    <w:p>
+      <w:pPr>
+        <w:jc w:val="both"/>
+      </w:pPr>
+      <w:r>
+        <w:t>│</w:t>
+      </w:r>
+    </w:p>
+    <w:p>
+      <w:pPr>
+        <w:jc w:val="both"/>
+      </w:pPr>
+      <w:r>
+        <w:t>├── README.md</w:t>
+      </w:r>
+    </w:p>
+    <w:p>
+      <w:pPr>
+        <w:jc w:val="both"/>
+      </w:pPr>
+      <w:r>
+        <w:t>├── main.c</w:t>
+      </w:r>
+    </w:p>
+    <w:p>
+      <w:pPr>
+        <w:jc w:val="both"/>
+      </w:pPr>
+      <w:r>
+        <w:t>├── Docs/</w:t>
+      </w:r>
+    </w:p>
+    <w:p>
+      <w:pPr>
+        <w:jc w:val="both"/>
+      </w:pPr>
+      <w:r>
+        <w:t xml:space="preserve">    └── Documentacao-Nome-Sobrenome.docx</w:t>
+      </w:r>
+    </w:p>
+    <w:p>
+      <w:pPr>
+        <w:jc w:val="both"/>
+      </w:pPr>
+    </w:p>
+    <w:p>
+      <w:pPr>
+        <w:pStyle w:val="Ttulo1"/>
+      </w:pPr>
+      <w:bookmarkStart w:id="12" w:name="_Toc228868359"/>
+      <w:r>
+        <w:t>8.REFERÊNCIAS BIBLIOGRÁFICAS</w:t>
+      </w:r>
+      <w:bookmarkEnd w:id="12"/>
+    </w:p>
+    <w:p>
+      <w:pPr>
+        <w:jc w:val="both"/>
+      </w:pPr>
+      <w:r>
+        <w:t>SERVIÇO NACIONAL DE APRENDIZAGEM INDUSTRIAL.</w:t>
       </w:r>
       <w:r>
         <w:t xml:space="preserve"> </w:t>
       </w:r>
       <w:r>
-        <w:t xml:space="preserve">(lembre-se que o exemplo do </w:t>
-      </w:r>
-      <w:proofErr w:type="spellStart"/>
-      <w:r>
-        <w:t>notion</w:t>
-      </w:r>
-      <w:proofErr w:type="spellEnd"/>
-      <w:r>
-        <w:t xml:space="preserve"> pode estar superficial, a ideia é ajudar vocês a desenvolver a documentação, para finalizar, todo o texto é de forma discursiva e com suas palavras).</w:t>
-      </w:r>
-    </w:p>
-    <w:p>
-      <w:pPr>
-        <w:jc w:val="both"/>
-      </w:pPr>
-    </w:p>
-    <w:p>
-      <w:pPr>
-        <w:pStyle w:val="PargrafodaLista"/>
-        <w:numPr>
-          <w:ilvl w:val="1"/>
-          <w:numId w:val="9"/>
-        </w:numPr>
-        <w:jc w:val="both"/>
-        <w:rPr>
-          <w:b/>
-          <w:bCs/>
-        </w:rPr>
-      </w:pPr>
-      <w:r>
-        <w:rPr>
-          <w:b/>
-          <w:bCs/>
-        </w:rPr>
-        <w:t xml:space="preserve">Requisitos </w:t>
-      </w:r>
-      <w:r>
-        <w:rPr>
-          <w:b/>
-          <w:bCs/>
-        </w:rPr>
-        <w:t>f</w:t>
-      </w:r>
-      <w:r>
-        <w:rPr>
-          <w:b/>
-          <w:bCs/>
-        </w:rPr>
-        <w:t>uncionais</w:t>
-      </w:r>
-    </w:p>
-    <w:p>
-      <w:pPr>
-        <w:jc w:val="both"/>
-      </w:pPr>
-      <w:r>
-        <w:t xml:space="preserve">Descreva o que é requisitos funcionais (discursiva) de um sistema e utilize a tabela do </w:t>
-      </w:r>
-      <w:proofErr w:type="spellStart"/>
-      <w:r>
-        <w:t>notion</w:t>
-      </w:r>
-      <w:proofErr w:type="spellEnd"/>
-      <w:r>
-        <w:t xml:space="preserve"> (obrigatório), faça as alterações que julgar necessário. (lembre-se </w:t>
-      </w:r>
-      <w:r>
-        <w:lastRenderedPageBreak/>
-        <w:t xml:space="preserve">que o exemplo do </w:t>
-      </w:r>
-      <w:proofErr w:type="spellStart"/>
-      <w:r>
-        <w:t>notion</w:t>
-      </w:r>
-      <w:proofErr w:type="spellEnd"/>
-      <w:r>
-        <w:t xml:space="preserve"> pode estar superficial, a ideia é ajudar vocês a desenvolver a documentação, para finalizar, todo o texto é de forma discursiva e com suas palavras).</w:t>
-      </w:r>
-    </w:p>
-    <w:p>
-      <w:pPr>
-        <w:jc w:val="both"/>
-      </w:pPr>
-    </w:p>
-    <w:p>
-      <w:pPr>
-        <w:pStyle w:val="PargrafodaLista"/>
-        <w:numPr>
-          <w:ilvl w:val="1"/>
-          <w:numId w:val="9"/>
-        </w:numPr>
-        <w:jc w:val="both"/>
-        <w:rPr>
-          <w:b/>
-          <w:bCs/>
-        </w:rPr>
-      </w:pPr>
-      <w:r>
-        <w:rPr>
-          <w:b/>
-          <w:bCs/>
-        </w:rPr>
-        <w:t xml:space="preserve">Requisitos </w:t>
-      </w:r>
-      <w:r>
-        <w:rPr>
-          <w:b/>
-          <w:bCs/>
-        </w:rPr>
-        <w:t>não funcionais</w:t>
-      </w:r>
-    </w:p>
-    <w:p>
-      <w:pPr>
-        <w:jc w:val="both"/>
-      </w:pPr>
-      <w:r>
-        <w:t xml:space="preserve">Descreva o que é requisito não funcionais (discursiva) de um sistema e utilize a tabela do </w:t>
-      </w:r>
-      <w:proofErr w:type="spellStart"/>
-      <w:r>
-        <w:t>notion</w:t>
-      </w:r>
-      <w:proofErr w:type="spellEnd"/>
-      <w:r>
-        <w:t xml:space="preserve"> (obrigatório), faça as alterações que julgar necessário. (lembre-se que o exemplo do </w:t>
-      </w:r>
-      <w:proofErr w:type="spellStart"/>
-      <w:r>
-        <w:t>notion</w:t>
-      </w:r>
-      <w:proofErr w:type="spellEnd"/>
-      <w:r>
-        <w:t xml:space="preserve"> pode estar superficial, a ideia é ajudar vocês a desenvolver a documentação, para finalizar, todo o texto é de forma discursiva e com suas palavras).</w:t>
-      </w:r>
-    </w:p>
-    <w:p>
-      <w:pPr>
-        <w:ind w:firstLine="0"/>
-        <w:jc w:val="both"/>
-      </w:pPr>
-    </w:p>
-    <w:p>
-      <w:pPr>
-        <w:ind w:firstLine="0"/>
-        <w:jc w:val="both"/>
-      </w:pPr>
-    </w:p>
-    <w:p>
-      <w:pPr>
-        <w:ind w:firstLine="0"/>
-        <w:jc w:val="both"/>
-        <w:rPr>
-          <w:b/>
-          <w:bCs/>
-        </w:rPr>
-      </w:pPr>
-      <w:r>
-        <w:rPr>
-          <w:b/>
-          <w:bCs/>
-        </w:rPr>
-        <w:t>3.LISTA DE MATÉRIAIS E EQUIPAMENTOS</w:t>
-      </w:r>
-    </w:p>
-    <w:p>
-      <w:pPr>
-        <w:jc w:val="both"/>
-      </w:pPr>
-      <w:r>
-        <w:t xml:space="preserve">Faça um </w:t>
-      </w:r>
-      <w:proofErr w:type="spellStart"/>
-      <w:r>
-        <w:t>paragrafo</w:t>
-      </w:r>
-      <w:proofErr w:type="spellEnd"/>
-      <w:r>
-        <w:t xml:space="preserve"> para descrever a lista de matérias, uso da tabela no </w:t>
-      </w:r>
-      <w:proofErr w:type="spellStart"/>
-      <w:r>
-        <w:t>notion</w:t>
-      </w:r>
-      <w:proofErr w:type="spellEnd"/>
-      <w:r>
-        <w:t xml:space="preserve"> obrigatório, faça as alterações que julgar necessário, (lembre-se que o exemplo do </w:t>
-      </w:r>
-      <w:proofErr w:type="spellStart"/>
-      <w:r>
-        <w:t>notion</w:t>
-      </w:r>
-      <w:proofErr w:type="spellEnd"/>
-      <w:r>
-        <w:t xml:space="preserve"> pode estar superficial, a ideia é ajudar vocês a desenvolver a documentação, para finalizar, todo o texto é de forma discursiva e com suas palavras).</w:t>
-      </w:r>
-    </w:p>
-    <w:p>
-      <w:pPr>
-        <w:ind w:firstLine="0"/>
-        <w:jc w:val="both"/>
-      </w:pPr>
-    </w:p>
-    <w:p>
-      <w:pPr>
-        <w:ind w:firstLine="0"/>
-        <w:jc w:val="both"/>
-        <w:rPr>
-          <w:b/>
-          <w:bCs/>
-        </w:rPr>
-      </w:pPr>
-      <w:r>
-        <w:rPr>
-          <w:b/>
-          <w:bCs/>
-        </w:rPr>
-        <w:t>4.LINGUAGEM DE PROGRAMAÇÃO</w:t>
-      </w:r>
-    </w:p>
-    <w:p>
-      <w:pPr>
-        <w:jc w:val="both"/>
-      </w:pPr>
-      <w:r>
-        <w:t xml:space="preserve">Justifique o uso da linguagem de programação utilizada no projeto, pode se pesquisar na web seguindo o padrão de usar algum artigo e </w:t>
-      </w:r>
-      <w:proofErr w:type="gramStart"/>
-      <w:r>
-        <w:t>IA, comparar</w:t>
-      </w:r>
-      <w:proofErr w:type="gramEnd"/>
-      <w:r>
-        <w:t xml:space="preserve"> e fazer com suas palavras. </w:t>
-      </w:r>
-      <w:r>
-        <w:t xml:space="preserve">(lembre-se que o exemplo do </w:t>
-      </w:r>
-      <w:proofErr w:type="spellStart"/>
-      <w:r>
-        <w:t>notion</w:t>
-      </w:r>
-      <w:proofErr w:type="spellEnd"/>
-      <w:r>
-        <w:t xml:space="preserve"> pode estar superficial, a ideia é ajudar vocês a desenvolver a documentação, para finalizar, todo o texto é de forma discursiva e com suas palavras).</w:t>
-      </w:r>
-    </w:p>
-    <w:p>
-      <w:pPr>
-        <w:ind w:firstLine="0"/>
-        <w:jc w:val="both"/>
-      </w:pPr>
-    </w:p>
-    <w:p>
-      <w:pPr>
-        <w:ind w:firstLine="0"/>
-        <w:jc w:val="both"/>
-        <w:rPr>
-          <w:b/>
-          <w:bCs/>
-        </w:rPr>
-      </w:pPr>
-      <w:r>
-        <w:rPr>
-          <w:b/>
-          <w:bCs/>
-        </w:rPr>
-        <w:t>5.SISTEMA OPERACIONAL</w:t>
-      </w:r>
-    </w:p>
-    <w:p>
-      <w:pPr>
-        <w:jc w:val="both"/>
-      </w:pPr>
-      <w:r>
-        <w:t xml:space="preserve">Justifique o uso do sistema operacional utilizado no projeto (pode pesquisar o fato dele ser mais utilizado no mundo e usar isso como argumento), pode se pesquisar na web seguindo o padrão de usar algum artigo e </w:t>
-      </w:r>
-      <w:proofErr w:type="gramStart"/>
-      <w:r>
-        <w:t>IA, comparar</w:t>
-      </w:r>
-      <w:proofErr w:type="gramEnd"/>
-      <w:r>
-        <w:t xml:space="preserve"> e fazer com suas palavras. (lembre-se que o exemplo do </w:t>
-      </w:r>
-      <w:proofErr w:type="spellStart"/>
-      <w:r>
-        <w:t>notion</w:t>
-      </w:r>
-      <w:proofErr w:type="spellEnd"/>
-      <w:r>
-        <w:t xml:space="preserve"> pode estar superficial, a ideia é ajudar vocês a desenvolver a documentação, para finalizar, todo o texto é de forma discursiva e com suas palavras).</w:t>
-      </w:r>
-    </w:p>
-    <w:p>
-      <w:pPr>
-        <w:ind w:firstLine="0"/>
-        <w:jc w:val="both"/>
-      </w:pPr>
-    </w:p>
-    <w:p>
-      <w:pPr>
-        <w:ind w:firstLine="0"/>
-        <w:jc w:val="both"/>
-      </w:pPr>
-    </w:p>
-    <w:p>
-      <w:pPr>
-        <w:ind w:firstLine="0"/>
-        <w:jc w:val="both"/>
-        <w:rPr>
-          <w:b/>
-          <w:bCs/>
-        </w:rPr>
-      </w:pPr>
-      <w:r>
-        <w:rPr>
-          <w:b/>
-          <w:bCs/>
-        </w:rPr>
-        <w:lastRenderedPageBreak/>
-        <w:t>6.CRONOGRAMA DO PROJETO</w:t>
-      </w:r>
-    </w:p>
-    <w:p>
-      <w:pPr>
-        <w:jc w:val="both"/>
-      </w:pPr>
-      <w:r>
-        <w:t xml:space="preserve">Descreva o objetivo de um cronograma no projeto e justifique seu uso, utilizar a tabela do </w:t>
-      </w:r>
-      <w:proofErr w:type="spellStart"/>
-      <w:r>
-        <w:t>notion</w:t>
-      </w:r>
-      <w:proofErr w:type="spellEnd"/>
-      <w:r>
-        <w:t xml:space="preserve">. (lembre-se que o exemplo do </w:t>
-      </w:r>
-      <w:proofErr w:type="spellStart"/>
-      <w:r>
-        <w:t>notion</w:t>
-      </w:r>
-      <w:proofErr w:type="spellEnd"/>
-      <w:r>
-        <w:t xml:space="preserve"> pode estar superficial, a ideia é ajudar vocês a desenvolver a documentação, para finalizar, todo o texto é de forma discursiva e com suas palavras).</w:t>
-      </w:r>
-    </w:p>
-    <w:p>
-      <w:pPr>
-        <w:ind w:firstLine="0"/>
-        <w:jc w:val="both"/>
-      </w:pPr>
-    </w:p>
-    <w:p>
-      <w:pPr>
-        <w:ind w:firstLine="0"/>
-        <w:jc w:val="both"/>
-        <w:rPr>
-          <w:b/>
-          <w:bCs/>
-        </w:rPr>
-      </w:pPr>
-      <w:r>
-        <w:rPr>
-          <w:b/>
-          <w:bCs/>
-        </w:rPr>
-        <w:t>7.REPOSITÓRIO GITHUB</w:t>
-      </w:r>
-    </w:p>
-    <w:p>
-      <w:pPr>
-        <w:jc w:val="both"/>
-      </w:pPr>
-      <w:r>
-        <w:t xml:space="preserve">Descreva o que é o </w:t>
-      </w:r>
-      <w:proofErr w:type="spellStart"/>
-      <w:r>
-        <w:t>git</w:t>
-      </w:r>
-      <w:proofErr w:type="spellEnd"/>
-      <w:r>
-        <w:t xml:space="preserve"> </w:t>
-      </w:r>
-      <w:proofErr w:type="gramStart"/>
-      <w:r>
-        <w:t>e  github</w:t>
-      </w:r>
-      <w:proofErr w:type="gramEnd"/>
-      <w:r>
-        <w:t>, sua importância para o projeto (uma delas é o arquivo do código fonte centralizado e sempre com a versão atual), encontre uma forma de reproduzir a estrutura do projeto (imagem?) e coloque a estrutura do README.md (imagem ou tópicos)</w:t>
+        <w:rPr>
+          <w:b/>
+          <w:bCs/>
+        </w:rPr>
+        <w:t>Plano de Ensino — Módulo Básico: Técnico em Desenvolvimento de Sistemas</w:t>
+      </w:r>
+      <w:r>
+        <w:t xml:space="preserve">. </w:t>
+      </w:r>
+      <w:r>
+        <w:t>Sertãozinho</w:t>
+      </w:r>
+      <w:r>
+        <w:t>: SENAI-SP, 202</w:t>
+      </w:r>
+      <w:r>
+        <w:t>6</w:t>
       </w:r>
       <w:r>
         <w:t>.</w:t>
@@ -2027,85 +5082,11 @@
     </w:p>
     <w:p>
       <w:pPr>
-        <w:ind w:firstLine="0"/>
-        <w:jc w:val="both"/>
-      </w:pPr>
-    </w:p>
-    <w:p>
-      <w:pPr>
-        <w:ind w:firstLine="0"/>
-        <w:jc w:val="both"/>
-        <w:rPr>
-          <w:b/>
-          <w:bCs/>
-        </w:rPr>
-      </w:pPr>
-      <w:r>
-        <w:rPr>
-          <w:b/>
-          <w:bCs/>
-        </w:rPr>
-        <w:t>8.REFERÊNCIAS BIBLIOGRÁFICAS</w:t>
-      </w:r>
-    </w:p>
-    <w:p>
-      <w:pPr>
-        <w:ind w:firstLine="0"/>
-        <w:jc w:val="both"/>
-      </w:pPr>
-      <w:r>
-        <w:t xml:space="preserve">(apague o que está entre parênteses quando colocar no github, todo livro ou link utilizado colocar nas referências, é em ordem alfabética, os dois itens abaixo são documentos apresentados a vocês, plano de ensino do semestre e o guia) </w:t>
-      </w:r>
-    </w:p>
-    <w:p>
-      <w:pPr>
-        <w:ind w:firstLine="0"/>
-        <w:jc w:val="both"/>
-      </w:pPr>
-    </w:p>
-    <w:p>
-      <w:pPr>
-        <w:ind w:firstLine="0"/>
-        <w:jc w:val="both"/>
-      </w:pPr>
-      <w:r>
-        <w:t>SERVIÇO NACIONAL DE APRENDIZAGEM INDUSTRIAL.</w:t>
-      </w:r>
-      <w:r>
-        <w:t xml:space="preserve"> </w:t>
-      </w:r>
-      <w:r>
-        <w:rPr>
-          <w:b/>
-          <w:bCs/>
-        </w:rPr>
-        <w:t>Plano de Ensino — Módulo Básico: Técnico em Desenvolvimento de Sistemas</w:t>
-      </w:r>
-      <w:r>
-        <w:t xml:space="preserve">. </w:t>
-      </w:r>
-      <w:r>
-        <w:t>Sertãozinho</w:t>
-      </w:r>
-      <w:r>
-        <w:t>: SENAI-SP, 202</w:t>
-      </w:r>
-      <w:r>
-        <w:t>6</w:t>
-      </w:r>
-      <w:r>
-        <w:t>.</w:t>
-      </w:r>
-    </w:p>
-    <w:p>
-      <w:pPr>
-        <w:ind w:firstLine="0"/>
-        <w:jc w:val="both"/>
-      </w:pPr>
-    </w:p>
-    <w:p>
-      <w:pPr>
-        <w:ind w:firstLine="0"/>
+        <w:jc w:val="both"/>
+      </w:pPr>
+    </w:p>
+    <w:p>
+      <w:pPr>
         <w:jc w:val="both"/>
       </w:pPr>
       <w:r>
@@ -2124,24 +5105,21 @@
     </w:p>
     <w:p>
       <w:pPr>
-        <w:ind w:firstLine="0"/>
-        <w:jc w:val="both"/>
-      </w:pPr>
-    </w:p>
-    <w:p>
-      <w:pPr>
-        <w:ind w:firstLine="0"/>
-        <w:jc w:val="both"/>
-      </w:pPr>
-    </w:p>
-    <w:p>
-      <w:pPr>
-        <w:jc w:val="both"/>
-      </w:pPr>
-    </w:p>
-    <w:p>
-      <w:pPr>
-        <w:ind w:firstLine="0"/>
+        <w:jc w:val="both"/>
+      </w:pPr>
+    </w:p>
+    <w:p>
+      <w:pPr>
+        <w:jc w:val="both"/>
+      </w:pPr>
+    </w:p>
+    <w:p>
+      <w:pPr>
+        <w:jc w:val="both"/>
+      </w:pPr>
+    </w:p>
+    <w:p>
+      <w:pPr>
         <w:jc w:val="both"/>
       </w:pPr>
     </w:p>
@@ -2166,13 +5144,81 @@
       </w:pPr>
     </w:p>
     <w:sectPr>
+      <w:footerReference w:type="default" r:id="rId8"/>
       <w:pgSz w:w="11906" w:h="16838"/>
       <w:pgMar w:top="1701" w:right="1134" w:bottom="1134" w:left="1701" w:header="709" w:footer="709" w:gutter="0"/>
       <w:cols w:space="708"/>
+      <w:titlePg/>
       <w:docGrid w:linePitch="360"/>
     </w:sectPr>
   </w:body>
 </w:document>
+</file>
+
+<file path=word/endnotes.xml><?xml version="1.0" encoding="utf-8"?>
+<w:endnotes xmlns:wpc="http://schemas.microsoft.com/office/word/2010/wordprocessingCanvas" xmlns:cx="http://schemas.microsoft.com/office/drawing/2014/chartex" xmlns:cx1="http://schemas.microsoft.com/office/drawing/2015/9/8/chartex" xmlns:cx2="http://schemas.microsoft.com/office/drawing/2015/10/21/chartex" xmlns:cx3="http://schemas.microsoft.com/office/drawing/2016/5/9/chartex" xmlns:cx4="http://schemas.microsoft.com/office/drawing/2016/5/10/chartex" xmlns:cx5="http://schemas.microsoft.com/office/drawing/2016/5/11/chartex" xmlns:cx6="http://schemas.microsoft.com/office/drawing/2016/5/12/chartex" xmlns:cx7="http://schemas.microsoft.com/office/drawing/2016/5/13/chartex" xmlns:cx8="http://schemas.microsoft.com/office/drawing/2016/5/14/chartex" xmlns:mc="http://schemas.openxmlformats.org/markup-compatibility/2006" xmlns:aink="http://schemas.microsoft.com/office/drawing/2016/ink" xmlns:am3d="http://schemas.microsoft.com/office/drawing/2017/model3d" xmlns:o="urn:schemas-microsoft-com:office:office" xmlns:oel="http://schemas.microsoft.com/office/2019/extlst" xmlns:r="http://schemas.openxmlformats.org/officeDocument/2006/relationships" xmlns:m="http://schemas.openxmlformats.org/officeDocument/2006/math" xmlns:v="urn:schemas-microsoft-com:vml" xmlns:wp14="http://schemas.microsoft.com/office/word/2010/wordprocessingDrawing" xmlns:wp="http://schemas.openxmlformats.org/drawingml/2006/wordprocessingDrawing" xmlns:w10="urn:schemas-microsoft-com:office:word" xmlns:w="http://schemas.openxmlformats.org/wordprocessingml/2006/main" xmlns:w14="http://schemas.microsoft.com/office/word/2010/wordml" xmlns:w15="http://schemas.microsoft.com/office/word/2012/wordml" xmlns:w16cex="http://schemas.microsoft.com/office/word/2018/wordml/cex" xmlns:w16cid="http://schemas.microsoft.com/office/word/2016/wordml/cid" xmlns:w16="http://schemas.microsoft.com/office/word/2018/wordml" xmlns:w16du="http://schemas.microsoft.com/office/word/2023/wordml/word16du" xmlns:w16sdtdh="http://schemas.microsoft.com/office/word/2020/wordml/sdtdatahash" xmlns:w16sdtfl="http://schemas.microsoft.com/office/word/2024/wordml/sdtformatlock" xmlns:w16se="http://schemas.microsoft.com/office/word/2015/wordml/symex" xmlns:wpg="http://schemas.microsoft.com/office/word/2010/wordprocessingGroup" xmlns:wpi="http://schemas.microsoft.com/office/word/2010/wordprocessingInk" xmlns:wne="http://schemas.microsoft.com/office/word/2006/wordml" xmlns:wps="http://schemas.microsoft.com/office/word/2010/wordprocessingShape" mc:Ignorable="w14 w15 w16se w16cid w16 w16cex w16sdtdh w16sdtfl w16du wp14">
+  <w:endnote w:type="separator" w:id="-1">
+    <w:p>
+      <w:pPr>
+        <w:spacing w:line="240" w:lineRule="auto"/>
+      </w:pPr>
+      <w:r>
+        <w:separator/>
+      </w:r>
+    </w:p>
+  </w:endnote>
+  <w:endnote w:type="continuationSeparator" w:id="0">
+    <w:p>
+      <w:pPr>
+        <w:spacing w:line="240" w:lineRule="auto"/>
+      </w:pPr>
+      <w:r>
+        <w:continuationSeparator/>
+      </w:r>
+    </w:p>
+  </w:endnote>
+</w:endnotes>
+</file>
+
+<file path=word/footer1.xml><?xml version="1.0" encoding="utf-8"?>
+<w:ftr xmlns:wpc="http://schemas.microsoft.com/office/word/2010/wordprocessingCanvas" xmlns:cx="http://schemas.microsoft.com/office/drawing/2014/chartex" xmlns:cx1="http://schemas.microsoft.com/office/drawing/2015/9/8/chartex" xmlns:cx2="http://schemas.microsoft.com/office/drawing/2015/10/21/chartex" xmlns:cx3="http://schemas.microsoft.com/office/drawing/2016/5/9/chartex" xmlns:cx4="http://schemas.microsoft.com/office/drawing/2016/5/10/chartex" xmlns:cx5="http://schemas.microsoft.com/office/drawing/2016/5/11/chartex" xmlns:cx6="http://schemas.microsoft.com/office/drawing/2016/5/12/chartex" xmlns:cx7="http://schemas.microsoft.com/office/drawing/2016/5/13/chartex" xmlns:cx8="http://schemas.microsoft.com/office/drawing/2016/5/14/chartex" xmlns:mc="http://schemas.openxmlformats.org/markup-compatibility/2006" xmlns:aink="http://schemas.microsoft.com/office/drawing/2016/ink" xmlns:am3d="http://schemas.microsoft.com/office/drawing/2017/model3d" xmlns:o="urn:schemas-microsoft-com:office:office" xmlns:oel="http://schemas.microsoft.com/office/2019/extlst" xmlns:r="http://schemas.openxmlformats.org/officeDocument/2006/relationships" xmlns:m="http://schemas.openxmlformats.org/officeDocument/2006/math" xmlns:v="urn:schemas-microsoft-com:vml" xmlns:wp14="http://schemas.microsoft.com/office/word/2010/wordprocessingDrawing" xmlns:wp="http://schemas.openxmlformats.org/drawingml/2006/wordprocessingDrawing" xmlns:w10="urn:schemas-microsoft-com:office:word" xmlns:w="http://schemas.openxmlformats.org/wordprocessingml/2006/main" xmlns:w14="http://schemas.microsoft.com/office/word/2010/wordml" xmlns:w15="http://schemas.microsoft.com/office/word/2012/wordml" xmlns:w16cex="http://schemas.microsoft.com/office/word/2018/wordml/cex" xmlns:w16cid="http://schemas.microsoft.com/office/word/2016/wordml/cid" xmlns:w16="http://schemas.microsoft.com/office/word/2018/wordml" xmlns:w16du="http://schemas.microsoft.com/office/word/2023/wordml/word16du" xmlns:w16sdtdh="http://schemas.microsoft.com/office/word/2020/wordml/sdtdatahash" xmlns:w16sdtfl="http://schemas.microsoft.com/office/word/2024/wordml/sdtformatlock" xmlns:w16se="http://schemas.microsoft.com/office/word/2015/wordml/symex" xmlns:wpg="http://schemas.microsoft.com/office/word/2010/wordprocessingGroup" xmlns:wpi="http://schemas.microsoft.com/office/word/2010/wordprocessingInk" xmlns:wne="http://schemas.microsoft.com/office/word/2006/wordml" xmlns:wps="http://schemas.microsoft.com/office/word/2010/wordprocessingShape" mc:Ignorable="w14 w15 w16se w16cid w16 w16cex w16sdtdh w16sdtfl w16du wp14">
+  <w:p>
+    <w:pPr>
+      <w:pStyle w:val="Rodap"/>
+      <w:jc w:val="right"/>
+    </w:pPr>
+  </w:p>
+  <w:p>
+    <w:pPr>
+      <w:pStyle w:val="Rodap"/>
+    </w:pPr>
+  </w:p>
+</w:ftr>
+</file>
+
+<file path=word/footnotes.xml><?xml version="1.0" encoding="utf-8"?>
+<w:footnotes xmlns:wpc="http://schemas.microsoft.com/office/word/2010/wordprocessingCanvas" xmlns:cx="http://schemas.microsoft.com/office/drawing/2014/chartex" xmlns:cx1="http://schemas.microsoft.com/office/drawing/2015/9/8/chartex" xmlns:cx2="http://schemas.microsoft.com/office/drawing/2015/10/21/chartex" xmlns:cx3="http://schemas.microsoft.com/office/drawing/2016/5/9/chartex" xmlns:cx4="http://schemas.microsoft.com/office/drawing/2016/5/10/chartex" xmlns:cx5="http://schemas.microsoft.com/office/drawing/2016/5/11/chartex" xmlns:cx6="http://schemas.microsoft.com/office/drawing/2016/5/12/chartex" xmlns:cx7="http://schemas.microsoft.com/office/drawing/2016/5/13/chartex" xmlns:cx8="http://schemas.microsoft.com/office/drawing/2016/5/14/chartex" xmlns:mc="http://schemas.openxmlformats.org/markup-compatibility/2006" xmlns:aink="http://schemas.microsoft.com/office/drawing/2016/ink" xmlns:am3d="http://schemas.microsoft.com/office/drawing/2017/model3d" xmlns:o="urn:schemas-microsoft-com:office:office" xmlns:oel="http://schemas.microsoft.com/office/2019/extlst" xmlns:r="http://schemas.openxmlformats.org/officeDocument/2006/relationships" xmlns:m="http://schemas.openxmlformats.org/officeDocument/2006/math" xmlns:v="urn:schemas-microsoft-com:vml" xmlns:wp14="http://schemas.microsoft.com/office/word/2010/wordprocessingDrawing" xmlns:wp="http://schemas.openxmlformats.org/drawingml/2006/wordprocessingDrawing" xmlns:w10="urn:schemas-microsoft-com:office:word" xmlns:w="http://schemas.openxmlformats.org/wordprocessingml/2006/main" xmlns:w14="http://schemas.microsoft.com/office/word/2010/wordml" xmlns:w15="http://schemas.microsoft.com/office/word/2012/wordml" xmlns:w16cex="http://schemas.microsoft.com/office/word/2018/wordml/cex" xmlns:w16cid="http://schemas.microsoft.com/office/word/2016/wordml/cid" xmlns:w16="http://schemas.microsoft.com/office/word/2018/wordml" xmlns:w16du="http://schemas.microsoft.com/office/word/2023/wordml/word16du" xmlns:w16sdtdh="http://schemas.microsoft.com/office/word/2020/wordml/sdtdatahash" xmlns:w16sdtfl="http://schemas.microsoft.com/office/word/2024/wordml/sdtformatlock" xmlns:w16se="http://schemas.microsoft.com/office/word/2015/wordml/symex" xmlns:wpg="http://schemas.microsoft.com/office/word/2010/wordprocessingGroup" xmlns:wpi="http://schemas.microsoft.com/office/word/2010/wordprocessingInk" xmlns:wne="http://schemas.microsoft.com/office/word/2006/wordml" xmlns:wps="http://schemas.microsoft.com/office/word/2010/wordprocessingShape" mc:Ignorable="w14 w15 w16se w16cid w16 w16cex w16sdtdh w16sdtfl w16du wp14">
+  <w:footnote w:type="separator" w:id="-1">
+    <w:p>
+      <w:pPr>
+        <w:spacing w:line="240" w:lineRule="auto"/>
+      </w:pPr>
+      <w:r>
+        <w:separator/>
+      </w:r>
+    </w:p>
+  </w:footnote>
+  <w:footnote w:type="continuationSeparator" w:id="0">
+    <w:p>
+      <w:pPr>
+        <w:spacing w:line="240" w:lineRule="auto"/>
+      </w:pPr>
+      <w:r>
+        <w:continuationSeparator/>
+      </w:r>
+    </w:p>
+  </w:footnote>
+</w:footnotes>
 </file>
 
 <file path=word/numbering.xml><?xml version="1.0" encoding="utf-8"?>
@@ -3558,6 +6604,28 @@
       <w:szCs w:val="32"/>
     </w:rPr>
   </w:style>
+  <w:style w:type="paragraph" w:styleId="Ttulo2">
+    <w:name w:val="heading 2"/>
+    <w:basedOn w:val="Normal"/>
+    <w:next w:val="Normal"/>
+    <w:link w:val="Ttulo2Char"/>
+    <w:uiPriority w:val="9"/>
+    <w:unhideWhenUsed/>
+    <w:qFormat/>
+    <w:rsid w:val="000939BE"/>
+    <w:pPr>
+      <w:keepNext/>
+      <w:keepLines/>
+      <w:spacing w:before="40"/>
+      <w:outlineLvl w:val="1"/>
+    </w:pPr>
+    <w:rPr>
+      <w:rFonts w:asciiTheme="majorHAnsi" w:eastAsiaTheme="majorEastAsia" w:hAnsiTheme="majorHAnsi" w:cstheme="majorBidi"/>
+      <w:color w:val="2F5496" w:themeColor="accent1" w:themeShade="BF"/>
+      <w:sz w:val="26"/>
+      <w:szCs w:val="26"/>
+    </w:rPr>
+  </w:style>
   <w:style w:type="character" w:default="1" w:styleId="Fontepargpadro">
     <w:name w:val="Default Paragraph Font"/>
     <w:uiPriority w:val="1"/>
@@ -3609,6 +6677,549 @@
       <w:ind w:left="720"/>
       <w:contextualSpacing/>
     </w:pPr>
+  </w:style>
+  <w:style w:type="character" w:customStyle="1" w:styleId="Ttulo2Char">
+    <w:name w:val="Título 2 Char"/>
+    <w:basedOn w:val="Fontepargpadro"/>
+    <w:link w:val="Ttulo2"/>
+    <w:uiPriority w:val="9"/>
+    <w:rsid w:val="000939BE"/>
+    <w:rPr>
+      <w:rFonts w:asciiTheme="majorHAnsi" w:eastAsiaTheme="majorEastAsia" w:hAnsiTheme="majorHAnsi" w:cstheme="majorBidi"/>
+      <w:color w:val="2F5496" w:themeColor="accent1" w:themeShade="BF"/>
+      <w:sz w:val="26"/>
+      <w:szCs w:val="26"/>
+    </w:rPr>
+  </w:style>
+  <w:style w:type="paragraph" w:styleId="NormalWeb">
+    <w:name w:val="Normal (Web)"/>
+    <w:basedOn w:val="Normal"/>
+    <w:uiPriority w:val="99"/>
+    <w:unhideWhenUsed/>
+    <w:rsid w:val="000939BE"/>
+    <w:pPr>
+      <w:spacing w:before="100" w:beforeAutospacing="1" w:after="100" w:afterAutospacing="1" w:line="240" w:lineRule="auto"/>
+      <w:ind w:firstLine="0"/>
+    </w:pPr>
+    <w:rPr>
+      <w:rFonts w:ascii="Times New Roman" w:eastAsia="Times New Roman" w:hAnsi="Times New Roman" w:cs="Times New Roman"/>
+      <w:szCs w:val="24"/>
+      <w:lang w:eastAsia="pt-BR"/>
+    </w:rPr>
+  </w:style>
+  <w:style w:type="character" w:styleId="Forte">
+    <w:name w:val="Strong"/>
+    <w:basedOn w:val="Fontepargpadro"/>
+    <w:uiPriority w:val="22"/>
+    <w:qFormat/>
+    <w:rsid w:val="000939BE"/>
+    <w:rPr>
+      <w:b/>
+      <w:bCs/>
+    </w:rPr>
+  </w:style>
+  <w:style w:type="table" w:styleId="Tabelacomgrade">
+    <w:name w:val="Table Grid"/>
+    <w:basedOn w:val="Tabelanormal"/>
+    <w:uiPriority w:val="39"/>
+    <w:rsid w:val="0078393D"/>
+    <w:pPr>
+      <w:spacing w:after="0" w:line="240" w:lineRule="auto"/>
+    </w:pPr>
+    <w:tblPr>
+      <w:tblBorders>
+        <w:top w:val="single" w:sz="4" w:space="0" w:color="auto"/>
+        <w:left w:val="single" w:sz="4" w:space="0" w:color="auto"/>
+        <w:bottom w:val="single" w:sz="4" w:space="0" w:color="auto"/>
+        <w:right w:val="single" w:sz="4" w:space="0" w:color="auto"/>
+        <w:insideH w:val="single" w:sz="4" w:space="0" w:color="auto"/>
+        <w:insideV w:val="single" w:sz="4" w:space="0" w:color="auto"/>
+      </w:tblBorders>
+    </w:tblPr>
+  </w:style>
+  <w:style w:type="table" w:styleId="TabeladeGrade4-nfase6">
+    <w:name w:val="Grid Table 4 Accent 6"/>
+    <w:basedOn w:val="Tabelanormal"/>
+    <w:uiPriority w:val="49"/>
+    <w:rsid w:val="0078393D"/>
+    <w:pPr>
+      <w:spacing w:after="0" w:line="240" w:lineRule="auto"/>
+    </w:pPr>
+    <w:tblPr>
+      <w:tblStyleRowBandSize w:val="1"/>
+      <w:tblStyleColBandSize w:val="1"/>
+      <w:tblBorders>
+        <w:top w:val="single" w:sz="4" w:space="0" w:color="A8D08D" w:themeColor="accent6" w:themeTint="99"/>
+        <w:left w:val="single" w:sz="4" w:space="0" w:color="A8D08D" w:themeColor="accent6" w:themeTint="99"/>
+        <w:bottom w:val="single" w:sz="4" w:space="0" w:color="A8D08D" w:themeColor="accent6" w:themeTint="99"/>
+        <w:right w:val="single" w:sz="4" w:space="0" w:color="A8D08D" w:themeColor="accent6" w:themeTint="99"/>
+        <w:insideH w:val="single" w:sz="4" w:space="0" w:color="A8D08D" w:themeColor="accent6" w:themeTint="99"/>
+        <w:insideV w:val="single" w:sz="4" w:space="0" w:color="A8D08D" w:themeColor="accent6" w:themeTint="99"/>
+      </w:tblBorders>
+    </w:tblPr>
+    <w:tblStylePr w:type="firstRow">
+      <w:rPr>
+        <w:b/>
+        <w:bCs/>
+        <w:color w:val="FFFFFF" w:themeColor="background1"/>
+      </w:rPr>
+      <w:tblPr/>
+      <w:tcPr>
+        <w:tcBorders>
+          <w:top w:val="single" w:sz="4" w:space="0" w:color="70AD47" w:themeColor="accent6"/>
+          <w:left w:val="single" w:sz="4" w:space="0" w:color="70AD47" w:themeColor="accent6"/>
+          <w:bottom w:val="single" w:sz="4" w:space="0" w:color="70AD47" w:themeColor="accent6"/>
+          <w:right w:val="single" w:sz="4" w:space="0" w:color="70AD47" w:themeColor="accent6"/>
+          <w:insideH w:val="nil"/>
+          <w:insideV w:val="nil"/>
+        </w:tcBorders>
+        <w:shd w:val="clear" w:color="auto" w:fill="70AD47" w:themeFill="accent6"/>
+      </w:tcPr>
+    </w:tblStylePr>
+    <w:tblStylePr w:type="lastRow">
+      <w:rPr>
+        <w:b/>
+        <w:bCs/>
+      </w:rPr>
+      <w:tblPr/>
+      <w:tcPr>
+        <w:tcBorders>
+          <w:top w:val="double" w:sz="4" w:space="0" w:color="70AD47" w:themeColor="accent6"/>
+        </w:tcBorders>
+      </w:tcPr>
+    </w:tblStylePr>
+    <w:tblStylePr w:type="firstCol">
+      <w:rPr>
+        <w:b/>
+        <w:bCs/>
+      </w:rPr>
+    </w:tblStylePr>
+    <w:tblStylePr w:type="lastCol">
+      <w:rPr>
+        <w:b/>
+        <w:bCs/>
+      </w:rPr>
+    </w:tblStylePr>
+    <w:tblStylePr w:type="band1Vert">
+      <w:tblPr/>
+      <w:tcPr>
+        <w:shd w:val="clear" w:color="auto" w:fill="E2EFD9" w:themeFill="accent6" w:themeFillTint="33"/>
+      </w:tcPr>
+    </w:tblStylePr>
+    <w:tblStylePr w:type="band1Horz">
+      <w:tblPr/>
+      <w:tcPr>
+        <w:shd w:val="clear" w:color="auto" w:fill="E2EFD9" w:themeFill="accent6" w:themeFillTint="33"/>
+      </w:tcPr>
+    </w:tblStylePr>
+  </w:style>
+  <w:style w:type="table" w:styleId="TabeladeGrade4-nfase3">
+    <w:name w:val="Grid Table 4 Accent 3"/>
+    <w:basedOn w:val="Tabelanormal"/>
+    <w:uiPriority w:val="49"/>
+    <w:rsid w:val="001936DE"/>
+    <w:pPr>
+      <w:spacing w:after="0" w:line="240" w:lineRule="auto"/>
+    </w:pPr>
+    <w:tblPr>
+      <w:tblStyleRowBandSize w:val="1"/>
+      <w:tblStyleColBandSize w:val="1"/>
+      <w:tblBorders>
+        <w:top w:val="single" w:sz="4" w:space="0" w:color="C9C9C9" w:themeColor="accent3" w:themeTint="99"/>
+        <w:left w:val="single" w:sz="4" w:space="0" w:color="C9C9C9" w:themeColor="accent3" w:themeTint="99"/>
+        <w:bottom w:val="single" w:sz="4" w:space="0" w:color="C9C9C9" w:themeColor="accent3" w:themeTint="99"/>
+        <w:right w:val="single" w:sz="4" w:space="0" w:color="C9C9C9" w:themeColor="accent3" w:themeTint="99"/>
+        <w:insideH w:val="single" w:sz="4" w:space="0" w:color="C9C9C9" w:themeColor="accent3" w:themeTint="99"/>
+        <w:insideV w:val="single" w:sz="4" w:space="0" w:color="C9C9C9" w:themeColor="accent3" w:themeTint="99"/>
+      </w:tblBorders>
+    </w:tblPr>
+    <w:tblStylePr w:type="firstRow">
+      <w:rPr>
+        <w:b/>
+        <w:bCs/>
+        <w:color w:val="FFFFFF" w:themeColor="background1"/>
+      </w:rPr>
+      <w:tblPr/>
+      <w:tcPr>
+        <w:tcBorders>
+          <w:top w:val="single" w:sz="4" w:space="0" w:color="A5A5A5" w:themeColor="accent3"/>
+          <w:left w:val="single" w:sz="4" w:space="0" w:color="A5A5A5" w:themeColor="accent3"/>
+          <w:bottom w:val="single" w:sz="4" w:space="0" w:color="A5A5A5" w:themeColor="accent3"/>
+          <w:right w:val="single" w:sz="4" w:space="0" w:color="A5A5A5" w:themeColor="accent3"/>
+          <w:insideH w:val="nil"/>
+          <w:insideV w:val="nil"/>
+        </w:tcBorders>
+        <w:shd w:val="clear" w:color="auto" w:fill="A5A5A5" w:themeFill="accent3"/>
+      </w:tcPr>
+    </w:tblStylePr>
+    <w:tblStylePr w:type="lastRow">
+      <w:rPr>
+        <w:b/>
+        <w:bCs/>
+      </w:rPr>
+      <w:tblPr/>
+      <w:tcPr>
+        <w:tcBorders>
+          <w:top w:val="double" w:sz="4" w:space="0" w:color="A5A5A5" w:themeColor="accent3"/>
+        </w:tcBorders>
+      </w:tcPr>
+    </w:tblStylePr>
+    <w:tblStylePr w:type="firstCol">
+      <w:rPr>
+        <w:b/>
+        <w:bCs/>
+      </w:rPr>
+    </w:tblStylePr>
+    <w:tblStylePr w:type="lastCol">
+      <w:rPr>
+        <w:b/>
+        <w:bCs/>
+      </w:rPr>
+    </w:tblStylePr>
+    <w:tblStylePr w:type="band1Vert">
+      <w:tblPr/>
+      <w:tcPr>
+        <w:shd w:val="clear" w:color="auto" w:fill="EDEDED" w:themeFill="accent3" w:themeFillTint="33"/>
+      </w:tcPr>
+    </w:tblStylePr>
+    <w:tblStylePr w:type="band1Horz">
+      <w:tblPr/>
+      <w:tcPr>
+        <w:shd w:val="clear" w:color="auto" w:fill="EDEDED" w:themeFill="accent3" w:themeFillTint="33"/>
+      </w:tcPr>
+    </w:tblStylePr>
+  </w:style>
+  <w:style w:type="table" w:styleId="TabeladeGrade2">
+    <w:name w:val="Grid Table 2"/>
+    <w:basedOn w:val="Tabelanormal"/>
+    <w:uiPriority w:val="47"/>
+    <w:rsid w:val="00306A20"/>
+    <w:pPr>
+      <w:spacing w:after="0" w:line="240" w:lineRule="auto"/>
+    </w:pPr>
+    <w:tblPr>
+      <w:tblStyleRowBandSize w:val="1"/>
+      <w:tblStyleColBandSize w:val="1"/>
+      <w:tblBorders>
+        <w:top w:val="single" w:sz="2" w:space="0" w:color="666666" w:themeColor="text1" w:themeTint="99"/>
+        <w:bottom w:val="single" w:sz="2" w:space="0" w:color="666666" w:themeColor="text1" w:themeTint="99"/>
+        <w:insideH w:val="single" w:sz="2" w:space="0" w:color="666666" w:themeColor="text1" w:themeTint="99"/>
+        <w:insideV w:val="single" w:sz="2" w:space="0" w:color="666666" w:themeColor="text1" w:themeTint="99"/>
+      </w:tblBorders>
+    </w:tblPr>
+    <w:tblStylePr w:type="firstRow">
+      <w:rPr>
+        <w:b/>
+        <w:bCs/>
+      </w:rPr>
+      <w:tblPr/>
+      <w:tcPr>
+        <w:tcBorders>
+          <w:top w:val="nil"/>
+          <w:bottom w:val="single" w:sz="12" w:space="0" w:color="666666" w:themeColor="text1" w:themeTint="99"/>
+          <w:insideH w:val="nil"/>
+          <w:insideV w:val="nil"/>
+        </w:tcBorders>
+        <w:shd w:val="clear" w:color="auto" w:fill="FFFFFF" w:themeFill="background1"/>
+      </w:tcPr>
+    </w:tblStylePr>
+    <w:tblStylePr w:type="lastRow">
+      <w:rPr>
+        <w:b/>
+        <w:bCs/>
+      </w:rPr>
+      <w:tblPr/>
+      <w:tcPr>
+        <w:tcBorders>
+          <w:top w:val="double" w:sz="2" w:space="0" w:color="666666" w:themeColor="text1" w:themeTint="99"/>
+          <w:bottom w:val="nil"/>
+          <w:insideH w:val="nil"/>
+          <w:insideV w:val="nil"/>
+        </w:tcBorders>
+        <w:shd w:val="clear" w:color="auto" w:fill="FFFFFF" w:themeFill="background1"/>
+      </w:tcPr>
+    </w:tblStylePr>
+    <w:tblStylePr w:type="firstCol">
+      <w:rPr>
+        <w:b/>
+        <w:bCs/>
+      </w:rPr>
+    </w:tblStylePr>
+    <w:tblStylePr w:type="lastCol">
+      <w:rPr>
+        <w:b/>
+        <w:bCs/>
+      </w:rPr>
+    </w:tblStylePr>
+    <w:tblStylePr w:type="band1Vert">
+      <w:tblPr/>
+      <w:tcPr>
+        <w:shd w:val="clear" w:color="auto" w:fill="CCCCCC" w:themeFill="text1" w:themeFillTint="33"/>
+      </w:tcPr>
+    </w:tblStylePr>
+    <w:tblStylePr w:type="band1Horz">
+      <w:tblPr/>
+      <w:tcPr>
+        <w:shd w:val="clear" w:color="auto" w:fill="CCCCCC" w:themeFill="text1" w:themeFillTint="33"/>
+      </w:tcPr>
+    </w:tblStylePr>
+  </w:style>
+  <w:style w:type="table" w:styleId="TabeladeGrade1Clara">
+    <w:name w:val="Grid Table 1 Light"/>
+    <w:basedOn w:val="Tabelanormal"/>
+    <w:uiPriority w:val="46"/>
+    <w:rsid w:val="009A05A4"/>
+    <w:pPr>
+      <w:spacing w:after="0" w:line="240" w:lineRule="auto"/>
+    </w:pPr>
+    <w:tblPr>
+      <w:tblStyleRowBandSize w:val="1"/>
+      <w:tblStyleColBandSize w:val="1"/>
+      <w:tblBorders>
+        <w:top w:val="single" w:sz="4" w:space="0" w:color="999999" w:themeColor="text1" w:themeTint="66"/>
+        <w:left w:val="single" w:sz="4" w:space="0" w:color="999999" w:themeColor="text1" w:themeTint="66"/>
+        <w:bottom w:val="single" w:sz="4" w:space="0" w:color="999999" w:themeColor="text1" w:themeTint="66"/>
+        <w:right w:val="single" w:sz="4" w:space="0" w:color="999999" w:themeColor="text1" w:themeTint="66"/>
+        <w:insideH w:val="single" w:sz="4" w:space="0" w:color="999999" w:themeColor="text1" w:themeTint="66"/>
+        <w:insideV w:val="single" w:sz="4" w:space="0" w:color="999999" w:themeColor="text1" w:themeTint="66"/>
+      </w:tblBorders>
+    </w:tblPr>
+    <w:tblStylePr w:type="firstRow">
+      <w:rPr>
+        <w:b/>
+        <w:bCs/>
+      </w:rPr>
+      <w:tblPr/>
+      <w:tcPr>
+        <w:tcBorders>
+          <w:bottom w:val="single" w:sz="12" w:space="0" w:color="666666" w:themeColor="text1" w:themeTint="99"/>
+        </w:tcBorders>
+      </w:tcPr>
+    </w:tblStylePr>
+    <w:tblStylePr w:type="lastRow">
+      <w:rPr>
+        <w:b/>
+        <w:bCs/>
+      </w:rPr>
+      <w:tblPr/>
+      <w:tcPr>
+        <w:tcBorders>
+          <w:top w:val="double" w:sz="2" w:space="0" w:color="666666" w:themeColor="text1" w:themeTint="99"/>
+        </w:tcBorders>
+      </w:tcPr>
+    </w:tblStylePr>
+    <w:tblStylePr w:type="firstCol">
+      <w:rPr>
+        <w:b/>
+        <w:bCs/>
+      </w:rPr>
+    </w:tblStylePr>
+    <w:tblStylePr w:type="lastCol">
+      <w:rPr>
+        <w:b/>
+        <w:bCs/>
+      </w:rPr>
+    </w:tblStylePr>
+  </w:style>
+  <w:style w:type="paragraph" w:styleId="Cabealho">
+    <w:name w:val="header"/>
+    <w:basedOn w:val="Normal"/>
+    <w:link w:val="CabealhoChar"/>
+    <w:uiPriority w:val="99"/>
+    <w:unhideWhenUsed/>
+    <w:rsid w:val="0002638E"/>
+    <w:pPr>
+      <w:tabs>
+        <w:tab w:val="center" w:pos="4252"/>
+        <w:tab w:val="right" w:pos="8504"/>
+      </w:tabs>
+      <w:spacing w:line="240" w:lineRule="auto"/>
+    </w:pPr>
+  </w:style>
+  <w:style w:type="character" w:customStyle="1" w:styleId="CabealhoChar">
+    <w:name w:val="Cabeçalho Char"/>
+    <w:basedOn w:val="Fontepargpadro"/>
+    <w:link w:val="Cabealho"/>
+    <w:uiPriority w:val="99"/>
+    <w:rsid w:val="0002638E"/>
+    <w:rPr>
+      <w:rFonts w:ascii="Arial" w:hAnsi="Arial"/>
+      <w:sz w:val="24"/>
+    </w:rPr>
+  </w:style>
+  <w:style w:type="paragraph" w:styleId="Rodap">
+    <w:name w:val="footer"/>
+    <w:basedOn w:val="Normal"/>
+    <w:link w:val="RodapChar"/>
+    <w:uiPriority w:val="99"/>
+    <w:unhideWhenUsed/>
+    <w:rsid w:val="0002638E"/>
+    <w:pPr>
+      <w:tabs>
+        <w:tab w:val="center" w:pos="4252"/>
+        <w:tab w:val="right" w:pos="8504"/>
+      </w:tabs>
+      <w:spacing w:line="240" w:lineRule="auto"/>
+    </w:pPr>
+  </w:style>
+  <w:style w:type="character" w:customStyle="1" w:styleId="RodapChar">
+    <w:name w:val="Rodapé Char"/>
+    <w:basedOn w:val="Fontepargpadro"/>
+    <w:link w:val="Rodap"/>
+    <w:uiPriority w:val="99"/>
+    <w:rsid w:val="0002638E"/>
+    <w:rPr>
+      <w:rFonts w:ascii="Arial" w:hAnsi="Arial"/>
+      <w:sz w:val="24"/>
+    </w:rPr>
+  </w:style>
+  <w:style w:type="paragraph" w:styleId="CabealhodoSumrio">
+    <w:name w:val="TOC Heading"/>
+    <w:basedOn w:val="Ttulo1"/>
+    <w:next w:val="Normal"/>
+    <w:uiPriority w:val="39"/>
+    <w:unhideWhenUsed/>
+    <w:qFormat/>
+    <w:rsid w:val="00881FCC"/>
+    <w:pPr>
+      <w:spacing w:before="240" w:line="259" w:lineRule="auto"/>
+      <w:outlineLvl w:val="9"/>
+    </w:pPr>
+    <w:rPr>
+      <w:rFonts w:asciiTheme="majorHAnsi" w:hAnsiTheme="majorHAnsi"/>
+      <w:b w:val="0"/>
+      <w:color w:val="2F5496" w:themeColor="accent1" w:themeShade="BF"/>
+      <w:sz w:val="32"/>
+      <w:lang w:eastAsia="pt-BR"/>
+    </w:rPr>
+  </w:style>
+  <w:style w:type="paragraph" w:styleId="Sumrio2">
+    <w:name w:val="toc 2"/>
+    <w:basedOn w:val="Normal"/>
+    <w:next w:val="Normal"/>
+    <w:autoRedefine/>
+    <w:uiPriority w:val="39"/>
+    <w:unhideWhenUsed/>
+    <w:rsid w:val="00881FCC"/>
+    <w:pPr>
+      <w:spacing w:after="100" w:line="259" w:lineRule="auto"/>
+      <w:ind w:left="220" w:firstLine="0"/>
+    </w:pPr>
+    <w:rPr>
+      <w:rFonts w:asciiTheme="minorHAnsi" w:eastAsiaTheme="minorEastAsia" w:hAnsiTheme="minorHAnsi" w:cs="Times New Roman"/>
+      <w:sz w:val="22"/>
+      <w:lang w:eastAsia="pt-BR"/>
+    </w:rPr>
+  </w:style>
+  <w:style w:type="paragraph" w:styleId="Sumrio1">
+    <w:name w:val="toc 1"/>
+    <w:basedOn w:val="Normal"/>
+    <w:next w:val="Normal"/>
+    <w:autoRedefine/>
+    <w:uiPriority w:val="39"/>
+    <w:unhideWhenUsed/>
+    <w:rsid w:val="00881FCC"/>
+    <w:pPr>
+      <w:spacing w:after="100" w:line="259" w:lineRule="auto"/>
+      <w:ind w:firstLine="0"/>
+    </w:pPr>
+    <w:rPr>
+      <w:rFonts w:asciiTheme="minorHAnsi" w:eastAsiaTheme="minorEastAsia" w:hAnsiTheme="minorHAnsi" w:cs="Times New Roman"/>
+      <w:sz w:val="22"/>
+      <w:lang w:eastAsia="pt-BR"/>
+    </w:rPr>
+  </w:style>
+  <w:style w:type="paragraph" w:styleId="Sumrio3">
+    <w:name w:val="toc 3"/>
+    <w:basedOn w:val="Normal"/>
+    <w:next w:val="Normal"/>
+    <w:autoRedefine/>
+    <w:uiPriority w:val="39"/>
+    <w:unhideWhenUsed/>
+    <w:rsid w:val="00881FCC"/>
+    <w:pPr>
+      <w:spacing w:after="100" w:line="259" w:lineRule="auto"/>
+      <w:ind w:left="440" w:firstLine="0"/>
+    </w:pPr>
+    <w:rPr>
+      <w:rFonts w:asciiTheme="minorHAnsi" w:eastAsiaTheme="minorEastAsia" w:hAnsiTheme="minorHAnsi" w:cs="Times New Roman"/>
+      <w:sz w:val="22"/>
+      <w:lang w:eastAsia="pt-BR"/>
+    </w:rPr>
+  </w:style>
+  <w:style w:type="character" w:styleId="Hyperlink">
+    <w:name w:val="Hyperlink"/>
+    <w:basedOn w:val="Fontepargpadro"/>
+    <w:uiPriority w:val="99"/>
+    <w:unhideWhenUsed/>
+    <w:rsid w:val="00FF4E9D"/>
+    <w:rPr>
+      <w:color w:val="0563C1" w:themeColor="hyperlink"/>
+      <w:u w:val="single"/>
+    </w:rPr>
+  </w:style>
+  <w:style w:type="table" w:styleId="SimplesTabela1">
+    <w:name w:val="Plain Table 1"/>
+    <w:basedOn w:val="Tabelanormal"/>
+    <w:uiPriority w:val="41"/>
+    <w:rsid w:val="00E3458A"/>
+    <w:pPr>
+      <w:spacing w:after="0" w:line="240" w:lineRule="auto"/>
+    </w:pPr>
+    <w:tblPr>
+      <w:tblStyleRowBandSize w:val="1"/>
+      <w:tblStyleColBandSize w:val="1"/>
+      <w:tblBorders>
+        <w:top w:val="single" w:sz="4" w:space="0" w:color="BFBFBF" w:themeColor="background1" w:themeShade="BF"/>
+        <w:left w:val="single" w:sz="4" w:space="0" w:color="BFBFBF" w:themeColor="background1" w:themeShade="BF"/>
+        <w:bottom w:val="single" w:sz="4" w:space="0" w:color="BFBFBF" w:themeColor="background1" w:themeShade="BF"/>
+        <w:right w:val="single" w:sz="4" w:space="0" w:color="BFBFBF" w:themeColor="background1" w:themeShade="BF"/>
+        <w:insideH w:val="single" w:sz="4" w:space="0" w:color="BFBFBF" w:themeColor="background1" w:themeShade="BF"/>
+        <w:insideV w:val="single" w:sz="4" w:space="0" w:color="BFBFBF" w:themeColor="background1" w:themeShade="BF"/>
+      </w:tblBorders>
+    </w:tblPr>
+    <w:tblStylePr w:type="firstRow">
+      <w:rPr>
+        <w:b/>
+        <w:bCs/>
+      </w:rPr>
+    </w:tblStylePr>
+    <w:tblStylePr w:type="lastRow">
+      <w:rPr>
+        <w:b/>
+        <w:bCs/>
+      </w:rPr>
+      <w:tblPr/>
+      <w:tcPr>
+        <w:tcBorders>
+          <w:top w:val="double" w:sz="4" w:space="0" w:color="BFBFBF" w:themeColor="background1" w:themeShade="BF"/>
+        </w:tcBorders>
+      </w:tcPr>
+    </w:tblStylePr>
+    <w:tblStylePr w:type="firstCol">
+      <w:rPr>
+        <w:b/>
+        <w:bCs/>
+      </w:rPr>
+    </w:tblStylePr>
+    <w:tblStylePr w:type="lastCol">
+      <w:rPr>
+        <w:b/>
+        <w:bCs/>
+      </w:rPr>
+    </w:tblStylePr>
+    <w:tblStylePr w:type="band1Vert">
+      <w:tblPr/>
+      <w:tcPr>
+        <w:shd w:val="clear" w:color="auto" w:fill="F2F2F2" w:themeFill="background1" w:themeFillShade="F2"/>
+      </w:tcPr>
+    </w:tblStylePr>
+    <w:tblStylePr w:type="band1Horz">
+      <w:tblPr/>
+      <w:tcPr>
+        <w:shd w:val="clear" w:color="auto" w:fill="F2F2F2" w:themeFill="background1" w:themeFillShade="F2"/>
+      </w:tcPr>
+    </w:tblStylePr>
   </w:style>
 </w:styles>
 </file>
@@ -3906,4 +7517,16 @@
     </a:ext>
   </a:extLst>
 </a:theme>
+</file>
+
+<file path=customXml/item1.xml><?xml version="1.0" encoding="utf-8"?>
+<b:Sources xmlns:b="http://schemas.openxmlformats.org/officeDocument/2006/bibliography" xmlns="http://schemas.openxmlformats.org/officeDocument/2006/bibliography" SelectedStyle="\APASixthEditionOfficeOnline.xsl" StyleName="APA" Version="6"/>
+</file>
+
+<file path=customXml/itemProps1.xml><?xml version="1.0" encoding="utf-8"?>
+<ds:datastoreItem xmlns:ds="http://schemas.openxmlformats.org/officeDocument/2006/customXml" ds:itemID="{4064C35F-C4BA-4546-8571-02DF282FCC7B}">
+  <ds:schemaRefs>
+    <ds:schemaRef ds:uri="http://schemas.openxmlformats.org/officeDocument/2006/bibliography"/>
+  </ds:schemaRefs>
+</ds:datastoreItem>
 </file>